--- a/docs/wh-procedure-sop.docx
+++ b/docs/wh-procedure-sop.docx
@@ -24,7 +24,7 @@
         <w:pBdr>
           <w:bottom w:val="single" w:color="1E3A5F" w:sz="18"/>
         </w:pBdr>
-        <w:spacing w:after="20"/>
+        <w:spacing w:after="30"/>
         <w:jc w:val="center"/>
       </w:pPr>
       <w:r>
@@ -41,7 +41,7 @@
     </w:p>
     <w:p>
       <w:pPr>
-        <w:spacing w:after="10" w:before="80"/>
+        <w:spacing w:after="10" w:before="120"/>
         <w:jc w:val="center"/>
       </w:pPr>
       <w:r>
@@ -50,25 +50,25 @@
           <w:b/>
           <w:bCs/>
           <w:color w:val="1A2230"/>
-          <w:sz w:val="30"/>
-          <w:szCs w:val="30"/>
-        </w:rPr>
-        <w:t xml:space="preserve">ລະບຽບ ການ ນຳໃຊ້ ລະບົບ ຄຸ້ມຄອງ ສາງ (WH)</w:t>
-      </w:r>
-    </w:p>
-    <w:p>
-      <w:pPr>
-        <w:spacing w:after="160"/>
+          <w:sz w:val="28"/>
+          <w:szCs w:val="28"/>
+        </w:rPr>
+        <w:t xml:space="preserve">ລະບຽບ ຂັ້ນຕອນ ການ ພັດທະນາ ແລະ ຕິດຕັ້ງ ລະບົບ ຄຸ້ມຄອງ ສາງ (WH)</w:t>
+      </w:r>
+    </w:p>
+    <w:p>
+      <w:pPr>
+        <w:spacing w:after="200"/>
         <w:jc w:val="center"/>
       </w:pPr>
       <w:r>
         <w:rPr>
           <w:rFonts w:ascii="Phetsarath OT" w:cs="Phetsarath OT" w:eastAsia="Phetsarath OT" w:hAnsi="Phetsarath OT"/>
           <w:color w:val="455065"/>
-          <w:sz w:val="22"/>
-          <w:szCs w:val="22"/>
-        </w:rPr>
-        <w:t xml:space="preserve">Standard Operating Procedure — Warehouse Information System (WH)</w:t>
+          <w:sz w:val="21"/>
+          <w:szCs w:val="21"/>
+        </w:rPr>
+        <w:t xml:space="preserve">Software Development, Testing, Security &amp; Deployment Procedure — Warehouse Information System (WH)</w:t>
       </w:r>
     </w:p>
     <w:tbl>
@@ -260,7 +260,7 @@
                 <w:sz w:val="19"/>
                 <w:szCs w:val="19"/>
               </w:rPr>
-              <w:t xml:space="preserve">ທົບທວນ / Next review</w:t>
+              <w:t xml:space="preserve">ທົບທວນ ຄັ້ງ ໜ້າ / Next review</w:t>
             </w:r>
           </w:p>
         </w:tc>
@@ -337,7 +337,7 @@
                 <w:sz w:val="19"/>
                 <w:szCs w:val="19"/>
               </w:rPr>
-              <w:t xml:space="preserve">ພະນັກງານ ທຸກ ຄົນ ທີ່ ກ່ຽວຂ້ອງ ກັບ ວຽກ ສາງ · All staff involved in warehouse operations</w:t>
+              <w:t xml:space="preserve">ຕົວ ແອັບ WH · repository ໂຄ້ດ · ສະພາບ ແວດ ລ້ອມ dev / UAT / prod · ທຸກ ຝ່າຍ ພັດທະນາ-ທົດສອບ-ຕິດຕັ້ງ-ບຳລຸງ ຮັກສາ</w:t>
             </w:r>
           </w:p>
         </w:tc>
@@ -345,7 +345,7 @@
     </w:tbl>
     <w:p>
       <w:pPr>
-        <w:spacing w:after="40"/>
+        <w:spacing w:after="60"/>
       </w:pPr>
       <w:r>
         <w:rPr>
@@ -358,7 +358,7 @@
     </w:p>
     <w:tbl>
       <w:tblPr>
-        <w:tblW w:type="dxa" w:w="7700"/>
+        <w:tblW w:type="dxa" w:w="9500"/>
         <w:tblBorders>
           <w:top w:val="single" w:color="D9DEE6" w:sz="4"/>
           <w:left w:val="single" w:color="D9DEE6" w:sz="4"/>
@@ -369,91 +369,15 @@
         </w:tblBorders>
       </w:tblPr>
       <w:tblGrid>
-        <w:gridCol w:w="2566"/>
-        <w:gridCol w:w="2567"/>
-        <w:gridCol w:w="2567"/>
+        <w:gridCol w:w="3166"/>
+        <w:gridCol w:w="3167"/>
+        <w:gridCol w:w="3167"/>
       </w:tblGrid>
       <w:tr>
         <w:tc>
           <w:tcPr>
-            <w:tcW w:type="dxa" w:w="2566"/>
-            <w:shd w:fill="1E3A5F" w:color="auto" w:val="clear"/>
-            <w:tcMar>
-              <w:top w:type="dxa" w:w="50"/>
-              <w:left w:type="dxa" w:w="90"/>
-              <w:bottom w:type="dxa" w:w="50"/>
-              <w:right w:type="dxa" w:w="90"/>
-            </w:tcMar>
-          </w:tcPr>
-          <w:p>
-            <w:r>
-              <w:rPr>
-                <w:rFonts w:ascii="Phetsarath OT" w:cs="Phetsarath OT" w:eastAsia="Phetsarath OT" w:hAnsi="Phetsarath OT"/>
-                <w:b/>
-                <w:bCs/>
-                <w:color w:val="FFFFFF"/>
-                <w:sz w:val="19"/>
-                <w:szCs w:val="19"/>
-              </w:rPr>
-              <w:t xml:space="preserve">ຮ່າງ ໂດຍ / Prepared by</w:t>
-            </w:r>
-          </w:p>
-        </w:tc>
-        <w:tc>
-          <w:tcPr>
-            <w:tcW w:type="dxa" w:w="2567"/>
-            <w:shd w:fill="1E3A5F" w:color="auto" w:val="clear"/>
-            <w:tcMar>
-              <w:top w:type="dxa" w:w="50"/>
-              <w:left w:type="dxa" w:w="90"/>
-              <w:bottom w:type="dxa" w:w="50"/>
-              <w:right w:type="dxa" w:w="90"/>
-            </w:tcMar>
-          </w:tcPr>
-          <w:p>
-            <w:r>
-              <w:rPr>
-                <w:rFonts w:ascii="Phetsarath OT" w:cs="Phetsarath OT" w:eastAsia="Phetsarath OT" w:hAnsi="Phetsarath OT"/>
-                <w:b/>
-                <w:bCs/>
-                <w:color w:val="FFFFFF"/>
-                <w:sz w:val="19"/>
-                <w:szCs w:val="19"/>
-              </w:rPr>
-              <w:t xml:space="preserve">ກວດ ໂດຍ / Reviewed by</w:t>
-            </w:r>
-          </w:p>
-        </w:tc>
-        <w:tc>
-          <w:tcPr>
-            <w:tcW w:type="dxa" w:w="2567"/>
-            <w:shd w:fill="1E3A5F" w:color="auto" w:val="clear"/>
-            <w:tcMar>
-              <w:top w:type="dxa" w:w="50"/>
-              <w:left w:type="dxa" w:w="90"/>
-              <w:bottom w:type="dxa" w:w="50"/>
-              <w:right w:type="dxa" w:w="90"/>
-            </w:tcMar>
-          </w:tcPr>
-          <w:p>
-            <w:r>
-              <w:rPr>
-                <w:rFonts w:ascii="Phetsarath OT" w:cs="Phetsarath OT" w:eastAsia="Phetsarath OT" w:hAnsi="Phetsarath OT"/>
-                <w:b/>
-                <w:bCs/>
-                <w:color w:val="FFFFFF"/>
-                <w:sz w:val="19"/>
-                <w:szCs w:val="19"/>
-              </w:rPr>
-              <w:t xml:space="preserve">ອະນຸມັດ ໂດຍ / Approved by</w:t>
-            </w:r>
-          </w:p>
-        </w:tc>
-      </w:tr>
-      <w:tr>
-        <w:tc>
-          <w:tcPr>
-            <w:tcW w:type="dxa" w:w="2566"/>
+            <w:tcW w:type="dxa" w:w="3166"/>
+            <w:shd w:fill="F5F8FB" w:color="auto" w:val="clear"/>
             <w:tcMar>
               <w:top w:type="dxa" w:w="50"/>
               <w:left w:type="dxa" w:w="90"/>
@@ -471,14 +395,14 @@
                 <w:sz w:val="19"/>
                 <w:szCs w:val="19"/>
               </w:rPr>
-              <w:t xml:space="preserve">
-____________________</w:t>
-            </w:r>
-          </w:p>
-        </w:tc>
-        <w:tc>
-          <w:tcPr>
-            <w:tcW w:type="dxa" w:w="2567"/>
+              <w:t xml:space="preserve">ຮ່າງ ໂດຍ / Prepared by</w:t>
+            </w:r>
+          </w:p>
+        </w:tc>
+        <w:tc>
+          <w:tcPr>
+            <w:tcW w:type="dxa" w:w="3167"/>
+            <w:shd w:fill="F5F8FB" w:color="auto" w:val="clear"/>
             <w:tcMar>
               <w:top w:type="dxa" w:w="50"/>
               <w:left w:type="dxa" w:w="90"/>
@@ -496,14 +420,14 @@
                 <w:sz w:val="19"/>
                 <w:szCs w:val="19"/>
               </w:rPr>
-              <w:t xml:space="preserve">
-____________________</w:t>
-            </w:r>
-          </w:p>
-        </w:tc>
-        <w:tc>
-          <w:tcPr>
-            <w:tcW w:type="dxa" w:w="2567"/>
+              <w:t xml:space="preserve">ກວດ ໂດຍ / Reviewed by</w:t>
+            </w:r>
+          </w:p>
+        </w:tc>
+        <w:tc>
+          <w:tcPr>
+            <w:tcW w:type="dxa" w:w="3167"/>
+            <w:shd w:fill="F5F8FB" w:color="auto" w:val="clear"/>
             <w:tcMar>
               <w:top w:type="dxa" w:w="50"/>
               <w:left w:type="dxa" w:w="90"/>
@@ -521,40 +445,187 @@
                 <w:sz w:val="19"/>
                 <w:szCs w:val="19"/>
               </w:rPr>
+              <w:t xml:space="preserve">ອະນຸມັດ ໂດຍ / Approved by</w:t>
+            </w:r>
+          </w:p>
+        </w:tc>
+      </w:tr>
+      <w:tr>
+        <w:tc>
+          <w:tcPr>
+            <w:tcW w:type="dxa" w:w="3166"/>
+            <w:tcMar>
+              <w:top w:type="dxa" w:w="50"/>
+              <w:left w:type="dxa" w:w="90"/>
+              <w:bottom w:type="dxa" w:w="50"/>
+              <w:right w:type="dxa" w:w="90"/>
+            </w:tcMar>
+          </w:tcPr>
+          <w:p>
+            <w:r>
+              <w:rPr>
+                <w:rFonts w:ascii="Phetsarath OT" w:cs="Phetsarath OT" w:eastAsia="Phetsarath OT" w:hAnsi="Phetsarath OT"/>
+                <w:b/>
+                <w:bCs/>
+                <w:color w:val="1A2230"/>
+                <w:sz w:val="19"/>
+                <w:szCs w:val="19"/>
+              </w:rPr>
               <w:t xml:space="preserve">
 ____________________</w:t>
             </w:r>
           </w:p>
         </w:tc>
+        <w:tc>
+          <w:tcPr>
+            <w:tcW w:type="dxa" w:w="3167"/>
+            <w:tcMar>
+              <w:top w:type="dxa" w:w="50"/>
+              <w:left w:type="dxa" w:w="90"/>
+              <w:bottom w:type="dxa" w:w="50"/>
+              <w:right w:type="dxa" w:w="90"/>
+            </w:tcMar>
+          </w:tcPr>
+          <w:p>
+            <w:r>
+              <w:rPr>
+                <w:rFonts w:ascii="Phetsarath OT" w:cs="Phetsarath OT" w:eastAsia="Phetsarath OT" w:hAnsi="Phetsarath OT"/>
+                <w:b w:val="false"/>
+                <w:bCs w:val="false"/>
+                <w:color w:val="455065"/>
+                <w:sz w:val="19"/>
+                <w:szCs w:val="19"/>
+              </w:rPr>
+              <w:t xml:space="preserve">
+____________________</w:t>
+            </w:r>
+          </w:p>
+        </w:tc>
+        <w:tc>
+          <w:tcPr>
+            <w:tcW w:type="dxa" w:w="3167"/>
+            <w:tcMar>
+              <w:top w:type="dxa" w:w="50"/>
+              <w:left w:type="dxa" w:w="90"/>
+              <w:bottom w:type="dxa" w:w="50"/>
+              <w:right w:type="dxa" w:w="90"/>
+            </w:tcMar>
+          </w:tcPr>
+          <w:p>
+            <w:r>
+              <w:rPr>
+                <w:rFonts w:ascii="Phetsarath OT" w:cs="Phetsarath OT" w:eastAsia="Phetsarath OT" w:hAnsi="Phetsarath OT"/>
+                <w:b w:val="false"/>
+                <w:bCs w:val="false"/>
+                <w:color w:val="455065"/>
+                <w:sz w:val="19"/>
+                <w:szCs w:val="19"/>
+              </w:rPr>
+              <w:t xml:space="preserve">
+____________________</w:t>
+            </w:r>
+          </w:p>
+        </w:tc>
       </w:tr>
     </w:tbl>
     <w:p>
+      <w:r>
+        <w:br w:type="page"/>
+      </w:r>
+    </w:p>
+    <w:p>
+      <w:pPr>
+        <w:spacing w:after="200"/>
+        <w:jc w:val="center"/>
+      </w:pPr>
+      <w:r>
+        <w:rPr>
+          <w:rFonts w:ascii="Phetsarath OT" w:cs="Phetsarath OT" w:eastAsia="Phetsarath OT" w:hAnsi="Phetsarath OT"/>
+          <w:b/>
+          <w:bCs/>
+          <w:color w:val="1A2230"/>
+          <w:sz w:val="34"/>
+          <w:szCs w:val="34"/>
+        </w:rPr>
+        <w:t xml:space="preserve">Contents</w:t>
+      </w:r>
+    </w:p>
+    <w:sdt>
+      <w:sdtPr>
+        <w:alias w:val="Contents"/>
+      </w:sdtPr>
+      <w:sdtContent>
+        <w:p>
+          <w:r>
+            <w:fldChar w:fldCharType="begin" w:dirty="true"/>
+            <w:instrText xml:space="preserve">TOC \h \o "1-3"</w:instrText>
+            <w:fldChar w:fldCharType="separate"/>
+          </w:r>
+        </w:p>
+        <w:p>
+          <w:r>
+            <w:fldChar w:fldCharType="end"/>
+          </w:r>
+        </w:p>
+      </w:sdtContent>
+    </w:sdt>
+    <w:p>
+      <w:r>
+        <w:br w:type="page"/>
+      </w:r>
+    </w:p>
+    <w:p>
       <w:pPr>
         <w:pStyle w:val="Heading1"/>
-        <w:pBdr>
-          <w:bottom w:val="single" w:color="C9D6E5" w:sz="6"/>
-        </w:pBdr>
-        <w:spacing w:after="90" w:before="260"/>
-      </w:pPr>
-      <w:r>
-        <w:rPr>
-          <w:rFonts w:ascii="Phetsarath OT" w:cs="Phetsarath OT" w:eastAsia="Phetsarath OT" w:hAnsi="Phetsarath OT"/>
-          <w:b/>
-          <w:bCs/>
-          <w:color w:val="1E3A5F"/>
-          <w:sz w:val="27"/>
-          <w:szCs w:val="27"/>
-        </w:rPr>
-        <w:t xml:space="preserve">1. ຈຸດປະສົງ   </w:t>
-      </w:r>
-      <w:r>
-        <w:rPr>
-          <w:rFonts w:ascii="Phetsarath OT" w:cs="Phetsarath OT" w:eastAsia="Phetsarath OT" w:hAnsi="Phetsarath OT"/>
-          <w:color w:val="8B95A7"/>
-          <w:sz w:val="20"/>
-          <w:szCs w:val="20"/>
-        </w:rPr>
-        <w:t xml:space="preserve">/ Purpose</w:t>
+      </w:pPr>
+      <w:r>
+        <w:rPr>
+          <w:rFonts w:ascii="Phetsarath OT" w:cs="Phetsarath OT" w:eastAsia="Phetsarath OT" w:hAnsi="Phetsarath OT"/>
+          <w:sz w:val="21"/>
+          <w:szCs w:val="21"/>
+        </w:rPr>
+        <w:t xml:space="preserve">1  OVERVIEW</w:t>
+      </w:r>
+    </w:p>
+    <w:p>
+      <w:pPr>
+        <w:spacing w:after="60"/>
+      </w:pPr>
+      <w:r>
+        <w:rPr>
+          <w:rFonts w:ascii="Phetsarath OT" w:cs="Phetsarath OT" w:eastAsia="Phetsarath OT" w:hAnsi="Phetsarath OT"/>
+          <w:color w:val="8B95A7"/>
+          <w:sz w:val="18"/>
+          <w:szCs w:val="18"/>
+        </w:rPr>
+        <w:t xml:space="preserve">ພາບ ລວມ</w:t>
+      </w:r>
+    </w:p>
+    <w:p>
+      <w:pPr>
+        <w:pStyle w:val="Heading2"/>
+      </w:pPr>
+      <w:r>
+        <w:rPr>
+          <w:rFonts w:ascii="Phetsarath OT" w:cs="Phetsarath OT" w:eastAsia="Phetsarath OT" w:hAnsi="Phetsarath OT"/>
+          <w:sz w:val="21"/>
+          <w:szCs w:val="21"/>
+        </w:rPr>
+        <w:t xml:space="preserve">1.1  Purpose</w:t>
+      </w:r>
+    </w:p>
+    <w:p>
+      <w:pPr>
+        <w:spacing w:after="40"/>
+      </w:pPr>
+      <w:r>
+        <w:rPr>
+          <w:rFonts w:ascii="Phetsarath OT" w:cs="Phetsarath OT" w:eastAsia="Phetsarath OT" w:hAnsi="Phetsarath OT"/>
+          <w:color w:val="8B95A7"/>
+          <w:sz w:val="17"/>
+          <w:szCs w:val="17"/>
+        </w:rPr>
+        <w:t xml:space="preserve">ຈຸດປະສົງ</w:t>
       </w:r>
     </w:p>
     <w:p>
@@ -568,7 +639,48 @@
           <w:sz w:val="21"/>
           <w:szCs w:val="21"/>
         </w:rPr>
-        <w:t xml:space="preserve">ລະບຽບ ນີ້ ກຳນົດ ວິທີ ການ ນຳໃຊ້ ລະບົບ ຄຸ້ມຄອງ ສາງ (WH) ໃຫ້ ເປັນ ມາດຕະຖານ ດຽວ ກັນ ທົ່ວ ອົງກອນ — ເພື່ອ ຮັບປະກັນ ຄວາມ ຖືກຕ້ອງ, ໂປ່ງໃສ ແລະ ກວດສອບ ໄດ້ ຂອງ ຂໍ້ມູນ ວັດສະດຸ, ການ ຢືມ-ຄືນ, ຝາກ, ເບີກ, ເຄື່ອງມື, ການ ກວດກາ ແລະ ການ ຈຳໜ່າຍ.</w:t>
+        <w:t xml:space="preserve">ລະບຽບ ນີ້ ອະທິບາຍ ຂັ້ນຕອນ ການ ພັດທະນາ, ທົດສອບ, ຮັບປະກັນ ຄວາມ ປອດໄພ, ຕິດຕັ້ງ ແລະ ຄຸ້ມຄອງ ການ ປ່ຽນແປງ ຂອງ ລະບົບ ຄຸ້ມຄອງ ສາງ (WH) — ເພື່ອ ໃຫ້ ໝັ້ນ ໃຈ ວ່າ ລະບົບ ຖືກ ສ້າງ ຂຶ້ນ ຢ່າງ ມີ ມາດຕະຖານ, ກວດສອບ ໄດ້ ແລະ ປອດໄພ ກ່ອນ ນຳ ໃຊ້ ຕົວ ຈິງ ທົ່ວ ອົງກອນ.</w:t>
+      </w:r>
+    </w:p>
+    <w:p>
+      <w:pPr>
+        <w:spacing w:after="120"/>
+      </w:pPr>
+      <w:r>
+        <w:rPr>
+          <w:rFonts w:ascii="Phetsarath OT" w:cs="Phetsarath OT" w:eastAsia="Phetsarath OT" w:hAnsi="Phetsarath OT"/>
+          <w:color w:val="455065"/>
+          <w:sz w:val="19"/>
+          <w:szCs w:val="19"/>
+        </w:rPr>
+        <w:t xml:space="preserve">This procedure describes how the WH application is developed, tested, secured, deployed and change-managed, ensuring it is built to a controlled, auditable and secure standard before organisation-wide use.</w:t>
+      </w:r>
+    </w:p>
+    <w:p>
+      <w:pPr>
+        <w:pStyle w:val="Heading2"/>
+      </w:pPr>
+      <w:r>
+        <w:rPr>
+          <w:rFonts w:ascii="Phetsarath OT" w:cs="Phetsarath OT" w:eastAsia="Phetsarath OT" w:hAnsi="Phetsarath OT"/>
+          <w:sz w:val="21"/>
+          <w:szCs w:val="21"/>
+        </w:rPr>
+        <w:t xml:space="preserve">1.2  Scope</w:t>
+      </w:r>
+    </w:p>
+    <w:p>
+      <w:pPr>
+        <w:spacing w:after="40"/>
+      </w:pPr>
+      <w:r>
+        <w:rPr>
+          <w:rFonts w:ascii="Phetsarath OT" w:cs="Phetsarath OT" w:eastAsia="Phetsarath OT" w:hAnsi="Phetsarath OT"/>
+          <w:color w:val="8B95A7"/>
+          <w:sz w:val="17"/>
+          <w:szCs w:val="17"/>
+        </w:rPr>
+        <w:t xml:space="preserve">ຂອບເຂດ</w:t>
       </w:r>
     </w:p>
     <w:p>
@@ -578,40 +690,52 @@
       <w:r>
         <w:rPr>
           <w:rFonts w:ascii="Phetsarath OT" w:cs="Phetsarath OT" w:eastAsia="Phetsarath OT" w:hAnsi="Phetsarath OT"/>
+          <w:color w:val="1A2230"/>
+          <w:sz w:val="21"/>
+          <w:szCs w:val="21"/>
+        </w:rPr>
+        <w:t xml:space="preserve">ໃຊ້ ກັບ ຕົວ ແອັບ WH (Laravel 12 + Livewire), repository ໂຄ້ດ, ສະພາບ ແວດ ລ້ອມ ທັງ ໝົດ (ພັດທະນາ / UAT / ຕົວ ຈິງ) ແລະ ທຸກ ຝ່າຍ ທີ່ ກ່ຽວຂ້ອງ ກັບ ການ ພັດທະນາ, ທົດສອບ, ຕິດຕັ້ງ ແລະ ບຳລຸງ ຮັກສາ ລະບົບ.</w:t>
+      </w:r>
+    </w:p>
+    <w:p>
+      <w:pPr>
+        <w:spacing w:after="120"/>
+      </w:pPr>
+      <w:r>
+        <w:rPr>
+          <w:rFonts w:ascii="Phetsarath OT" w:cs="Phetsarath OT" w:eastAsia="Phetsarath OT" w:hAnsi="Phetsarath OT"/>
           <w:color w:val="455065"/>
-          <w:sz w:val="20"/>
-          <w:szCs w:val="20"/>
-        </w:rPr>
-        <w:t xml:space="preserve">This procedure defines the standard, organisation-wide way of using the Warehouse Information System (WH) to ensure accuracy, transparency and auditability across the full warehouse cycle.</w:t>
-      </w:r>
-    </w:p>
-    <w:p>
-      <w:pPr>
-        <w:pStyle w:val="Heading1"/>
-        <w:pBdr>
-          <w:bottom w:val="single" w:color="C9D6E5" w:sz="6"/>
-        </w:pBdr>
-        <w:spacing w:after="90" w:before="260"/>
-      </w:pPr>
-      <w:r>
-        <w:rPr>
-          <w:rFonts w:ascii="Phetsarath OT" w:cs="Phetsarath OT" w:eastAsia="Phetsarath OT" w:hAnsi="Phetsarath OT"/>
-          <w:b/>
-          <w:bCs/>
-          <w:color w:val="1E3A5F"/>
-          <w:sz w:val="27"/>
-          <w:szCs w:val="27"/>
-        </w:rPr>
-        <w:t xml:space="preserve">2. ຂອບເຂດ   </w:t>
-      </w:r>
-      <w:r>
-        <w:rPr>
-          <w:rFonts w:ascii="Phetsarath OT" w:cs="Phetsarath OT" w:eastAsia="Phetsarath OT" w:hAnsi="Phetsarath OT"/>
-          <w:color w:val="8B95A7"/>
-          <w:sz w:val="20"/>
-          <w:szCs w:val="20"/>
-        </w:rPr>
-        <w:t xml:space="preserve">/ Scope</w:t>
+          <w:sz w:val="19"/>
+          <w:szCs w:val="19"/>
+        </w:rPr>
+        <w:t xml:space="preserve">Applies to the WH application, its source repository, all environments (development / UAT / production), and everyone involved in developing, testing, deploying and maintaining it.</w:t>
+      </w:r>
+    </w:p>
+    <w:p>
+      <w:pPr>
+        <w:pStyle w:val="Heading2"/>
+      </w:pPr>
+      <w:r>
+        <w:rPr>
+          <w:rFonts w:ascii="Phetsarath OT" w:cs="Phetsarath OT" w:eastAsia="Phetsarath OT" w:hAnsi="Phetsarath OT"/>
+          <w:sz w:val="21"/>
+          <w:szCs w:val="21"/>
+        </w:rPr>
+        <w:t xml:space="preserve">1.3  Maintenance</w:t>
+      </w:r>
+    </w:p>
+    <w:p>
+      <w:pPr>
+        <w:spacing w:after="40"/>
+      </w:pPr>
+      <w:r>
+        <w:rPr>
+          <w:rFonts w:ascii="Phetsarath OT" w:cs="Phetsarath OT" w:eastAsia="Phetsarath OT" w:hAnsi="Phetsarath OT"/>
+          <w:color w:val="8B95A7"/>
+          <w:sz w:val="17"/>
+          <w:szCs w:val="17"/>
+        </w:rPr>
+        <w:t xml:space="preserve">ການ ບຳລຸງ ຮັກສາ</w:t>
       </w:r>
     </w:p>
     <w:p>
@@ -625,50 +749,124 @@
           <w:sz w:val="21"/>
           <w:szCs w:val="21"/>
         </w:rPr>
-        <w:t xml:space="preserve">ໃຊ້ ກັບ ພະນັກງານ ທຸກ ຄົນ ທີ່ ໄດ້ ຮັບ ສິດ ເຂົ້າ ໃຊ້ ລະບົບ WH — ຜູ້ ຮ້ອງຂໍ, ພະນັກງານ ສາງ, ຜູ້ ອະນຸມັດ, ຫົວໜ້າ ພະແນກ ແລະ ຜູ້ ດູແລ ລະບົບ. ຄຸ້ມຄອງ ວົງຈອນ ສາງ ຕັ້ງແຕ່ ຮັບ ເຂົ້າ ຈົນ ຈຳໜ່າຍ ອອກ.</w:t>
-      </w:r>
-    </w:p>
-    <w:p>
-      <w:pPr>
-        <w:spacing w:after="80"/>
-      </w:pPr>
+        <w:t xml:space="preserve">ເອກະສານ ນີ້ ຄຸ້ມຄອງ ໂດຍ Warehouse Information Division, ທົບທວນ ຢ່າງ ໜ້ອຍ ປີ ລະ ຄັ້ງ ຫຼື ເມື່ອ ລະບົບ ມີ ການ ປ່ຽນແປງ ໃຫຍ່. ການ ບຳລຸງ ຮັກສາ ລະບົບ ລວມ ມີ:</w:t>
+      </w:r>
+    </w:p>
+    <w:p>
+      <w:pPr>
+        <w:pStyle w:val="ListParagraph"/>
+        <w:numPr>
+          <w:ilvl w:val="0"/>
+          <w:numId w:val="2"/>
+        </w:numPr>
+        <w:spacing w:after="50"/>
+      </w:pPr>
+      <w:r>
+        <w:rPr>
+          <w:rFonts w:ascii="Phetsarath OT" w:cs="Phetsarath OT" w:eastAsia="Phetsarath OT" w:hAnsi="Phetsarath OT"/>
+          <w:b/>
+          <w:bCs/>
+          <w:color w:val="1A2230"/>
+          <w:sz w:val="21"/>
+          <w:szCs w:val="21"/>
+        </w:rPr>
+        <w:t xml:space="preserve">ອັບເດດ dependency + ກວດ ຊ່ອງ ໂຫວ່ — </w:t>
+      </w:r>
       <w:r>
         <w:rPr>
           <w:rFonts w:ascii="Phetsarath OT" w:cs="Phetsarath OT" w:eastAsia="Phetsarath OT" w:hAnsi="Phetsarath OT"/>
           <w:color w:val="455065"/>
-          <w:sz w:val="20"/>
-          <w:szCs w:val="20"/>
-        </w:rPr>
-        <w:t xml:space="preserve">Applies to all staff granted WH access, covering the warehouse cycle from receipt to disposal.</w:t>
-      </w:r>
-    </w:p>
-    <w:p>
-      <w:pPr>
-        <w:pStyle w:val="Heading1"/>
-        <w:pBdr>
-          <w:bottom w:val="single" w:color="C9D6E5" w:sz="6"/>
-        </w:pBdr>
-        <w:spacing w:after="90" w:before="260"/>
-      </w:pPr>
-      <w:r>
-        <w:rPr>
-          <w:rFonts w:ascii="Phetsarath OT" w:cs="Phetsarath OT" w:eastAsia="Phetsarath OT" w:hAnsi="Phetsarath OT"/>
-          <w:b/>
-          <w:bCs/>
-          <w:color w:val="1E3A5F"/>
-          <w:sz w:val="27"/>
-          <w:szCs w:val="27"/>
-        </w:rPr>
-        <w:t xml:space="preserve">3. ນິຍາມ ແລະ ຄຳ ຫຍໍ້   </w:t>
-      </w:r>
-      <w:r>
-        <w:rPr>
-          <w:rFonts w:ascii="Phetsarath OT" w:cs="Phetsarath OT" w:eastAsia="Phetsarath OT" w:hAnsi="Phetsarath OT"/>
-          <w:color w:val="8B95A7"/>
-          <w:sz w:val="20"/>
-          <w:szCs w:val="20"/>
-        </w:rPr>
-        <w:t xml:space="preserve">/ Definitions &amp; Abbreviations</w:t>
+          <w:sz w:val="21"/>
+          <w:szCs w:val="21"/>
+        </w:rPr>
+        <w:t xml:space="preserve">  composer audit ເປັນ ປົກກະຕິ; ປັບປຸງ ຊຸດ ໂປຣແກຣມ ທີ່ ມີ CVE.</w:t>
+      </w:r>
+    </w:p>
+    <w:p>
+      <w:pPr>
+        <w:pStyle w:val="ListParagraph"/>
+        <w:numPr>
+          <w:ilvl w:val="0"/>
+          <w:numId w:val="2"/>
+        </w:numPr>
+        <w:spacing w:after="50"/>
+      </w:pPr>
+      <w:r>
+        <w:rPr>
+          <w:rFonts w:ascii="Phetsarath OT" w:cs="Phetsarath OT" w:eastAsia="Phetsarath OT" w:hAnsi="Phetsarath OT"/>
+          <w:b/>
+          <w:bCs/>
+          <w:color w:val="1A2230"/>
+          <w:sz w:val="21"/>
+          <w:szCs w:val="21"/>
+        </w:rPr>
+        <w:t xml:space="preserve">Backup ຖານ ຂໍ້ມູນ — </w:t>
+      </w:r>
+      <w:r>
+        <w:rPr>
+          <w:rFonts w:ascii="Phetsarath OT" w:cs="Phetsarath OT" w:eastAsia="Phetsarath OT" w:hAnsi="Phetsarath OT"/>
+          <w:color w:val="455065"/>
+          <w:sz w:val="21"/>
+          <w:szCs w:val="21"/>
+        </w:rPr>
+        <w:t xml:space="preserve">  backup ກ່ອນ ທຸກ ການ ປ່ຽນແປງ + ຕາມ ຮອບ; ມີ ໜ້າ Backup/Restore ໃນ ລະບົບ.</w:t>
+      </w:r>
+    </w:p>
+    <w:p>
+      <w:pPr>
+        <w:pStyle w:val="ListParagraph"/>
+        <w:numPr>
+          <w:ilvl w:val="0"/>
+          <w:numId w:val="2"/>
+        </w:numPr>
+        <w:spacing w:after="50"/>
+      </w:pPr>
+      <w:r>
+        <w:rPr>
+          <w:rFonts w:ascii="Phetsarath OT" w:cs="Phetsarath OT" w:eastAsia="Phetsarath OT" w:hAnsi="Phetsarath OT"/>
+          <w:b/>
+          <w:bCs/>
+          <w:color w:val="1A2230"/>
+          <w:sz w:val="21"/>
+          <w:szCs w:val="21"/>
+        </w:rPr>
+        <w:t xml:space="preserve">ຕິດຕາມ log + ແກ້ໄຂ — </w:t>
+      </w:r>
+      <w:r>
+        <w:rPr>
+          <w:rFonts w:ascii="Phetsarath OT" w:cs="Phetsarath OT" w:eastAsia="Phetsarath OT" w:hAnsi="Phetsarath OT"/>
+          <w:color w:val="455065"/>
+          <w:sz w:val="21"/>
+          <w:szCs w:val="21"/>
+        </w:rPr>
+        <w:t xml:space="preserve">  ເຝົ້າ ລະວັງ error log ແລະ Audit Log; ແກ້ໄຂ ຕາມ ຂັ້ນຕອນ ຄວບຄຸມ ການ ປ່ຽນແປງ (ຂໍ້ 2.6).</w:t>
+      </w:r>
+    </w:p>
+    <w:p>
+      <w:pPr>
+        <w:pStyle w:val="Heading2"/>
+      </w:pPr>
+      <w:r>
+        <w:rPr>
+          <w:rFonts w:ascii="Phetsarath OT" w:cs="Phetsarath OT" w:eastAsia="Phetsarath OT" w:hAnsi="Phetsarath OT"/>
+          <w:sz w:val="21"/>
+          <w:szCs w:val="21"/>
+        </w:rPr>
+        <w:t xml:space="preserve">1.4  Definitions</w:t>
+      </w:r>
+    </w:p>
+    <w:p>
+      <w:pPr>
+        <w:spacing w:after="40"/>
+      </w:pPr>
+      <w:r>
+        <w:rPr>
+          <w:rFonts w:ascii="Phetsarath OT" w:cs="Phetsarath OT" w:eastAsia="Phetsarath OT" w:hAnsi="Phetsarath OT"/>
+          <w:color w:val="8B95A7"/>
+          <w:sz w:val="17"/>
+          <w:szCs w:val="17"/>
+        </w:rPr>
+        <w:t xml:space="preserve">ນິຍາມ ແລະ ຄຳ ຫຍໍ້</w:t>
       </w:r>
     </w:p>
     <w:tbl>
@@ -784,7 +982,7 @@
                 <w:sz w:val="19"/>
                 <w:szCs w:val="19"/>
               </w:rPr>
-              <w:t xml:space="preserve">ລະບົບ ຄຸ້ມຄອງ ສາງ / Warehouse Information System</w:t>
+              <w:t xml:space="preserve">ລະບົບ ຄຸ້ມຄອງ ສາງ (ແອັບ ນີ້) / Warehouse Information System</w:t>
             </w:r>
           </w:p>
         </w:tc>
@@ -811,7 +1009,7 @@
                 <w:sz w:val="19"/>
                 <w:szCs w:val="19"/>
               </w:rPr>
-              <w:t xml:space="preserve">RBAC</w:t>
+              <w:t xml:space="preserve">SDLC</w:t>
             </w:r>
           </w:p>
         </w:tc>
@@ -836,7 +1034,7 @@
                 <w:sz w:val="19"/>
                 <w:szCs w:val="19"/>
               </w:rPr>
-              <w:t xml:space="preserve">ຄວບຄຸມ ສິດ ຕາມ ບົດບາດ / Role-Based Access Control (24 menus × 6 actions)</w:t>
+              <w:t xml:space="preserve">ວົງຈອນ ການ ພັດທະນາ ຊອບແວ / Software Development Life Cycle</w:t>
             </w:r>
           </w:p>
         </w:tc>
@@ -862,7 +1060,7 @@
                 <w:sz w:val="19"/>
                 <w:szCs w:val="19"/>
               </w:rPr>
-              <w:t xml:space="preserve">BR / DP / MR</w:t>
+              <w:t xml:space="preserve">UAT</w:t>
             </w:r>
           </w:p>
         </w:tc>
@@ -886,7 +1084,7 @@
                 <w:sz w:val="19"/>
                 <w:szCs w:val="19"/>
               </w:rPr>
-              <w:t xml:space="preserve">ເລກ ໃບ ຢືມ / ຝາກ / ເບີກ · Borrow / Deposit / Material-Request number</w:t>
+              <w:t xml:space="preserve">ການ ທົດສອບ ຮັບຮອງ ໂດຍ ຜູ້ ໃຊ້ / User Acceptance Testing</w:t>
             </w:r>
           </w:p>
         </w:tc>
@@ -913,7 +1111,7 @@
                 <w:sz w:val="19"/>
                 <w:szCs w:val="19"/>
               </w:rPr>
-              <w:t xml:space="preserve">DA / OGA</w:t>
+              <w:t xml:space="preserve">RBAC</w:t>
             </w:r>
           </w:p>
         </w:tc>
@@ -938,7 +1136,7 @@
                 <w:sz w:val="19"/>
                 <w:szCs w:val="19"/>
               </w:rPr>
-              <w:t xml:space="preserve">ໃບ ແຈ້ງ ເຄື່ອງ ຜິດ / ໃບ ສົ່ງ ເຄື່ອງ ອອກ · Discrepancy / Outwards Goods Advice</w:t>
+              <w:t xml:space="preserve">ຄວບຄຸມ ສິດ ຕາມ ບົດບາດ / Role-Based Access Control (24 menus × 6 actions)</w:t>
             </w:r>
           </w:p>
         </w:tc>
@@ -964,7 +1162,7 @@
                 <w:sz w:val="19"/>
                 <w:szCs w:val="19"/>
               </w:rPr>
-              <w:t xml:space="preserve">PM / CM</w:t>
+              <w:t xml:space="preserve">Repo / Git</w:t>
             </w:r>
           </w:p>
         </w:tc>
@@ -988,7 +1186,7 @@
                 <w:sz w:val="19"/>
                 <w:szCs w:val="19"/>
               </w:rPr>
-              <w:t xml:space="preserve">ບຳລຸງ ຕາມ ແຜນ / ສ້ອມແປງ · Preventive / Corrective Maintenance</w:t>
+              <w:t xml:space="preserve">ບ່ອນ ເກັບ ໂຄ້ດ + ຄວບຄຸມ ເວີຊັນ (GitHub)</w:t>
             </w:r>
           </w:p>
         </w:tc>
@@ -1015,7 +1213,7 @@
                 <w:sz w:val="19"/>
                 <w:szCs w:val="19"/>
               </w:rPr>
-              <w:t xml:space="preserve">C / NC / NA</w:t>
+              <w:t xml:space="preserve">VPS</w:t>
             </w:r>
           </w:p>
         </w:tc>
@@ -1040,7 +1238,7 @@
                 <w:sz w:val="19"/>
                 <w:szCs w:val="19"/>
               </w:rPr>
-              <w:t xml:space="preserve">ຜ່ານ / ບໍ່ ຜ່ານ / ບໍ່ ກ່ຽວ · Compliant / Non-Compliant / Not Applicable</w:t>
+              <w:t xml:space="preserve">ເຄື່ອງ ແມ່ຂ່າຍ ສ່ວນ ຕົວ / Virtual Private Server (host)</w:t>
             </w:r>
           </w:p>
         </w:tc>
@@ -1066,7 +1264,7 @@
                 <w:sz w:val="19"/>
                 <w:szCs w:val="19"/>
               </w:rPr>
-              <w:t xml:space="preserve">PDF</w:t>
+              <w:t xml:space="preserve">UAT / Prod</w:t>
             </w:r>
           </w:p>
         </w:tc>
@@ -1090,105 +1288,7 @@
                 <w:sz w:val="19"/>
                 <w:szCs w:val="19"/>
               </w:rPr>
-              <w:t xml:space="preserve">ໃບ ພິມ ທາງ ການ (ຫົວ SCU-WID + ລາຍເຊັນ) · Official printout</w:t>
-            </w:r>
-          </w:p>
-        </w:tc>
-      </w:tr>
-    </w:tbl>
-    <w:p>
-      <w:pPr>
-        <w:pStyle w:val="Heading1"/>
-        <w:pBdr>
-          <w:bottom w:val="single" w:color="C9D6E5" w:sz="6"/>
-        </w:pBdr>
-        <w:spacing w:after="90" w:before="260"/>
-      </w:pPr>
-      <w:r>
-        <w:rPr>
-          <w:rFonts w:ascii="Phetsarath OT" w:cs="Phetsarath OT" w:eastAsia="Phetsarath OT" w:hAnsi="Phetsarath OT"/>
-          <w:b/>
-          <w:bCs/>
-          <w:color w:val="1E3A5F"/>
-          <w:sz w:val="27"/>
-          <w:szCs w:val="27"/>
-        </w:rPr>
-        <w:t xml:space="preserve">4. ບົດບາດ ແລະ ໜ້າ ທີ່   </w:t>
-      </w:r>
-      <w:r>
-        <w:rPr>
-          <w:rFonts w:ascii="Phetsarath OT" w:cs="Phetsarath OT" w:eastAsia="Phetsarath OT" w:hAnsi="Phetsarath OT"/>
-          <w:color w:val="8B95A7"/>
-          <w:sz w:val="20"/>
-          <w:szCs w:val="20"/>
-        </w:rPr>
-        <w:t xml:space="preserve">/ Roles &amp; Responsibilities</w:t>
-      </w:r>
-    </w:p>
-    <w:tbl>
-      <w:tblPr>
-        <w:tblW w:type="dxa" w:w="9500"/>
-        <w:tblBorders>
-          <w:top w:val="single" w:color="D9DEE6" w:sz="4"/>
-          <w:left w:val="single" w:color="D9DEE6" w:sz="4"/>
-          <w:bottom w:val="single" w:color="D9DEE6" w:sz="4"/>
-          <w:right w:val="single" w:color="D9DEE6" w:sz="4"/>
-          <w:insideH w:val="single" w:color="D9DEE6" w:sz="4"/>
-          <w:insideV w:val="single" w:color="D9DEE6" w:sz="4"/>
-        </w:tblBorders>
-      </w:tblPr>
-      <w:tblGrid>
-        <w:gridCol w:w="2600"/>
-        <w:gridCol w:w="6900"/>
-      </w:tblGrid>
-      <w:tr>
-        <w:tc>
-          <w:tcPr>
-            <w:tcW w:type="dxa" w:w="2600"/>
-            <w:shd w:fill="1E3A5F" w:color="auto" w:val="clear"/>
-            <w:tcMar>
-              <w:top w:type="dxa" w:w="50"/>
-              <w:left w:type="dxa" w:w="90"/>
-              <w:bottom w:type="dxa" w:w="50"/>
-              <w:right w:type="dxa" w:w="90"/>
-            </w:tcMar>
-          </w:tcPr>
-          <w:p>
-            <w:r>
-              <w:rPr>
-                <w:rFonts w:ascii="Phetsarath OT" w:cs="Phetsarath OT" w:eastAsia="Phetsarath OT" w:hAnsi="Phetsarath OT"/>
-                <w:b/>
-                <w:bCs/>
-                <w:color w:val="FFFFFF"/>
-                <w:sz w:val="19"/>
-                <w:szCs w:val="19"/>
-              </w:rPr>
-              <w:t xml:space="preserve">ບົດບາດ / Role</w:t>
-            </w:r>
-          </w:p>
-        </w:tc>
-        <w:tc>
-          <w:tcPr>
-            <w:tcW w:type="dxa" w:w="6900"/>
-            <w:shd w:fill="1E3A5F" w:color="auto" w:val="clear"/>
-            <w:tcMar>
-              <w:top w:type="dxa" w:w="50"/>
-              <w:left w:type="dxa" w:w="90"/>
-              <w:bottom w:type="dxa" w:w="50"/>
-              <w:right w:type="dxa" w:w="90"/>
-            </w:tcMar>
-          </w:tcPr>
-          <w:p>
-            <w:r>
-              <w:rPr>
-                <w:rFonts w:ascii="Phetsarath OT" w:cs="Phetsarath OT" w:eastAsia="Phetsarath OT" w:hAnsi="Phetsarath OT"/>
-                <w:b/>
-                <w:bCs/>
-                <w:color w:val="FFFFFF"/>
-                <w:sz w:val="19"/>
-                <w:szCs w:val="19"/>
-              </w:rPr>
-              <w:t xml:space="preserve">ໜ້າ ທີ່ ຫຼັກ / Key responsibility</w:t>
+              <w:t xml:space="preserve">wh.homesang.pro (ທົດສອບ/ໃຊ້ ປັດຈຸບັນ) · wh.namtheun2.com (ຕົວ ຈິງ)</w:t>
             </w:r>
           </w:p>
         </w:tc>
@@ -1196,7 +1296,8 @@
       <w:tr>
         <w:tc>
           <w:tcPr>
-            <w:tcW w:type="dxa" w:w="2600"/>
+            <w:tcW w:type="dxa" w:w="2400"/>
+            <w:shd w:fill="F5F8FB" w:color="auto" w:val="clear"/>
             <w:tcMar>
               <w:top w:type="dxa" w:w="50"/>
               <w:left w:type="dxa" w:w="90"/>
@@ -1214,13 +1315,14 @@
                 <w:sz w:val="19"/>
                 <w:szCs w:val="19"/>
               </w:rPr>
-              <w:t xml:space="preserve">super_admin / admin</w:t>
-            </w:r>
-          </w:p>
-        </w:tc>
-        <w:tc>
-          <w:tcPr>
-            <w:tcW w:type="dxa" w:w="6900"/>
+              <w:t xml:space="preserve">.env / APP_KEY</w:t>
+            </w:r>
+          </w:p>
+        </w:tc>
+        <w:tc>
+          <w:tcPr>
+            <w:tcW w:type="dxa" w:w="7100"/>
+            <w:shd w:fill="F5F8FB" w:color="auto" w:val="clear"/>
             <w:tcMar>
               <w:top w:type="dxa" w:w="50"/>
               <w:left w:type="dxa" w:w="90"/>
@@ -1238,313 +1340,229 @@
                 <w:sz w:val="19"/>
                 <w:szCs w:val="19"/>
               </w:rPr>
-              <w:t xml:space="preserve">ຄຸ້ມຄອງ ລະບົບ ທັງ ໝົດ · ຜູ້ໃຊ້ · ຄ່າ ຕັ້ງ (admin ບໍ່ ແກ້ RBAC)</w:t>
-            </w:r>
-          </w:p>
-        </w:tc>
-      </w:tr>
-      <w:tr>
-        <w:tc>
-          <w:tcPr>
-            <w:tcW w:type="dxa" w:w="2600"/>
-            <w:shd w:fill="F5F8FB" w:color="auto" w:val="clear"/>
-            <w:tcMar>
-              <w:top w:type="dxa" w:w="50"/>
-              <w:left w:type="dxa" w:w="90"/>
-              <w:bottom w:type="dxa" w:w="50"/>
-              <w:right w:type="dxa" w:w="90"/>
-            </w:tcMar>
-          </w:tcPr>
-          <w:p>
-            <w:r>
-              <w:rPr>
-                <w:rFonts w:ascii="Phetsarath OT" w:cs="Phetsarath OT" w:eastAsia="Phetsarath OT" w:hAnsi="Phetsarath OT"/>
-                <w:b/>
-                <w:bCs/>
-                <w:color w:val="1A2230"/>
-                <w:sz w:val="19"/>
-                <w:szCs w:val="19"/>
-              </w:rPr>
-              <w:t xml:space="preserve">warehouse_staff</w:t>
-            </w:r>
-          </w:p>
-        </w:tc>
-        <w:tc>
-          <w:tcPr>
-            <w:tcW w:type="dxa" w:w="6900"/>
-            <w:shd w:fill="F5F8FB" w:color="auto" w:val="clear"/>
-            <w:tcMar>
-              <w:top w:type="dxa" w:w="50"/>
-              <w:left w:type="dxa" w:w="90"/>
-              <w:bottom w:type="dxa" w:w="50"/>
-              <w:right w:type="dxa" w:w="90"/>
-            </w:tcMar>
-          </w:tcPr>
-          <w:p>
-            <w:r>
-              <w:rPr>
-                <w:rFonts w:ascii="Phetsarath OT" w:cs="Phetsarath OT" w:eastAsia="Phetsarath OT" w:hAnsi="Phetsarath OT"/>
-                <w:b w:val="false"/>
-                <w:bCs w:val="false"/>
-                <w:color w:val="455065"/>
-                <w:sz w:val="19"/>
-                <w:szCs w:val="19"/>
-              </w:rPr>
-              <w:t xml:space="preserve">ຈັດການ ສາງ · ມອບ/ຮັບ ຄືນ · ຮັບ ຝາກ · ຈ່າຍ ອອກ · ບັນທຶກ ກວດ/ບຳລຸງ</w:t>
-            </w:r>
-          </w:p>
-        </w:tc>
-      </w:tr>
-      <w:tr>
-        <w:tc>
-          <w:tcPr>
-            <w:tcW w:type="dxa" w:w="2600"/>
-            <w:tcMar>
-              <w:top w:type="dxa" w:w="50"/>
-              <w:left w:type="dxa" w:w="90"/>
-              <w:bottom w:type="dxa" w:w="50"/>
-              <w:right w:type="dxa" w:w="90"/>
-            </w:tcMar>
-          </w:tcPr>
-          <w:p>
-            <w:r>
-              <w:rPr>
-                <w:rFonts w:ascii="Phetsarath OT" w:cs="Phetsarath OT" w:eastAsia="Phetsarath OT" w:hAnsi="Phetsarath OT"/>
-                <w:b/>
-                <w:bCs/>
-                <w:color w:val="1A2230"/>
-                <w:sz w:val="19"/>
-                <w:szCs w:val="19"/>
-              </w:rPr>
-              <w:t xml:space="preserve">approver / line_manager</w:t>
-            </w:r>
-          </w:p>
-        </w:tc>
-        <w:tc>
-          <w:tcPr>
-            <w:tcW w:type="dxa" w:w="6900"/>
-            <w:tcMar>
-              <w:top w:type="dxa" w:w="50"/>
-              <w:left w:type="dxa" w:w="90"/>
-              <w:bottom w:type="dxa" w:w="50"/>
-              <w:right w:type="dxa" w:w="90"/>
-            </w:tcMar>
-          </w:tcPr>
-          <w:p>
-            <w:r>
-              <w:rPr>
-                <w:rFonts w:ascii="Phetsarath OT" w:cs="Phetsarath OT" w:eastAsia="Phetsarath OT" w:hAnsi="Phetsarath OT"/>
-                <w:b w:val="false"/>
-                <w:bCs w:val="false"/>
-                <w:color w:val="455065"/>
-                <w:sz w:val="19"/>
-                <w:szCs w:val="19"/>
-              </w:rPr>
-              <w:t xml:space="preserve">ອະນຸມັດ / ຮັບຮອງ / ເຊັນ ໃບ ຢືມ · ເບີກ · DA · ຈຳໜ່າຍ (ຕາມ ຂອບເຂດ)</w:t>
-            </w:r>
-          </w:p>
-        </w:tc>
-      </w:tr>
-      <w:tr>
-        <w:tc>
-          <w:tcPr>
-            <w:tcW w:type="dxa" w:w="2600"/>
-            <w:shd w:fill="F5F8FB" w:color="auto" w:val="clear"/>
-            <w:tcMar>
-              <w:top w:type="dxa" w:w="50"/>
-              <w:left w:type="dxa" w:w="90"/>
-              <w:bottom w:type="dxa" w:w="50"/>
-              <w:right w:type="dxa" w:w="90"/>
-            </w:tcMar>
-          </w:tcPr>
-          <w:p>
-            <w:r>
-              <w:rPr>
-                <w:rFonts w:ascii="Phetsarath OT" w:cs="Phetsarath OT" w:eastAsia="Phetsarath OT" w:hAnsi="Phetsarath OT"/>
-                <w:b/>
-                <w:bCs/>
-                <w:color w:val="1A2230"/>
-                <w:sz w:val="19"/>
-                <w:szCs w:val="19"/>
-              </w:rPr>
-              <w:t xml:space="preserve">requester</w:t>
-            </w:r>
-          </w:p>
-        </w:tc>
-        <w:tc>
-          <w:tcPr>
-            <w:tcW w:type="dxa" w:w="6900"/>
-            <w:shd w:fill="F5F8FB" w:color="auto" w:val="clear"/>
-            <w:tcMar>
-              <w:top w:type="dxa" w:w="50"/>
-              <w:left w:type="dxa" w:w="90"/>
-              <w:bottom w:type="dxa" w:w="50"/>
-              <w:right w:type="dxa" w:w="90"/>
-            </w:tcMar>
-          </w:tcPr>
-          <w:p>
-            <w:r>
-              <w:rPr>
-                <w:rFonts w:ascii="Phetsarath OT" w:cs="Phetsarath OT" w:eastAsia="Phetsarath OT" w:hAnsi="Phetsarath OT"/>
-                <w:b w:val="false"/>
-                <w:bCs w:val="false"/>
-                <w:color w:val="455065"/>
-                <w:sz w:val="19"/>
-                <w:szCs w:val="19"/>
-              </w:rPr>
-              <w:t xml:space="preserve">ຮ້ອງຂໍ ຢືມ / ຝາກ / ເບີກ (ເຫັນ ສະເພาະ ຂອງ ຕົນ)</w:t>
-            </w:r>
-          </w:p>
-        </w:tc>
-      </w:tr>
-      <w:tr>
-        <w:tc>
-          <w:tcPr>
-            <w:tcW w:type="dxa" w:w="2600"/>
-            <w:tcMar>
-              <w:top w:type="dxa" w:w="50"/>
-              <w:left w:type="dxa" w:w="90"/>
-              <w:bottom w:type="dxa" w:w="50"/>
-              <w:right w:type="dxa" w:w="90"/>
-            </w:tcMar>
-          </w:tcPr>
-          <w:p>
-            <w:r>
-              <w:rPr>
-                <w:rFonts w:ascii="Phetsarath OT" w:cs="Phetsarath OT" w:eastAsia="Phetsarath OT" w:hAnsi="Phetsarath OT"/>
-                <w:b/>
-                <w:bCs/>
-                <w:color w:val="1A2230"/>
-                <w:sz w:val="19"/>
-                <w:szCs w:val="19"/>
-              </w:rPr>
-              <w:t xml:space="preserve">department_admin</w:t>
-            </w:r>
-          </w:p>
-        </w:tc>
-        <w:tc>
-          <w:tcPr>
-            <w:tcW w:type="dxa" w:w="6900"/>
-            <w:tcMar>
-              <w:top w:type="dxa" w:w="50"/>
-              <w:left w:type="dxa" w:w="90"/>
-              <w:bottom w:type="dxa" w:w="50"/>
-              <w:right w:type="dxa" w:w="90"/>
-            </w:tcMar>
-          </w:tcPr>
-          <w:p>
-            <w:r>
-              <w:rPr>
-                <w:rFonts w:ascii="Phetsarath OT" w:cs="Phetsarath OT" w:eastAsia="Phetsarath OT" w:hAnsi="Phetsarath OT"/>
-                <w:b w:val="false"/>
-                <w:bCs w:val="false"/>
-                <w:color w:val="455065"/>
-                <w:sz w:val="19"/>
-                <w:szCs w:val="19"/>
-              </w:rPr>
-              <w:t xml:space="preserve">ຈັດການ ເຄື່ອງມື + ຈຳໜ່າຍ ຂອງ ພະແນກ ຕົນ ເທົ່ານັ້ນ</w:t>
-            </w:r>
-          </w:p>
-        </w:tc>
-      </w:tr>
-      <w:tr>
-        <w:tc>
-          <w:tcPr>
-            <w:tcW w:type="dxa" w:w="2600"/>
-            <w:shd w:fill="F5F8FB" w:color="auto" w:val="clear"/>
-            <w:tcMar>
-              <w:top w:type="dxa" w:w="50"/>
-              <w:left w:type="dxa" w:w="90"/>
-              <w:bottom w:type="dxa" w:w="50"/>
-              <w:right w:type="dxa" w:w="90"/>
-            </w:tcMar>
-          </w:tcPr>
-          <w:p>
-            <w:r>
-              <w:rPr>
-                <w:rFonts w:ascii="Phetsarath OT" w:cs="Phetsarath OT" w:eastAsia="Phetsarath OT" w:hAnsi="Phetsarath OT"/>
-                <w:b/>
-                <w:bCs/>
-                <w:color w:val="1A2230"/>
-                <w:sz w:val="19"/>
-                <w:szCs w:val="19"/>
-              </w:rPr>
-              <w:t xml:space="preserve">supplier</w:t>
-            </w:r>
-          </w:p>
-        </w:tc>
-        <w:tc>
-          <w:tcPr>
-            <w:tcW w:type="dxa" w:w="6900"/>
-            <w:shd w:fill="F5F8FB" w:color="auto" w:val="clear"/>
-            <w:tcMar>
-              <w:top w:type="dxa" w:w="50"/>
-              <w:left w:type="dxa" w:w="90"/>
-              <w:bottom w:type="dxa" w:w="50"/>
-              <w:right w:type="dxa" w:w="90"/>
-            </w:tcMar>
-          </w:tcPr>
-          <w:p>
-            <w:r>
-              <w:rPr>
-                <w:rFonts w:ascii="Phetsarath OT" w:cs="Phetsarath OT" w:eastAsia="Phetsarath OT" w:hAnsi="Phetsarath OT"/>
-                <w:b w:val="false"/>
-                <w:bCs w:val="false"/>
-                <w:color w:val="455065"/>
-                <w:sz w:val="19"/>
-                <w:szCs w:val="19"/>
-              </w:rPr>
-              <w:t xml:space="preserve">ເບິ່ງ/ແກ້ ບັນຊີ ສິນຄ້າ + ຄຳ ສັ່ງ ຂອງ ຕົນ</w:t>
+              <w:t xml:space="preserve">ໄຟລ໌ ຄ່າ ຕັ້ງ + ກະແຈ ເຂົ້າ ລະຫັດ (ຄວາມ ລັບ — ບໍ່ commit)</w:t>
             </w:r>
           </w:p>
         </w:tc>
       </w:tr>
     </w:tbl>
     <w:p>
-      <w:pPr>
-        <w:pBdr>
-          <w:left w:val="single" w:color="B45309" w:sz="18"/>
-        </w:pBdr>
-        <w:shd w:fill="FDF3E3" w:color="auto" w:val="clear"/>
-        <w:spacing w:after="80" w:before="80"/>
+      <w:r>
+        <w:br w:type="page"/>
+      </w:r>
+    </w:p>
+    <w:p>
+      <w:pPr>
+        <w:pStyle w:val="Heading1"/>
+      </w:pPr>
+      <w:r>
+        <w:rPr>
+          <w:rFonts w:ascii="Phetsarath OT" w:cs="Phetsarath OT" w:eastAsia="Phetsarath OT" w:hAnsi="Phetsarath OT"/>
+          <w:sz w:val="21"/>
+          <w:szCs w:val="21"/>
+        </w:rPr>
+        <w:t xml:space="preserve">2  PROCEDURE</w:t>
+      </w:r>
+    </w:p>
+    <w:p>
+      <w:pPr>
+        <w:spacing w:after="60"/>
+      </w:pPr>
+      <w:r>
+        <w:rPr>
+          <w:rFonts w:ascii="Phetsarath OT" w:cs="Phetsarath OT" w:eastAsia="Phetsarath OT" w:hAnsi="Phetsarath OT"/>
+          <w:color w:val="8B95A7"/>
+          <w:sz w:val="18"/>
+          <w:szCs w:val="18"/>
+        </w:rPr>
+        <w:t xml:space="preserve">ຂັ້ນຕອນ ປະຕິບັດ</w:t>
+      </w:r>
+    </w:p>
+    <w:p>
+      <w:pPr>
+        <w:pStyle w:val="Heading2"/>
+      </w:pPr>
+      <w:r>
+        <w:rPr>
+          <w:rFonts w:ascii="Phetsarath OT" w:cs="Phetsarath OT" w:eastAsia="Phetsarath OT" w:hAnsi="Phetsarath OT"/>
+          <w:sz w:val="21"/>
+          <w:szCs w:val="21"/>
+        </w:rPr>
+        <w:t xml:space="preserve">2.1  Business Requirement Definition</w:t>
+      </w:r>
+    </w:p>
+    <w:p>
+      <w:pPr>
+        <w:spacing w:after="40"/>
+      </w:pPr>
+      <w:r>
+        <w:rPr>
+          <w:rFonts w:ascii="Phetsarath OT" w:cs="Phetsarath OT" w:eastAsia="Phetsarath OT" w:hAnsi="Phetsarath OT"/>
+          <w:color w:val="8B95A7"/>
+          <w:sz w:val="17"/>
+          <w:szCs w:val="17"/>
+        </w:rPr>
+        <w:t xml:space="preserve">ກຳນົດ ຄວາມ ຕ້ອງການ</w:t>
+      </w:r>
+    </w:p>
+    <w:p>
+      <w:pPr>
+        <w:pStyle w:val="Heading3"/>
+      </w:pPr>
+      <w:r>
+        <w:rPr>
+          <w:rFonts w:ascii="Phetsarath OT" w:cs="Phetsarath OT" w:eastAsia="Phetsarath OT" w:hAnsi="Phetsarath OT"/>
+          <w:sz w:val="21"/>
+          <w:szCs w:val="21"/>
+        </w:rPr>
+        <w:t xml:space="preserve">2.1.1  Purpose</w:t>
+      </w:r>
+      <w:r>
+        <w:rPr>
+          <w:rFonts w:ascii="Phetsarath OT" w:cs="Phetsarath OT" w:eastAsia="Phetsarath OT" w:hAnsi="Phetsarath OT"/>
+          <w:color w:val="8B95A7"/>
+          <w:sz w:val="17"/>
+          <w:szCs w:val="17"/>
+        </w:rPr>
+        <w:t xml:space="preserve">   / ຈຸດປະສົງ</w:t>
+      </w:r>
+    </w:p>
+    <w:p>
+      <w:pPr>
+        <w:spacing w:after="80"/>
       </w:pPr>
       <w:r>
         <w:rPr>
           <w:rFonts w:ascii="Phetsarath OT" w:cs="Phetsarath OT" w:eastAsia="Phetsarath OT" w:hAnsi="Phetsarath OT"/>
           <w:color w:val="1A2230"/>
-          <w:sz w:val="20"/>
-          <w:szCs w:val="20"/>
-        </w:rPr>
-        <w:t xml:space="preserve">🔒 ຜູ້ໃຊ້ ເຫັນ ແລະ ເຮັດ ໄດ້ ສະເພາະ ຕາມ ສິດ ທີ່ ໄດ້ ຮັບ (all / ພະແນກ / ຂອງ ຕົນ). Each user acts only within their granted permission scope.</w:t>
-      </w:r>
-    </w:p>
-    <w:p>
-      <w:pPr>
-        <w:pStyle w:val="Heading1"/>
-        <w:pBdr>
-          <w:bottom w:val="single" w:color="C9D6E5" w:sz="6"/>
-        </w:pBdr>
-        <w:spacing w:after="90" w:before="260"/>
-      </w:pPr>
-      <w:r>
-        <w:rPr>
-          <w:rFonts w:ascii="Phetsarath OT" w:cs="Phetsarath OT" w:eastAsia="Phetsarath OT" w:hAnsi="Phetsarath OT"/>
-          <w:b/>
-          <w:bCs/>
-          <w:color w:val="1E3A5F"/>
-          <w:sz w:val="27"/>
-          <w:szCs w:val="27"/>
-        </w:rPr>
-        <w:t xml:space="preserve">5. ຫຼັກ ການ ທົ່ວ ໄປ   </w:t>
-      </w:r>
-      <w:r>
-        <w:rPr>
-          <w:rFonts w:ascii="Phetsarath OT" w:cs="Phetsarath OT" w:eastAsia="Phetsarath OT" w:hAnsi="Phetsarath OT"/>
-          <w:color w:val="8B95A7"/>
-          <w:sz w:val="20"/>
-          <w:szCs w:val="20"/>
-        </w:rPr>
-        <w:t xml:space="preserve">/ General Rules (every module)</w:t>
+          <w:sz w:val="21"/>
+          <w:szCs w:val="21"/>
+        </w:rPr>
+        <w:t xml:space="preserve">ເກັບ ກຳ ແລະ ບັນທຶກ ຄວາມ ຕ້ອງການ ທຸລະກິດ ຂອງ ວຽກ ສາງ ໃຫ້ ຄົບ ຖ້ວນ, ເພື່ອ ໃຫ້ ການ ພັດທະນາ ຢູ່ ຕົງ ຕາມ ຄວາມ ຕ້ອງການ ຈິງ.</w:t>
+      </w:r>
+    </w:p>
+    <w:p>
+      <w:pPr>
+        <w:pStyle w:val="Heading3"/>
+      </w:pPr>
+      <w:r>
+        <w:rPr>
+          <w:rFonts w:ascii="Phetsarath OT" w:cs="Phetsarath OT" w:eastAsia="Phetsarath OT" w:hAnsi="Phetsarath OT"/>
+          <w:sz w:val="21"/>
+          <w:szCs w:val="21"/>
+        </w:rPr>
+        <w:t xml:space="preserve">2.1.2  Workflow</w:t>
+      </w:r>
+      <w:r>
+        <w:rPr>
+          <w:rFonts w:ascii="Phetsarath OT" w:cs="Phetsarath OT" w:eastAsia="Phetsarath OT" w:hAnsi="Phetsarath OT"/>
+          <w:color w:val="8B95A7"/>
+          <w:sz w:val="17"/>
+          <w:szCs w:val="17"/>
+        </w:rPr>
+        <w:t xml:space="preserve">   / ຂັ້ນຕອນ</w:t>
+      </w:r>
+    </w:p>
+    <w:p>
+      <w:pPr>
+        <w:spacing w:after="110" w:before="40"/>
+      </w:pPr>
+      <w:r>
+        <w:rPr>
+          <w:rFonts w:ascii="Phetsarath OT" w:cs="Phetsarath OT" w:eastAsia="Phetsarath OT" w:hAnsi="Phetsarath OT"/>
+          <w:b/>
+          <w:bCs/>
+          <w:color w:val="274B78"/>
+          <w:sz w:val="18"/>
+          <w:szCs w:val="18"/>
+          <w:shd w:fill="EAF0F7" w:color="auto" w:val="clear"/>
+        </w:rPr>
+        <w:t xml:space="preserve"> ເກັບ ຄວາມ ຕ້ອງການ </w:t>
+      </w:r>
+      <w:r>
+        <w:rPr>
+          <w:rFonts w:ascii="Phetsarath OT" w:cs="Phetsarath OT" w:eastAsia="Phetsarath OT" w:hAnsi="Phetsarath OT"/>
+          <w:color w:val="8B95A7"/>
+          <w:sz w:val="18"/>
+          <w:szCs w:val="18"/>
+        </w:rPr>
+        <w:t xml:space="preserve">  →  </w:t>
+      </w:r>
+      <w:r>
+        <w:rPr>
+          <w:rFonts w:ascii="Phetsarath OT" w:cs="Phetsarath OT" w:eastAsia="Phetsarath OT" w:hAnsi="Phetsarath OT"/>
+          <w:b/>
+          <w:bCs/>
+          <w:color w:val="274B78"/>
+          <w:sz w:val="18"/>
+          <w:szCs w:val="18"/>
+          <w:shd w:fill="EAF0F7" w:color="auto" w:val="clear"/>
+        </w:rPr>
+        <w:t xml:space="preserve"> ວິເຄາະ + ຈັດ ໝວດ ໂມດູລ </w:t>
+      </w:r>
+      <w:r>
+        <w:rPr>
+          <w:rFonts w:ascii="Phetsarath OT" w:cs="Phetsarath OT" w:eastAsia="Phetsarath OT" w:hAnsi="Phetsarath OT"/>
+          <w:color w:val="8B95A7"/>
+          <w:sz w:val="18"/>
+          <w:szCs w:val="18"/>
+        </w:rPr>
+        <w:t xml:space="preserve">  →  </w:t>
+      </w:r>
+      <w:r>
+        <w:rPr>
+          <w:rFonts w:ascii="Phetsarath OT" w:cs="Phetsarath OT" w:eastAsia="Phetsarath OT" w:hAnsi="Phetsarath OT"/>
+          <w:b/>
+          <w:bCs/>
+          <w:color w:val="274B78"/>
+          <w:sz w:val="18"/>
+          <w:szCs w:val="18"/>
+          <w:shd w:fill="EAF0F7" w:color="auto" w:val="clear"/>
+        </w:rPr>
+        <w:t xml:space="preserve"> ຂຽນ ເອກະສານ </w:t>
+      </w:r>
+      <w:r>
+        <w:rPr>
+          <w:rFonts w:ascii="Phetsarath OT" w:cs="Phetsarath OT" w:eastAsia="Phetsarath OT" w:hAnsi="Phetsarath OT"/>
+          <w:color w:val="8B95A7"/>
+          <w:sz w:val="18"/>
+          <w:szCs w:val="18"/>
+        </w:rPr>
+        <w:t xml:space="preserve">  →  </w:t>
+      </w:r>
+      <w:r>
+        <w:rPr>
+          <w:rFonts w:ascii="Phetsarath OT" w:cs="Phetsarath OT" w:eastAsia="Phetsarath OT" w:hAnsi="Phetsarath OT"/>
+          <w:b/>
+          <w:bCs/>
+          <w:color w:val="274B78"/>
+          <w:sz w:val="18"/>
+          <w:szCs w:val="18"/>
+          <w:shd w:fill="EAF0F7" w:color="auto" w:val="clear"/>
+        </w:rPr>
+        <w:t xml:space="preserve"> ຢືນຢັນ ກັບ ຜູ້ ໃຊ້/ຫົວໜ້າ </w:t>
+      </w:r>
+    </w:p>
+    <w:p>
+      <w:pPr>
+        <w:pStyle w:val="Heading3"/>
+      </w:pPr>
+      <w:r>
+        <w:rPr>
+          <w:rFonts w:ascii="Phetsarath OT" w:cs="Phetsarath OT" w:eastAsia="Phetsarath OT" w:hAnsi="Phetsarath OT"/>
+          <w:sz w:val="21"/>
+          <w:szCs w:val="21"/>
+        </w:rPr>
+        <w:t xml:space="preserve">2.1.3  Details</w:t>
+      </w:r>
+      <w:r>
+        <w:rPr>
+          <w:rFonts w:ascii="Phetsarath OT" w:cs="Phetsarath OT" w:eastAsia="Phetsarath OT" w:hAnsi="Phetsarath OT"/>
+          <w:color w:val="8B95A7"/>
+          <w:sz w:val="17"/>
+          <w:szCs w:val="17"/>
+        </w:rPr>
+        <w:t xml:space="preserve">   / ລາຍລະອຽດ</w:t>
       </w:r>
     </w:p>
     <w:p>
@@ -1565,7 +1583,7 @@
           <w:sz w:val="21"/>
           <w:szCs w:val="21"/>
         </w:rPr>
-        <w:t xml:space="preserve">ເຂົ້າ ລະບົບ — </w:t>
+        <w:t xml:space="preserve">ທົດແທນ ລະບົບ ເກົ່າ WIBT (Firebase) </w:t>
       </w:r>
       <w:r>
         <w:rPr>
@@ -1574,7 +1592,7 @@
           <w:sz w:val="21"/>
           <w:szCs w:val="21"/>
         </w:rPr>
-        <w:t xml:space="preserve">  ໃຊ້ email + ລະຫັດ ຂອງ ຕົນ. ຄັ້ງ ທຳ ອິດ ບັງຄັບ ປ່ຽນ ລະຫັດ. ຫ້າມ ໃຊ້ ບັນຊີ ຮ່ວມ ກັນ.</w:t>
+        <w:t xml:space="preserve">  ດ້ວຍ ລະບົບ ໃໝ່ ທີ່ ຄຸ້ມຄອງ ຄົບ ວົງຈອນ ສາງ ແລະ ຮອງຮັບ ພາສາ ລາວ ເຕັມ ຮູບແບບ.</w:t>
       </w:r>
     </w:p>
     <w:p>
@@ -1595,7 +1613,7 @@
           <w:sz w:val="21"/>
           <w:szCs w:val="21"/>
         </w:rPr>
-        <w:t xml:space="preserve">ຮູບ ຫຼັກຖານ — </w:t>
+        <w:t xml:space="preserve">ຂອບເຂດ ໂມດູລ: </w:t>
       </w:r>
       <w:r>
         <w:rPr>
@@ -1604,7 +1622,7 @@
           <w:sz w:val="21"/>
           <w:szCs w:val="21"/>
         </w:rPr>
-        <w:t xml:space="preserve">  ຖ່າຍ ຕາມ ຈຸດ ບັງຄັບ (ມອບ/ຮັບ ຄືນ, ຂໍ້ NC). ທຸກ ຮູບ ຝັງ ວັນທີ+ເວລາ ອັດຕະໂນມັດ.</w:t>
+        <w:t xml:space="preserve">  ສາງ ວັດສະດຸ, ຢືມ, ຝາກ, ເບີກ, ເຄື່ອງມື+ບຳລຸງຮັກສາ, ກວດ ສະຖານທີ່, ຈຳໜ່າຍ, DA/OGA, ບັນຊີ ສິນຄ້າ, ງານ ວາງສະແດງ, ບໍລິຫານ ລະບົບ.</w:t>
       </w:r>
     </w:p>
     <w:p>
@@ -1625,7 +1643,7 @@
           <w:sz w:val="21"/>
           <w:szCs w:val="21"/>
         </w:rPr>
-        <w:t xml:space="preserve">ລຶບ ຕ້ອງ ໃສ່ ເຫດຜົນ — </w:t>
+        <w:t xml:space="preserve">ຂໍ້ ກຳນົດ ຫຼັກ: </w:t>
       </w:r>
       <w:r>
         <w:rPr>
@@ -1634,7 +1652,7 @@
           <w:sz w:val="21"/>
           <w:szCs w:val="21"/>
         </w:rPr>
-        <w:t xml:space="preserve">  ລຶບ → ຍ້າຍ ໄປ Deleted Log (ກູ້ຄືນ ໄດ້, ຈົດ ຜູ້ ລຶບ). ບໍ່ ມີ ການ ລຶບ ຖາວອນ.</w:t>
+        <w:t xml:space="preserve">  RBAC 24 ເມນູ, soft-delete + ເຫດຜົນ, ໃບ PDF ຫົວ ທາງ ການ SCU-WID, Audit Log ບັນທຶກ ທຸກ ການ ກະທຳ.</w:t>
       </w:r>
     </w:p>
     <w:p>
@@ -1655,7 +1673,7 @@
           <w:sz w:val="21"/>
           <w:szCs w:val="21"/>
         </w:rPr>
-        <w:t xml:space="preserve">ອະນຸມັດ ຕາມ ຂັ້ນຕອນ — </w:t>
+        <w:t xml:space="preserve">ຍ້າຍ ຂໍ້ມູນ: </w:t>
       </w:r>
       <w:r>
         <w:rPr>
@@ -1664,7 +1682,215 @@
           <w:sz w:val="21"/>
           <w:szCs w:val="21"/>
         </w:rPr>
-        <w:t xml:space="preserve">  ຫ້າມ ຂ້າມ ຂັ້ນ; ໃບ ຕ້ອງ ຜ່ານ ຜູ້ ອະນຸມັດ ກ່ອນ ດຳເນີນ ຕໍ່.</w:t>
+        <w:t xml:space="preserve">  ຂໍ້ມູນ ການ ຢືມ ທີ່ ໃຊ້ ຢູ່ ຈິງ ໃນ ລະບົບ ເກົ່າ ຕ້ອງ ຍ້າຍ ເຂົ້າ ລະບົບ ໃໝ່ ໂດຍ ຮັກສາ ຄົບ.</w:t>
+      </w:r>
+    </w:p>
+    <w:p>
+      <w:pPr>
+        <w:pStyle w:val="Heading2"/>
+      </w:pPr>
+      <w:r>
+        <w:rPr>
+          <w:rFonts w:ascii="Phetsarath OT" w:cs="Phetsarath OT" w:eastAsia="Phetsarath OT" w:hAnsi="Phetsarath OT"/>
+          <w:sz w:val="21"/>
+          <w:szCs w:val="21"/>
+        </w:rPr>
+        <w:t xml:space="preserve">2.2  Solution Design and Development</w:t>
+      </w:r>
+    </w:p>
+    <w:p>
+      <w:pPr>
+        <w:spacing w:after="40"/>
+      </w:pPr>
+      <w:r>
+        <w:rPr>
+          <w:rFonts w:ascii="Phetsarath OT" w:cs="Phetsarath OT" w:eastAsia="Phetsarath OT" w:hAnsi="Phetsarath OT"/>
+          <w:color w:val="8B95A7"/>
+          <w:sz w:val="17"/>
+          <w:szCs w:val="17"/>
+        </w:rPr>
+        <w:t xml:space="preserve">ອອກແບບ ແລະ ພັດທະນາ</w:t>
+      </w:r>
+    </w:p>
+    <w:p>
+      <w:pPr>
+        <w:pStyle w:val="Heading3"/>
+      </w:pPr>
+      <w:r>
+        <w:rPr>
+          <w:rFonts w:ascii="Phetsarath OT" w:cs="Phetsarath OT" w:eastAsia="Phetsarath OT" w:hAnsi="Phetsarath OT"/>
+          <w:sz w:val="21"/>
+          <w:szCs w:val="21"/>
+        </w:rPr>
+        <w:t xml:space="preserve">2.2.1  Purpose</w:t>
+      </w:r>
+      <w:r>
+        <w:rPr>
+          <w:rFonts w:ascii="Phetsarath OT" w:cs="Phetsarath OT" w:eastAsia="Phetsarath OT" w:hAnsi="Phetsarath OT"/>
+          <w:color w:val="8B95A7"/>
+          <w:sz w:val="17"/>
+          <w:szCs w:val="17"/>
+        </w:rPr>
+        <w:t xml:space="preserve">   / ຈຸດປະສົງ</w:t>
+      </w:r>
+    </w:p>
+    <w:p>
+      <w:pPr>
+        <w:spacing w:after="80"/>
+      </w:pPr>
+      <w:r>
+        <w:rPr>
+          <w:rFonts w:ascii="Phetsarath OT" w:cs="Phetsarath OT" w:eastAsia="Phetsarath OT" w:hAnsi="Phetsarath OT"/>
+          <w:color w:val="1A2230"/>
+          <w:sz w:val="21"/>
+          <w:szCs w:val="21"/>
+        </w:rPr>
+        <w:t xml:space="preserve">ອອກແບບ ໂຄງສ້າງ ທີ່ ໝັ້ນຄົງ, ປອດໄພ ແລະ ບຳລຸງ ຮັກສາ ໄດ້ ງ່າຍ, ແລ້ວ ພັດທະນາ ໂມດູລ ໃຫ້ ຕົງ ຕາມ ຂໍ້ ກຳນົດ.</w:t>
+      </w:r>
+    </w:p>
+    <w:p>
+      <w:pPr>
+        <w:pStyle w:val="Heading3"/>
+      </w:pPr>
+      <w:r>
+        <w:rPr>
+          <w:rFonts w:ascii="Phetsarath OT" w:cs="Phetsarath OT" w:eastAsia="Phetsarath OT" w:hAnsi="Phetsarath OT"/>
+          <w:sz w:val="21"/>
+          <w:szCs w:val="21"/>
+        </w:rPr>
+        <w:t xml:space="preserve">2.2.2  Workflow</w:t>
+      </w:r>
+      <w:r>
+        <w:rPr>
+          <w:rFonts w:ascii="Phetsarath OT" w:cs="Phetsarath OT" w:eastAsia="Phetsarath OT" w:hAnsi="Phetsarath OT"/>
+          <w:color w:val="8B95A7"/>
+          <w:sz w:val="17"/>
+          <w:szCs w:val="17"/>
+        </w:rPr>
+        <w:t xml:space="preserve">   / ຂັ້ນຕອນ</w:t>
+      </w:r>
+    </w:p>
+    <w:p>
+      <w:pPr>
+        <w:spacing w:after="110" w:before="40"/>
+      </w:pPr>
+      <w:r>
+        <w:rPr>
+          <w:rFonts w:ascii="Phetsarath OT" w:cs="Phetsarath OT" w:eastAsia="Phetsarath OT" w:hAnsi="Phetsarath OT"/>
+          <w:b/>
+          <w:bCs/>
+          <w:color w:val="274B78"/>
+          <w:sz w:val="18"/>
+          <w:szCs w:val="18"/>
+          <w:shd w:fill="EAF0F7" w:color="auto" w:val="clear"/>
+        </w:rPr>
+        <w:t xml:space="preserve"> ອອກແບບ schema + UI </w:t>
+      </w:r>
+      <w:r>
+        <w:rPr>
+          <w:rFonts w:ascii="Phetsarath OT" w:cs="Phetsarath OT" w:eastAsia="Phetsarath OT" w:hAnsi="Phetsarath OT"/>
+          <w:color w:val="8B95A7"/>
+          <w:sz w:val="18"/>
+          <w:szCs w:val="18"/>
+        </w:rPr>
+        <w:t xml:space="preserve">  →  </w:t>
+      </w:r>
+      <w:r>
+        <w:rPr>
+          <w:rFonts w:ascii="Phetsarath OT" w:cs="Phetsarath OT" w:eastAsia="Phetsarath OT" w:hAnsi="Phetsarath OT"/>
+          <w:b/>
+          <w:bCs/>
+          <w:color w:val="274B78"/>
+          <w:sz w:val="18"/>
+          <w:szCs w:val="18"/>
+          <w:shd w:fill="EAF0F7" w:color="auto" w:val="clear"/>
+        </w:rPr>
+        <w:t xml:space="preserve"> ພັດທະນາ ໂມດູລ </w:t>
+      </w:r>
+      <w:r>
+        <w:rPr>
+          <w:rFonts w:ascii="Phetsarath OT" w:cs="Phetsarath OT" w:eastAsia="Phetsarath OT" w:hAnsi="Phetsarath OT"/>
+          <w:color w:val="8B95A7"/>
+          <w:sz w:val="18"/>
+          <w:szCs w:val="18"/>
+        </w:rPr>
+        <w:t xml:space="preserve">  →  </w:t>
+      </w:r>
+      <w:r>
+        <w:rPr>
+          <w:rFonts w:ascii="Phetsarath OT" w:cs="Phetsarath OT" w:eastAsia="Phetsarath OT" w:hAnsi="Phetsarath OT"/>
+          <w:b/>
+          <w:bCs/>
+          <w:color w:val="274B78"/>
+          <w:sz w:val="18"/>
+          <w:szCs w:val="18"/>
+          <w:shd w:fill="EAF0F7" w:color="auto" w:val="clear"/>
+        </w:rPr>
+        <w:t xml:space="preserve"> ຂຽນ test (Pest) </w:t>
+      </w:r>
+      <w:r>
+        <w:rPr>
+          <w:rFonts w:ascii="Phetsarath OT" w:cs="Phetsarath OT" w:eastAsia="Phetsarath OT" w:hAnsi="Phetsarath OT"/>
+          <w:color w:val="8B95A7"/>
+          <w:sz w:val="18"/>
+          <w:szCs w:val="18"/>
+        </w:rPr>
+        <w:t xml:space="preserve">  →  </w:t>
+      </w:r>
+      <w:r>
+        <w:rPr>
+          <w:rFonts w:ascii="Phetsarath OT" w:cs="Phetsarath OT" w:eastAsia="Phetsarath OT" w:hAnsi="Phetsarath OT"/>
+          <w:b/>
+          <w:bCs/>
+          <w:color w:val="274B78"/>
+          <w:sz w:val="18"/>
+          <w:szCs w:val="18"/>
+          <w:shd w:fill="EAF0F7" w:color="auto" w:val="clear"/>
+        </w:rPr>
+        <w:t xml:space="preserve"> review + ປັບປຸງ </w:t>
+      </w:r>
+      <w:r>
+        <w:rPr>
+          <w:rFonts w:ascii="Phetsarath OT" w:cs="Phetsarath OT" w:eastAsia="Phetsarath OT" w:hAnsi="Phetsarath OT"/>
+          <w:color w:val="8B95A7"/>
+          <w:sz w:val="18"/>
+          <w:szCs w:val="18"/>
+        </w:rPr>
+        <w:t xml:space="preserve">  →  </w:t>
+      </w:r>
+      <w:r>
+        <w:rPr>
+          <w:rFonts w:ascii="Phetsarath OT" w:cs="Phetsarath OT" w:eastAsia="Phetsarath OT" w:hAnsi="Phetsarath OT"/>
+          <w:b/>
+          <w:bCs/>
+          <w:color w:val="274B78"/>
+          <w:sz w:val="18"/>
+          <w:szCs w:val="18"/>
+          <w:shd w:fill="EAF0F7" w:color="auto" w:val="clear"/>
+        </w:rPr>
+        <w:t xml:space="preserve"> commit </w:t>
+      </w:r>
+    </w:p>
+    <w:p>
+      <w:pPr>
+        <w:pStyle w:val="Heading3"/>
+      </w:pPr>
+      <w:r>
+        <w:rPr>
+          <w:rFonts w:ascii="Phetsarath OT" w:cs="Phetsarath OT" w:eastAsia="Phetsarath OT" w:hAnsi="Phetsarath OT"/>
+          <w:sz w:val="21"/>
+          <w:szCs w:val="21"/>
+        </w:rPr>
+        <w:t xml:space="preserve">2.2.3  Details</w:t>
+      </w:r>
+      <w:r>
+        <w:rPr>
+          <w:rFonts w:ascii="Phetsarath OT" w:cs="Phetsarath OT" w:eastAsia="Phetsarath OT" w:hAnsi="Phetsarath OT"/>
+          <w:color w:val="8B95A7"/>
+          <w:sz w:val="17"/>
+          <w:szCs w:val="17"/>
+        </w:rPr>
+        <w:t xml:space="preserve">   / ລາຍລະອຽດ</w:t>
       </w:r>
     </w:p>
     <w:p>
@@ -1685,7 +1911,7 @@
           <w:sz w:val="21"/>
           <w:szCs w:val="21"/>
         </w:rPr>
-        <w:t xml:space="preserve">ໃບ PDF — </w:t>
+        <w:t xml:space="preserve">ເຕັກໂນໂລຢີ: </w:t>
       </w:r>
       <w:r>
         <w:rPr>
@@ -1694,7 +1920,7 @@
           <w:sz w:val="21"/>
           <w:szCs w:val="21"/>
         </w:rPr>
-        <w:t xml:space="preserve">  ພິມ ໃບ ທາງ ການ (ຫົວ SCU-WID + ລາຍເຊັນ) ເມື່ອ ຕ້ອງ ໃຊ້ ເປັນ ເອກະສານ.</w:t>
+        <w:t xml:space="preserve">  Laravel 12 · Livewire 3 / Volt · MySQL · Pest · spatie/permission (RBAC).</w:t>
       </w:r>
     </w:p>
     <w:p>
@@ -1715,7 +1941,7 @@
           <w:sz w:val="21"/>
           <w:szCs w:val="21"/>
         </w:rPr>
-        <w:t xml:space="preserve">ແຈ້ງເຕືອນ — </w:t>
+        <w:t xml:space="preserve">ມາດຕະຖານ ດຽວ ກັນ: </w:t>
       </w:r>
       <w:r>
         <w:rPr>
@@ -1724,7 +1950,7 @@
           <w:sz w:val="21"/>
           <w:szCs w:val="21"/>
         </w:rPr>
-        <w:t xml:space="preserve">  ກວດ ແຈ້ງເຕືອນ 🔔 ເມື່ອ ມີ ວຽກ ລໍ ຕົນ (ອະນຸມັດ/ຮັບ/ຄືນ).</w:t>
+        <w:t xml:space="preserve">  ໜ້າ ຕາ ຮ່ວມ (app-header + sticky), ຟອມ validation ພາສາ ລາວ, ລະບົບ ແປ/ແທນ ຄຳ ທົ່ວ ແອັບ.</w:t>
       </w:r>
     </w:p>
     <w:p>
@@ -1745,7 +1971,7 @@
           <w:sz w:val="21"/>
           <w:szCs w:val="21"/>
         </w:rPr>
-        <w:t xml:space="preserve">ຄວາມ ຖືກຕ້ອງ — </w:t>
+        <w:t xml:space="preserve">ຄວບຄຸມ ຂໍ້ມູນ: </w:t>
       </w:r>
       <w:r>
         <w:rPr>
@@ -1754,61 +1980,7 @@
           <w:sz w:val="21"/>
           <w:szCs w:val="21"/>
         </w:rPr>
-        <w:t xml:space="preserve">  ຜູ້ ບັນທຶກ ຮັບຜິດຊອບ ຄວາມ ຖືກຕ້ອງ. ທຸກ ການ ກະທຳ ບັນທຶກ ໃນ Audit Log.</w:t>
-      </w:r>
-    </w:p>
-    <w:p>
-      <w:pPr>
-        <w:pStyle w:val="Heading1"/>
-        <w:pBdr>
-          <w:bottom w:val="single" w:color="C9D6E5" w:sz="6"/>
-        </w:pBdr>
-        <w:spacing w:after="90" w:before="260"/>
-      </w:pPr>
-      <w:r>
-        <w:rPr>
-          <w:rFonts w:ascii="Phetsarath OT" w:cs="Phetsarath OT" w:eastAsia="Phetsarath OT" w:hAnsi="Phetsarath OT"/>
-          <w:b/>
-          <w:bCs/>
-          <w:color w:val="1E3A5F"/>
-          <w:sz w:val="27"/>
-          <w:szCs w:val="27"/>
-        </w:rPr>
-        <w:t xml:space="preserve">6. ຂັ້ນຕອນ ປະຕິບັດ ຕໍ່ ໂມດູລ   </w:t>
-      </w:r>
-      <w:r>
-        <w:rPr>
-          <w:rFonts w:ascii="Phetsarath OT" w:cs="Phetsarath OT" w:eastAsia="Phetsarath OT" w:hAnsi="Phetsarath OT"/>
-          <w:color w:val="8B95A7"/>
-          <w:sz w:val="20"/>
-          <w:szCs w:val="20"/>
-        </w:rPr>
-        <w:t xml:space="preserve">/ Module Procedures</w:t>
-      </w:r>
-    </w:p>
-    <w:p>
-      <w:pPr>
-        <w:spacing w:after="50" w:before="160"/>
-      </w:pPr>
-      <w:r>
-        <w:rPr>
-          <w:rFonts w:ascii="Phetsarath OT" w:cs="Phetsarath OT" w:eastAsia="Phetsarath OT" w:hAnsi="Phetsarath OT"/>
-          <w:b/>
-          <w:bCs/>
-          <w:color w:val="274B78"/>
-          <w:sz w:val="22"/>
-          <w:szCs w:val="22"/>
-        </w:rPr>
-        <w:t xml:space="preserve">6.1 ສາງ ວັດສະດຸ   </w:t>
-      </w:r>
-      <w:r>
-        <w:rPr>
-          <w:rFonts w:ascii="Phetsarath OT" w:cs="Phetsarath OT" w:eastAsia="Phetsarath OT" w:hAnsi="Phetsarath OT"/>
-          <w:color w:val="8B95A7"/>
-          <w:sz w:val="18"/>
-          <w:szCs w:val="18"/>
-        </w:rPr>
-        <w:t xml:space="preserve">/ Inventory</w:t>
+        <w:t xml:space="preserve">  soft-delete + ເຫດຜົນ + Deleted Log + restore ທົ່ວ ລະບົບ; checklist + ຫຼັກຖານ; ໃບ PDF ຫົວ SCU-WID + ລາຍເຊັນ.</w:t>
       </w:r>
     </w:p>
     <w:p>
@@ -1823,11 +1995,251 @@
       <w:r>
         <w:rPr>
           <w:rFonts w:ascii="Phetsarath OT" w:cs="Phetsarath OT" w:eastAsia="Phetsarath OT" w:hAnsi="Phetsarath OT"/>
+          <w:b/>
+          <w:bCs/>
+          <w:color w:val="1A2230"/>
+          <w:sz w:val="21"/>
+          <w:szCs w:val="21"/>
+        </w:rPr>
+        <w:t xml:space="preserve">ຄວາມ ລັບ: </w:t>
+      </w:r>
+      <w:r>
+        <w:rPr>
+          <w:rFonts w:ascii="Phetsarath OT" w:cs="Phetsarath OT" w:eastAsia="Phetsarath OT" w:hAnsi="Phetsarath OT"/>
           <w:color w:val="455065"/>
           <w:sz w:val="21"/>
           <w:szCs w:val="21"/>
         </w:rPr>
-        <w:t xml:space="preserve">ທະບຽນ ວັດສະດຸ — ຈຳນວນ, ໜ່ວຍ, ບ່ອນ ເກັບ, ຮູບ, ສະຖານະ. ພະນັກງານ ສາງ ເພີ່ມ/ແກ້ + ນຳເຂົ້າ CSV.</w:t>
+        <w:t xml:space="preserve">  ໂຄ້ດ ຢູ່ GitHub (private); ໄຟລ໌ ຄວາມ ລັບ (.env, APP_KEY) ບໍ່ ຖືກ commit.</w:t>
+      </w:r>
+    </w:p>
+    <w:p>
+      <w:pPr>
+        <w:pStyle w:val="Heading2"/>
+      </w:pPr>
+      <w:r>
+        <w:rPr>
+          <w:rFonts w:ascii="Phetsarath OT" w:cs="Phetsarath OT" w:eastAsia="Phetsarath OT" w:hAnsi="Phetsarath OT"/>
+          <w:sz w:val="21"/>
+          <w:szCs w:val="21"/>
+        </w:rPr>
+        <w:t xml:space="preserve">2.3  User Acceptance Testing (UAT)</w:t>
+      </w:r>
+    </w:p>
+    <w:p>
+      <w:pPr>
+        <w:spacing w:after="40"/>
+      </w:pPr>
+      <w:r>
+        <w:rPr>
+          <w:rFonts w:ascii="Phetsarath OT" w:cs="Phetsarath OT" w:eastAsia="Phetsarath OT" w:hAnsi="Phetsarath OT"/>
+          <w:color w:val="8B95A7"/>
+          <w:sz w:val="17"/>
+          <w:szCs w:val="17"/>
+        </w:rPr>
+        <w:t xml:space="preserve">ທົດສອບ ຮັບຮອງ ໂດຍ ຜູ້ ໃຊ້</w:t>
+      </w:r>
+    </w:p>
+    <w:p>
+      <w:pPr>
+        <w:pStyle w:val="Heading3"/>
+      </w:pPr>
+      <w:r>
+        <w:rPr>
+          <w:rFonts w:ascii="Phetsarath OT" w:cs="Phetsarath OT" w:eastAsia="Phetsarath OT" w:hAnsi="Phetsarath OT"/>
+          <w:sz w:val="21"/>
+          <w:szCs w:val="21"/>
+        </w:rPr>
+        <w:t xml:space="preserve">2.3.1  Purpose</w:t>
+      </w:r>
+      <w:r>
+        <w:rPr>
+          <w:rFonts w:ascii="Phetsarath OT" w:cs="Phetsarath OT" w:eastAsia="Phetsarath OT" w:hAnsi="Phetsarath OT"/>
+          <w:color w:val="8B95A7"/>
+          <w:sz w:val="17"/>
+          <w:szCs w:val="17"/>
+        </w:rPr>
+        <w:t xml:space="preserve">   / ຈຸດປະສົງ</w:t>
+      </w:r>
+    </w:p>
+    <w:p>
+      <w:pPr>
+        <w:spacing w:after="80"/>
+      </w:pPr>
+      <w:r>
+        <w:rPr>
+          <w:rFonts w:ascii="Phetsarath OT" w:cs="Phetsarath OT" w:eastAsia="Phetsarath OT" w:hAnsi="Phetsarath OT"/>
+          <w:color w:val="1A2230"/>
+          <w:sz w:val="21"/>
+          <w:szCs w:val="21"/>
+        </w:rPr>
+        <w:t xml:space="preserve">ຢືນຢັນ ວ່າ ແຕ່ ລະ ໂມດູລ ໃຊ້ ໄດ້ ຕົງ ຕາມ ຄວາມ ຄາດ ຫວັງ ຂອງ ທຸລະກິດ ກ່ອນ ນຳ ໃຊ້ ຕົວ ຈິງ.</w:t>
+      </w:r>
+    </w:p>
+    <w:p>
+      <w:pPr>
+        <w:pStyle w:val="Heading3"/>
+      </w:pPr>
+      <w:r>
+        <w:rPr>
+          <w:rFonts w:ascii="Phetsarath OT" w:cs="Phetsarath OT" w:eastAsia="Phetsarath OT" w:hAnsi="Phetsarath OT"/>
+          <w:sz w:val="21"/>
+          <w:szCs w:val="21"/>
+        </w:rPr>
+        <w:t xml:space="preserve">2.3.2  Workflow</w:t>
+      </w:r>
+      <w:r>
+        <w:rPr>
+          <w:rFonts w:ascii="Phetsarath OT" w:cs="Phetsarath OT" w:eastAsia="Phetsarath OT" w:hAnsi="Phetsarath OT"/>
+          <w:color w:val="8B95A7"/>
+          <w:sz w:val="17"/>
+          <w:szCs w:val="17"/>
+        </w:rPr>
+        <w:t xml:space="preserve">   / ຂັ້ນຕອນ</w:t>
+      </w:r>
+    </w:p>
+    <w:p>
+      <w:pPr>
+        <w:spacing w:after="110" w:before="40"/>
+      </w:pPr>
+      <w:r>
+        <w:rPr>
+          <w:rFonts w:ascii="Phetsarath OT" w:cs="Phetsarath OT" w:eastAsia="Phetsarath OT" w:hAnsi="Phetsarath OT"/>
+          <w:b/>
+          <w:bCs/>
+          <w:color w:val="274B78"/>
+          <w:sz w:val="18"/>
+          <w:szCs w:val="18"/>
+          <w:shd w:fill="EAF0F7" w:color="auto" w:val="clear"/>
+        </w:rPr>
+        <w:t xml:space="preserve"> ຕິດຕັ້ງ ໃສ່ UAT </w:t>
+      </w:r>
+      <w:r>
+        <w:rPr>
+          <w:rFonts w:ascii="Phetsarath OT" w:cs="Phetsarath OT" w:eastAsia="Phetsarath OT" w:hAnsi="Phetsarath OT"/>
+          <w:color w:val="8B95A7"/>
+          <w:sz w:val="18"/>
+          <w:szCs w:val="18"/>
+        </w:rPr>
+        <w:t xml:space="preserve">  →  </w:t>
+      </w:r>
+      <w:r>
+        <w:rPr>
+          <w:rFonts w:ascii="Phetsarath OT" w:cs="Phetsarath OT" w:eastAsia="Phetsarath OT" w:hAnsi="Phetsarath OT"/>
+          <w:b/>
+          <w:bCs/>
+          <w:color w:val="274B78"/>
+          <w:sz w:val="18"/>
+          <w:szCs w:val="18"/>
+          <w:shd w:fill="EAF0F7" w:color="auto" w:val="clear"/>
+        </w:rPr>
+        <w:t xml:space="preserve"> ຜູ້ ໃຊ້ ທົດສອບ </w:t>
+      </w:r>
+      <w:r>
+        <w:rPr>
+          <w:rFonts w:ascii="Phetsarath OT" w:cs="Phetsarath OT" w:eastAsia="Phetsarath OT" w:hAnsi="Phetsarath OT"/>
+          <w:color w:val="8B95A7"/>
+          <w:sz w:val="18"/>
+          <w:szCs w:val="18"/>
+        </w:rPr>
+        <w:t xml:space="preserve">  →  </w:t>
+      </w:r>
+      <w:r>
+        <w:rPr>
+          <w:rFonts w:ascii="Phetsarath OT" w:cs="Phetsarath OT" w:eastAsia="Phetsarath OT" w:hAnsi="Phetsarath OT"/>
+          <w:b/>
+          <w:bCs/>
+          <w:color w:val="274B78"/>
+          <w:sz w:val="18"/>
+          <w:szCs w:val="18"/>
+          <w:shd w:fill="EAF0F7" w:color="auto" w:val="clear"/>
+        </w:rPr>
+        <w:t xml:space="preserve"> ບັນທຶກ ບັນຫາ </w:t>
+      </w:r>
+      <w:r>
+        <w:rPr>
+          <w:rFonts w:ascii="Phetsarath OT" w:cs="Phetsarath OT" w:eastAsia="Phetsarath OT" w:hAnsi="Phetsarath OT"/>
+          <w:color w:val="8B95A7"/>
+          <w:sz w:val="18"/>
+          <w:szCs w:val="18"/>
+        </w:rPr>
+        <w:t xml:space="preserve">  →  </w:t>
+      </w:r>
+      <w:r>
+        <w:rPr>
+          <w:rFonts w:ascii="Phetsarath OT" w:cs="Phetsarath OT" w:eastAsia="Phetsarath OT" w:hAnsi="Phetsarath OT"/>
+          <w:b/>
+          <w:bCs/>
+          <w:color w:val="274B78"/>
+          <w:sz w:val="18"/>
+          <w:szCs w:val="18"/>
+          <w:shd w:fill="EAF0F7" w:color="auto" w:val="clear"/>
+        </w:rPr>
+        <w:t xml:space="preserve"> ແກ້ໄຂ </w:t>
+      </w:r>
+      <w:r>
+        <w:rPr>
+          <w:rFonts w:ascii="Phetsarath OT" w:cs="Phetsarath OT" w:eastAsia="Phetsarath OT" w:hAnsi="Phetsarath OT"/>
+          <w:color w:val="8B95A7"/>
+          <w:sz w:val="18"/>
+          <w:szCs w:val="18"/>
+        </w:rPr>
+        <w:t xml:space="preserve">  →  </w:t>
+      </w:r>
+      <w:r>
+        <w:rPr>
+          <w:rFonts w:ascii="Phetsarath OT" w:cs="Phetsarath OT" w:eastAsia="Phetsarath OT" w:hAnsi="Phetsarath OT"/>
+          <w:b/>
+          <w:bCs/>
+          <w:color w:val="274B78"/>
+          <w:sz w:val="18"/>
+          <w:szCs w:val="18"/>
+          <w:shd w:fill="EAF0F7" w:color="auto" w:val="clear"/>
+        </w:rPr>
+        <w:t xml:space="preserve"> ທົດສອບ ຄືນ </w:t>
+      </w:r>
+      <w:r>
+        <w:rPr>
+          <w:rFonts w:ascii="Phetsarath OT" w:cs="Phetsarath OT" w:eastAsia="Phetsarath OT" w:hAnsi="Phetsarath OT"/>
+          <w:color w:val="8B95A7"/>
+          <w:sz w:val="18"/>
+          <w:szCs w:val="18"/>
+        </w:rPr>
+        <w:t xml:space="preserve">  →  </w:t>
+      </w:r>
+      <w:r>
+        <w:rPr>
+          <w:rFonts w:ascii="Phetsarath OT" w:cs="Phetsarath OT" w:eastAsia="Phetsarath OT" w:hAnsi="Phetsarath OT"/>
+          <w:b/>
+          <w:bCs/>
+          <w:color w:val="274B78"/>
+          <w:sz w:val="18"/>
+          <w:szCs w:val="18"/>
+          <w:shd w:fill="EAF0F7" w:color="auto" w:val="clear"/>
+        </w:rPr>
+        <w:t xml:space="preserve"> ຮັບຮອງ </w:t>
+      </w:r>
+    </w:p>
+    <w:p>
+      <w:pPr>
+        <w:pStyle w:val="Heading3"/>
+      </w:pPr>
+      <w:r>
+        <w:rPr>
+          <w:rFonts w:ascii="Phetsarath OT" w:cs="Phetsarath OT" w:eastAsia="Phetsarath OT" w:hAnsi="Phetsarath OT"/>
+          <w:sz w:val="21"/>
+          <w:szCs w:val="21"/>
+        </w:rPr>
+        <w:t xml:space="preserve">2.3.3  Details</w:t>
+      </w:r>
+      <w:r>
+        <w:rPr>
+          <w:rFonts w:ascii="Phetsarath OT" w:cs="Phetsarath OT" w:eastAsia="Phetsarath OT" w:hAnsi="Phetsarath OT"/>
+          <w:color w:val="8B95A7"/>
+          <w:sz w:val="17"/>
+          <w:szCs w:val="17"/>
+        </w:rPr>
+        <w:t xml:space="preserve">   / ລາຍລະອຽດ</w:t>
       </w:r>
     </w:p>
     <w:p>
@@ -1842,158 +2254,22 @@
       <w:r>
         <w:rPr>
           <w:rFonts w:ascii="Phetsarath OT" w:cs="Phetsarath OT" w:eastAsia="Phetsarath OT" w:hAnsi="Phetsarath OT"/>
+          <w:b/>
+          <w:bCs/>
+          <w:color w:val="1A2230"/>
+          <w:sz w:val="21"/>
+          <w:szCs w:val="21"/>
+        </w:rPr>
+        <w:t xml:space="preserve">ສະພາບ ແວດ ລ້ອມ UAT: </w:t>
+      </w:r>
+      <w:r>
+        <w:rPr>
+          <w:rFonts w:ascii="Phetsarath OT" w:cs="Phetsarath OT" w:eastAsia="Phetsarath OT" w:hAnsi="Phetsarath OT"/>
           <w:color w:val="455065"/>
           <w:sz w:val="21"/>
           <w:szCs w:val="21"/>
         </w:rPr>
-        <w:t xml:space="preserve">ສະຖານະ: available / borrowed / maintenance / low-stock. ສົ່ງ ໄປ ຈຳໜ່າຍ ໄດ້ ໂດຍ ກົງ.</w:t>
-      </w:r>
-    </w:p>
-    <w:p>
-      <w:pPr>
-        <w:spacing w:after="50" w:before="160"/>
-      </w:pPr>
-      <w:r>
-        <w:rPr>
-          <w:rFonts w:ascii="Phetsarath OT" w:cs="Phetsarath OT" w:eastAsia="Phetsarath OT" w:hAnsi="Phetsarath OT"/>
-          <w:b/>
-          <w:bCs/>
-          <w:color w:val="274B78"/>
-          <w:sz w:val="22"/>
-          <w:szCs w:val="22"/>
-        </w:rPr>
-        <w:t xml:space="preserve">6.2 ຢືມ ເຄື່ອງ   </w:t>
-      </w:r>
-      <w:r>
-        <w:rPr>
-          <w:rFonts w:ascii="Phetsarath OT" w:cs="Phetsarath OT" w:eastAsia="Phetsarath OT" w:hAnsi="Phetsarath OT"/>
-          <w:color w:val="8B95A7"/>
-          <w:sz w:val="18"/>
-          <w:szCs w:val="18"/>
-        </w:rPr>
-        <w:t xml:space="preserve">/ Borrow</w:t>
-      </w:r>
-    </w:p>
-    <w:p>
-      <w:pPr>
-        <w:spacing w:after="80" w:before="40"/>
-      </w:pPr>
-      <w:r>
-        <w:rPr>
-          <w:rFonts w:ascii="Phetsarath OT" w:cs="Phetsarath OT" w:eastAsia="Phetsarath OT" w:hAnsi="Phetsarath OT"/>
-          <w:b/>
-          <w:bCs/>
-          <w:color w:val="274B78"/>
-          <w:sz w:val="19"/>
-          <w:szCs w:val="19"/>
-          <w:shd w:fill="EAF0F7" w:color="auto" w:val="clear"/>
-        </w:rPr>
-        <w:t xml:space="preserve"> ຮ່າງ </w:t>
-      </w:r>
-      <w:r>
-        <w:rPr>
-          <w:rFonts w:ascii="Phetsarath OT" w:cs="Phetsarath OT" w:eastAsia="Phetsarath OT" w:hAnsi="Phetsarath OT"/>
-          <w:color w:val="8B95A7"/>
-          <w:sz w:val="19"/>
-          <w:szCs w:val="19"/>
-        </w:rPr>
-        <w:t xml:space="preserve">  →  </w:t>
-      </w:r>
-      <w:r>
-        <w:rPr>
-          <w:rFonts w:ascii="Phetsarath OT" w:cs="Phetsarath OT" w:eastAsia="Phetsarath OT" w:hAnsi="Phetsarath OT"/>
-          <w:b/>
-          <w:bCs/>
-          <w:color w:val="274B78"/>
-          <w:sz w:val="19"/>
-          <w:szCs w:val="19"/>
-          <w:shd w:fill="EAF0F7" w:color="auto" w:val="clear"/>
-        </w:rPr>
-        <w:t xml:space="preserve"> ຮັບຊາບ L.Mgr </w:t>
-      </w:r>
-      <w:r>
-        <w:rPr>
-          <w:rFonts w:ascii="Phetsarath OT" w:cs="Phetsarath OT" w:eastAsia="Phetsarath OT" w:hAnsi="Phetsarath OT"/>
-          <w:color w:val="8B95A7"/>
-          <w:sz w:val="19"/>
-          <w:szCs w:val="19"/>
-        </w:rPr>
-        <w:t xml:space="preserve">  →  </w:t>
-      </w:r>
-      <w:r>
-        <w:rPr>
-          <w:rFonts w:ascii="Phetsarath OT" w:cs="Phetsarath OT" w:eastAsia="Phetsarath OT" w:hAnsi="Phetsarath OT"/>
-          <w:b/>
-          <w:bCs/>
-          <w:color w:val="274B78"/>
-          <w:sz w:val="19"/>
-          <w:szCs w:val="19"/>
-          <w:shd w:fill="EAF0F7" w:color="auto" w:val="clear"/>
-        </w:rPr>
-        <w:t xml:space="preserve"> ອະນຸມັດ Approver </w:t>
-      </w:r>
-      <w:r>
-        <w:rPr>
-          <w:rFonts w:ascii="Phetsarath OT" w:cs="Phetsarath OT" w:eastAsia="Phetsarath OT" w:hAnsi="Phetsarath OT"/>
-          <w:color w:val="8B95A7"/>
-          <w:sz w:val="19"/>
-          <w:szCs w:val="19"/>
-        </w:rPr>
-        <w:t xml:space="preserve">  →  </w:t>
-      </w:r>
-      <w:r>
-        <w:rPr>
-          <w:rFonts w:ascii="Phetsarath OT" w:cs="Phetsarath OT" w:eastAsia="Phetsarath OT" w:hAnsi="Phetsarath OT"/>
-          <w:b/>
-          <w:bCs/>
-          <w:color w:val="274B78"/>
-          <w:sz w:val="19"/>
-          <w:szCs w:val="19"/>
-          <w:shd w:fill="EAF0F7" w:color="auto" w:val="clear"/>
-        </w:rPr>
-        <w:t xml:space="preserve"> ມອບ (ຮູບ) </w:t>
-      </w:r>
-      <w:r>
-        <w:rPr>
-          <w:rFonts w:ascii="Phetsarath OT" w:cs="Phetsarath OT" w:eastAsia="Phetsarath OT" w:hAnsi="Phetsarath OT"/>
-          <w:color w:val="8B95A7"/>
-          <w:sz w:val="19"/>
-          <w:szCs w:val="19"/>
-        </w:rPr>
-        <w:t xml:space="preserve">  →  </w:t>
-      </w:r>
-      <w:r>
-        <w:rPr>
-          <w:rFonts w:ascii="Phetsarath OT" w:cs="Phetsarath OT" w:eastAsia="Phetsarath OT" w:hAnsi="Phetsarath OT"/>
-          <w:b/>
-          <w:bCs/>
-          <w:color w:val="274B78"/>
-          <w:sz w:val="19"/>
-          <w:szCs w:val="19"/>
-          <w:shd w:fill="EAF0F7" w:color="auto" w:val="clear"/>
-        </w:rPr>
-        <w:t xml:space="preserve"> ໃຊ້ງານ </w:t>
-      </w:r>
-      <w:r>
-        <w:rPr>
-          <w:rFonts w:ascii="Phetsarath OT" w:cs="Phetsarath OT" w:eastAsia="Phetsarath OT" w:hAnsi="Phetsarath OT"/>
-          <w:color w:val="8B95A7"/>
-          <w:sz w:val="19"/>
-          <w:szCs w:val="19"/>
-        </w:rPr>
-        <w:t xml:space="preserve">  →  </w:t>
-      </w:r>
-      <w:r>
-        <w:rPr>
-          <w:rFonts w:ascii="Phetsarath OT" w:cs="Phetsarath OT" w:eastAsia="Phetsarath OT" w:hAnsi="Phetsarath OT"/>
-          <w:b/>
-          <w:bCs/>
-          <w:color w:val="274B78"/>
-          <w:sz w:val="19"/>
-          <w:szCs w:val="19"/>
-          <w:shd w:fill="EAF0F7" w:color="auto" w:val="clear"/>
-        </w:rPr>
-        <w:t xml:space="preserve"> ຮັບ ຄືນ (ຮູບ) </w:t>
+        <w:t xml:space="preserve">  wh.homesang.pro (Hostinger VPS · Ubuntu 24.04 · nginx + PHP 8.3 + MySQL · SSL).</w:t>
       </w:r>
     </w:p>
     <w:p>
@@ -2014,7 +2290,7 @@
           <w:sz w:val="21"/>
           <w:szCs w:val="21"/>
         </w:rPr>
-        <w:t xml:space="preserve">ຜູ້ ຢືມ </w:t>
+        <w:t xml:space="preserve">ຍ່າງ ຜ່ານ ຕົວ ຈິງ: </w:t>
       </w:r>
       <w:r>
         <w:rPr>
@@ -2023,7 +2299,7 @@
           <w:sz w:val="21"/>
           <w:szCs w:val="21"/>
         </w:rPr>
-        <w:t xml:space="preserve">  ສ້າງ ໃບ (ລາຍການ + ຈຳນວນ + ຈຸດປະສົງ + ກຳນົດ ຄືນ) → ຂໍ ອະນຸມັດ.</w:t>
+        <w:t xml:space="preserve">  ທົດສອບ login ແລະ ຍ່າງ ຜ່ານ ທຸກ ໂມດູລ (13/13) ຜ່ານ ຄົບ.</w:t>
       </w:r>
     </w:p>
     <w:p>
@@ -2044,7 +2320,7 @@
           <w:sz w:val="21"/>
           <w:szCs w:val="21"/>
         </w:rPr>
-        <w:t xml:space="preserve">ອະນຸມັດ + ມອບ </w:t>
+        <w:t xml:space="preserve">ທົດສອບ ຫຼາຍ ຄົນ: </w:t>
       </w:r>
       <w:r>
         <w:rPr>
@@ -2053,7 +2329,7 @@
           <w:sz w:val="21"/>
           <w:szCs w:val="21"/>
         </w:rPr>
-        <w:t xml:space="preserve">  · ຜູ້ ອະນຸມັດ ຮັບຊາບ/ອະນຸມັດ · ພະນັກງານ ສາງ ມອບ ເຄື່ອງ + ຖ່າຍ ຮູບ.</w:t>
+        <w:t xml:space="preserve">  ໃຫ້ ເພື່ອນ ຮ່ວມ ງານ ທົດສອບ ຈາກ ເຄື່ອງ/ໂທລະສັບ ອື່ນ ຜ່ານ cloudflared tunnel.</w:t>
       </w:r>
     </w:p>
     <w:p>
@@ -2074,7 +2350,7 @@
           <w:sz w:val="21"/>
           <w:szCs w:val="21"/>
         </w:rPr>
-        <w:t xml:space="preserve">ຮັບ ຄືນ </w:t>
+        <w:t xml:space="preserve">ທົດສອບ ອັດຕະໂນມັດ: </w:t>
       </w:r>
       <w:r>
         <w:rPr>
@@ -2083,12 +2359,97 @@
           <w:sz w:val="21"/>
           <w:szCs w:val="21"/>
         </w:rPr>
-        <w:t xml:space="preserve">  · ຖ່າຍ ຮູບ + ຈຳນວນ/ສະພາບ. ຮອງຮັບ ທະຍອຍ ຮັບ ຄືນ (ຮັບ ເປັນ ຄັ້ງ) ຖ້າ ເປີດ ໃນ Settings. ຂໍ ຕໍ່ ເວລາ + ແຈ້ງເຕືອນ ເກີນ ກຳນົດ.</w:t>
-      </w:r>
-    </w:p>
-    <w:p>
-      <w:pPr>
-        <w:spacing w:after="50" w:before="160"/>
+        <w:t xml:space="preserve">  ຊຸດ Pest 422 ກໍລະນີ ຜ່ານ ໝົດ (regression ກ່ອນ ທຸກ ຄັ້ງ ທີ່ deploy).</w:t>
+      </w:r>
+    </w:p>
+    <w:p>
+      <w:pPr>
+        <w:pStyle w:val="Heading2"/>
+      </w:pPr>
+      <w:r>
+        <w:rPr>
+          <w:rFonts w:ascii="Phetsarath OT" w:cs="Phetsarath OT" w:eastAsia="Phetsarath OT" w:hAnsi="Phetsarath OT"/>
+          <w:sz w:val="21"/>
+          <w:szCs w:val="21"/>
+        </w:rPr>
+        <w:t xml:space="preserve">2.4  System Penetration Testing</w:t>
+      </w:r>
+    </w:p>
+    <w:p>
+      <w:pPr>
+        <w:spacing w:after="40"/>
+      </w:pPr>
+      <w:r>
+        <w:rPr>
+          <w:rFonts w:ascii="Phetsarath OT" w:cs="Phetsarath OT" w:eastAsia="Phetsarath OT" w:hAnsi="Phetsarath OT"/>
+          <w:color w:val="8B95A7"/>
+          <w:sz w:val="17"/>
+          <w:szCs w:val="17"/>
+        </w:rPr>
+        <w:t xml:space="preserve">ທົດສອບ ຄວາມ ປອດໄພ</w:t>
+      </w:r>
+    </w:p>
+    <w:p>
+      <w:pPr>
+        <w:pStyle w:val="Heading3"/>
+      </w:pPr>
+      <w:r>
+        <w:rPr>
+          <w:rFonts w:ascii="Phetsarath OT" w:cs="Phetsarath OT" w:eastAsia="Phetsarath OT" w:hAnsi="Phetsarath OT"/>
+          <w:sz w:val="21"/>
+          <w:szCs w:val="21"/>
+        </w:rPr>
+        <w:t xml:space="preserve">2.4.1  Purpose</w:t>
+      </w:r>
+      <w:r>
+        <w:rPr>
+          <w:rFonts w:ascii="Phetsarath OT" w:cs="Phetsarath OT" w:eastAsia="Phetsarath OT" w:hAnsi="Phetsarath OT"/>
+          <w:color w:val="8B95A7"/>
+          <w:sz w:val="17"/>
+          <w:szCs w:val="17"/>
+        </w:rPr>
+        <w:t xml:space="preserve">   / ຈຸດປະສົງ</w:t>
+      </w:r>
+    </w:p>
+    <w:p>
+      <w:pPr>
+        <w:spacing w:after="80"/>
+      </w:pPr>
+      <w:r>
+        <w:rPr>
+          <w:rFonts w:ascii="Phetsarath OT" w:cs="Phetsarath OT" w:eastAsia="Phetsarath OT" w:hAnsi="Phetsarath OT"/>
+          <w:color w:val="1A2230"/>
+          <w:sz w:val="21"/>
+          <w:szCs w:val="21"/>
+        </w:rPr>
+        <w:t xml:space="preserve">ຄົ້ນ ຫາ ແລະ ແກ້ໄຂ ຊ່ອງ ໂຫວ່ ດ້ານ ຄວາມ ປອດໄພ ກ່ອນ ຂຶ້ນ ຕົວ ຈິງ — ປົກ ປ້ອງ ຂໍ້ມູນ ແລະ ການ ເຂົ້າ ເຖິງ.</w:t>
+      </w:r>
+    </w:p>
+    <w:p>
+      <w:pPr>
+        <w:pStyle w:val="Heading3"/>
+      </w:pPr>
+      <w:r>
+        <w:rPr>
+          <w:rFonts w:ascii="Phetsarath OT" w:cs="Phetsarath OT" w:eastAsia="Phetsarath OT" w:hAnsi="Phetsarath OT"/>
+          <w:sz w:val="21"/>
+          <w:szCs w:val="21"/>
+        </w:rPr>
+        <w:t xml:space="preserve">2.4.2  Workflow</w:t>
+      </w:r>
+      <w:r>
+        <w:rPr>
+          <w:rFonts w:ascii="Phetsarath OT" w:cs="Phetsarath OT" w:eastAsia="Phetsarath OT" w:hAnsi="Phetsarath OT"/>
+          <w:color w:val="8B95A7"/>
+          <w:sz w:val="17"/>
+          <w:szCs w:val="17"/>
+        </w:rPr>
+        <w:t xml:space="preserve">   / ຂັ້ນຕອນ</w:t>
+      </w:r>
+    </w:p>
+    <w:p>
+      <w:pPr>
+        <w:spacing w:after="110" w:before="40"/>
       </w:pPr>
       <w:r>
         <w:rPr>
@@ -2096,43 +2457,39 @@
           <w:b/>
           <w:bCs/>
           <w:color w:val="274B78"/>
-          <w:sz w:val="22"/>
-          <w:szCs w:val="22"/>
-        </w:rPr>
-        <w:t xml:space="preserve">6.3 ຝາກ ເຄື່ອງ   </w:t>
-      </w:r>
-      <w:r>
-        <w:rPr>
-          <w:rFonts w:ascii="Phetsarath OT" w:cs="Phetsarath OT" w:eastAsia="Phetsarath OT" w:hAnsi="Phetsarath OT"/>
-          <w:color w:val="8B95A7"/>
-          <w:sz w:val="18"/>
-          <w:szCs w:val="18"/>
-        </w:rPr>
-        <w:t xml:space="preserve">/ Deposit</w:t>
-      </w:r>
-    </w:p>
-    <w:p>
-      <w:pPr>
-        <w:spacing w:after="80" w:before="40"/>
-      </w:pPr>
+          <w:sz w:val="18"/>
+          <w:szCs w:val="18"/>
+          <w:shd w:fill="EAF0F7" w:color="auto" w:val="clear"/>
+        </w:rPr>
+        <w:t xml:space="preserve"> ກວດ static + dynamic </w:t>
+      </w:r>
+      <w:r>
+        <w:rPr>
+          <w:rFonts w:ascii="Phetsarath OT" w:cs="Phetsarath OT" w:eastAsia="Phetsarath OT" w:hAnsi="Phetsarath OT"/>
+          <w:color w:val="8B95A7"/>
+          <w:sz w:val="18"/>
+          <w:szCs w:val="18"/>
+        </w:rPr>
+        <w:t xml:space="preserve">  →  </w:t>
+      </w:r>
       <w:r>
         <w:rPr>
           <w:rFonts w:ascii="Phetsarath OT" w:cs="Phetsarath OT" w:eastAsia="Phetsarath OT" w:hAnsi="Phetsarath OT"/>
           <w:b/>
           <w:bCs/>
           <w:color w:val="274B78"/>
-          <w:sz w:val="19"/>
-          <w:szCs w:val="19"/>
+          <w:sz w:val="18"/>
+          <w:szCs w:val="18"/>
           <w:shd w:fill="EAF0F7" w:color="auto" w:val="clear"/>
         </w:rPr>
-        <w:t xml:space="preserve"> ຮ່າງ </w:t>
-      </w:r>
-      <w:r>
-        <w:rPr>
-          <w:rFonts w:ascii="Phetsarath OT" w:cs="Phetsarath OT" w:eastAsia="Phetsarath OT" w:hAnsi="Phetsarath OT"/>
-          <w:color w:val="8B95A7"/>
-          <w:sz w:val="19"/>
-          <w:szCs w:val="19"/>
+        <w:t xml:space="preserve"> ບັນທຶກ ຊ່ອງ ໂຫວ່ </w:t>
+      </w:r>
+      <w:r>
+        <w:rPr>
+          <w:rFonts w:ascii="Phetsarath OT" w:cs="Phetsarath OT" w:eastAsia="Phetsarath OT" w:hAnsi="Phetsarath OT"/>
+          <w:color w:val="8B95A7"/>
+          <w:sz w:val="18"/>
+          <w:szCs w:val="18"/>
         </w:rPr>
         <w:t xml:space="preserve">  →  </w:t>
       </w:r>
@@ -2142,18 +2499,18 @@
           <w:b/>
           <w:bCs/>
           <w:color w:val="274B78"/>
-          <w:sz w:val="19"/>
-          <w:szCs w:val="19"/>
+          <w:sz w:val="18"/>
+          <w:szCs w:val="18"/>
           <w:shd w:fill="EAF0F7" w:color="auto" w:val="clear"/>
         </w:rPr>
-        <w:t xml:space="preserve"> ສົ່ງ </w:t>
-      </w:r>
-      <w:r>
-        <w:rPr>
-          <w:rFonts w:ascii="Phetsarath OT" w:cs="Phetsarath OT" w:eastAsia="Phetsarath OT" w:hAnsi="Phetsarath OT"/>
-          <w:color w:val="8B95A7"/>
-          <w:sz w:val="19"/>
-          <w:szCs w:val="19"/>
+        <w:t xml:space="preserve"> ແກ້ໄຂ </w:t>
+      </w:r>
+      <w:r>
+        <w:rPr>
+          <w:rFonts w:ascii="Phetsarath OT" w:cs="Phetsarath OT" w:eastAsia="Phetsarath OT" w:hAnsi="Phetsarath OT"/>
+          <w:color w:val="8B95A7"/>
+          <w:sz w:val="18"/>
+          <w:szCs w:val="18"/>
         </w:rPr>
         <w:t xml:space="preserve">  →  </w:t>
       </w:r>
@@ -2163,18 +2520,18 @@
           <w:b/>
           <w:bCs/>
           <w:color w:val="274B78"/>
-          <w:sz w:val="19"/>
-          <w:szCs w:val="19"/>
+          <w:sz w:val="18"/>
+          <w:szCs w:val="18"/>
           <w:shd w:fill="EAF0F7" w:color="auto" w:val="clear"/>
         </w:rPr>
-        <w:t xml:space="preserve"> ຮັບ ຝາກ (ບ່ອນ ເກັບ) </w:t>
-      </w:r>
-      <w:r>
-        <w:rPr>
-          <w:rFonts w:ascii="Phetsarath OT" w:cs="Phetsarath OT" w:eastAsia="Phetsarath OT" w:hAnsi="Phetsarath OT"/>
-          <w:color w:val="8B95A7"/>
-          <w:sz w:val="19"/>
-          <w:szCs w:val="19"/>
+        <w:t xml:space="preserve"> ກວດ ຄືນ </w:t>
+      </w:r>
+      <w:r>
+        <w:rPr>
+          <w:rFonts w:ascii="Phetsarath OT" w:cs="Phetsarath OT" w:eastAsia="Phetsarath OT" w:hAnsi="Phetsarath OT"/>
+          <w:color w:val="8B95A7"/>
+          <w:sz w:val="18"/>
+          <w:szCs w:val="18"/>
         </w:rPr>
         <w:t xml:space="preserve">  →  </w:t>
       </w:r>
@@ -2184,32 +2541,33 @@
           <w:b/>
           <w:bCs/>
           <w:color w:val="274B78"/>
-          <w:sz w:val="19"/>
-          <w:szCs w:val="19"/>
+          <w:sz w:val="18"/>
+          <w:szCs w:val="18"/>
           <w:shd w:fill="EAF0F7" w:color="auto" w:val="clear"/>
         </w:rPr>
-        <w:t xml:space="preserve"> ເກັບ ແລ້ວ </w:t>
-      </w:r>
-      <w:r>
-        <w:rPr>
-          <w:rFonts w:ascii="Phetsarath OT" w:cs="Phetsarath OT" w:eastAsia="Phetsarath OT" w:hAnsi="Phetsarath OT"/>
-          <w:color w:val="8B95A7"/>
-          <w:sz w:val="19"/>
-          <w:szCs w:val="19"/>
-        </w:rPr>
-        <w:t xml:space="preserve">  →  </w:t>
-      </w:r>
-      <w:r>
-        <w:rPr>
-          <w:rFonts w:ascii="Phetsarath OT" w:cs="Phetsarath OT" w:eastAsia="Phetsarath OT" w:hAnsi="Phetsarath OT"/>
-          <w:b/>
-          <w:bCs/>
-          <w:color w:val="274B78"/>
-          <w:sz w:val="19"/>
-          <w:szCs w:val="19"/>
-          <w:shd w:fill="EAF0F7" w:color="auto" w:val="clear"/>
-        </w:rPr>
-        <w:t xml:space="preserve"> ຮັບ ຄືນ </w:t>
+        <w:t xml:space="preserve"> ຢືນຢັນ ສະອາດ </w:t>
+      </w:r>
+    </w:p>
+    <w:p>
+      <w:pPr>
+        <w:pStyle w:val="Heading3"/>
+      </w:pPr>
+      <w:r>
+        <w:rPr>
+          <w:rFonts w:ascii="Phetsarath OT" w:cs="Phetsarath OT" w:eastAsia="Phetsarath OT" w:hAnsi="Phetsarath OT"/>
+          <w:sz w:val="21"/>
+          <w:szCs w:val="21"/>
+        </w:rPr>
+        <w:t xml:space="preserve">2.4.3  Details</w:t>
+      </w:r>
+      <w:r>
+        <w:rPr>
+          <w:rFonts w:ascii="Phetsarath OT" w:cs="Phetsarath OT" w:eastAsia="Phetsarath OT" w:hAnsi="Phetsarath OT"/>
+          <w:color w:val="8B95A7"/>
+          <w:sz w:val="17"/>
+          <w:szCs w:val="17"/>
+        </w:rPr>
+        <w:t xml:space="preserve">   / ລາຍລະອຽດ</w:t>
       </w:r>
     </w:p>
     <w:p>
@@ -2224,137 +2582,22 @@
       <w:r>
         <w:rPr>
           <w:rFonts w:ascii="Phetsarath OT" w:cs="Phetsarath OT" w:eastAsia="Phetsarath OT" w:hAnsi="Phetsarath OT"/>
+          <w:b/>
+          <w:bCs/>
+          <w:color w:val="1A2230"/>
+          <w:sz w:val="21"/>
+          <w:szCs w:val="21"/>
+        </w:rPr>
+        <w:t xml:space="preserve">ຄວບຄຸມ ສິດ + IDOR: </w:t>
+      </w:r>
+      <w:r>
+        <w:rPr>
+          <w:rFonts w:ascii="Phetsarath OT" w:cs="Phetsarath OT" w:eastAsia="Phetsarath OT" w:hAnsi="Phetsarath OT"/>
           <w:color w:val="455065"/>
           <w:sz w:val="21"/>
           <w:szCs w:val="21"/>
         </w:rPr>
-        <w:t xml:space="preserve">ຮັບ ຝາກ ຊົ່ວຄາວ · ດຶງ ທະບຽນ ຈາກ Inventory/Equipment ໃສ່ ລະຫັດ ອັດຕະໂນມັດ · ຖ່າຍ ຮູບ ຕໍ່ ລາຍການ.</w:t>
-      </w:r>
-    </w:p>
-    <w:p>
-      <w:pPr>
-        <w:spacing w:after="50" w:before="160"/>
-      </w:pPr>
-      <w:r>
-        <w:rPr>
-          <w:rFonts w:ascii="Phetsarath OT" w:cs="Phetsarath OT" w:eastAsia="Phetsarath OT" w:hAnsi="Phetsarath OT"/>
-          <w:b/>
-          <w:bCs/>
-          <w:color w:val="274B78"/>
-          <w:sz w:val="22"/>
-          <w:szCs w:val="22"/>
-        </w:rPr>
-        <w:t xml:space="preserve">6.4 ເບີກ ວັດສະດຸ   </w:t>
-      </w:r>
-      <w:r>
-        <w:rPr>
-          <w:rFonts w:ascii="Phetsarath OT" w:cs="Phetsarath OT" w:eastAsia="Phetsarath OT" w:hAnsi="Phetsarath OT"/>
-          <w:color w:val="8B95A7"/>
-          <w:sz w:val="18"/>
-          <w:szCs w:val="18"/>
-        </w:rPr>
-        <w:t xml:space="preserve">/ Request</w:t>
-      </w:r>
-    </w:p>
-    <w:p>
-      <w:pPr>
-        <w:spacing w:after="80" w:before="40"/>
-      </w:pPr>
-      <w:r>
-        <w:rPr>
-          <w:rFonts w:ascii="Phetsarath OT" w:cs="Phetsarath OT" w:eastAsia="Phetsarath OT" w:hAnsi="Phetsarath OT"/>
-          <w:b/>
-          <w:bCs/>
-          <w:color w:val="274B78"/>
-          <w:sz w:val="19"/>
-          <w:szCs w:val="19"/>
-          <w:shd w:fill="EAF0F7" w:color="auto" w:val="clear"/>
-        </w:rPr>
-        <w:t xml:space="preserve"> ຮ້ອງຂໍ </w:t>
-      </w:r>
-      <w:r>
-        <w:rPr>
-          <w:rFonts w:ascii="Phetsarath OT" w:cs="Phetsarath OT" w:eastAsia="Phetsarath OT" w:hAnsi="Phetsarath OT"/>
-          <w:color w:val="8B95A7"/>
-          <w:sz w:val="19"/>
-          <w:szCs w:val="19"/>
-        </w:rPr>
-        <w:t xml:space="preserve">  →  </w:t>
-      </w:r>
-      <w:r>
-        <w:rPr>
-          <w:rFonts w:ascii="Phetsarath OT" w:cs="Phetsarath OT" w:eastAsia="Phetsarath OT" w:hAnsi="Phetsarath OT"/>
-          <w:b/>
-          <w:bCs/>
-          <w:color w:val="274B78"/>
-          <w:sz w:val="19"/>
-          <w:szCs w:val="19"/>
-          <w:shd w:fill="EAF0F7" w:color="auto" w:val="clear"/>
-        </w:rPr>
-        <w:t xml:space="preserve"> ອະນຸມັດ </w:t>
-      </w:r>
-      <w:r>
-        <w:rPr>
-          <w:rFonts w:ascii="Phetsarath OT" w:cs="Phetsarath OT" w:eastAsia="Phetsarath OT" w:hAnsi="Phetsarath OT"/>
-          <w:color w:val="8B95A7"/>
-          <w:sz w:val="19"/>
-          <w:szCs w:val="19"/>
-        </w:rPr>
-        <w:t xml:space="preserve">  →  </w:t>
-      </w:r>
-      <w:r>
-        <w:rPr>
-          <w:rFonts w:ascii="Phetsarath OT" w:cs="Phetsarath OT" w:eastAsia="Phetsarath OT" w:hAnsi="Phetsarath OT"/>
-          <w:b/>
-          <w:bCs/>
-          <w:color w:val="274B78"/>
-          <w:sz w:val="19"/>
-          <w:szCs w:val="19"/>
-          <w:shd w:fill="EAF0F7" w:color="auto" w:val="clear"/>
-        </w:rPr>
-        <w:t xml:space="preserve"> ກວດ Validate </w:t>
-      </w:r>
-      <w:r>
-        <w:rPr>
-          <w:rFonts w:ascii="Phetsarath OT" w:cs="Phetsarath OT" w:eastAsia="Phetsarath OT" w:hAnsi="Phetsarath OT"/>
-          <w:color w:val="8B95A7"/>
-          <w:sz w:val="19"/>
-          <w:szCs w:val="19"/>
-        </w:rPr>
-        <w:t xml:space="preserve">  →  </w:t>
-      </w:r>
-      <w:r>
-        <w:rPr>
-          <w:rFonts w:ascii="Phetsarath OT" w:cs="Phetsarath OT" w:eastAsia="Phetsarath OT" w:hAnsi="Phetsarath OT"/>
-          <w:b/>
-          <w:bCs/>
-          <w:color w:val="274B78"/>
-          <w:sz w:val="19"/>
-          <w:szCs w:val="19"/>
-          <w:shd w:fill="EAF0F7" w:color="auto" w:val="clear"/>
-        </w:rPr>
-        <w:t xml:space="preserve"> ຈ່າຍ ອອກ Dispatch </w:t>
-      </w:r>
-      <w:r>
-        <w:rPr>
-          <w:rFonts w:ascii="Phetsarath OT" w:cs="Phetsarath OT" w:eastAsia="Phetsarath OT" w:hAnsi="Phetsarath OT"/>
-          <w:color w:val="8B95A7"/>
-          <w:sz w:val="19"/>
-          <w:szCs w:val="19"/>
-        </w:rPr>
-        <w:t xml:space="preserve">  →  </w:t>
-      </w:r>
-      <w:r>
-        <w:rPr>
-          <w:rFonts w:ascii="Phetsarath OT" w:cs="Phetsarath OT" w:eastAsia="Phetsarath OT" w:hAnsi="Phetsarath OT"/>
-          <w:b/>
-          <w:bCs/>
-          <w:color w:val="274B78"/>
-          <w:sz w:val="19"/>
-          <w:szCs w:val="19"/>
-          <w:shd w:fill="EAF0F7" w:color="auto" w:val="clear"/>
-        </w:rPr>
-        <w:t xml:space="preserve"> ຮັບ </w:t>
+        <w:t xml:space="preserve">  RBAC ຄົບ ທຸກ ເມນູ; ຜູ້ ໃຊ້ ເຂົ້າ ໄດ້ ສະເພາະ ຂອບເຂດ ຕົນ (ເຄື່ອງມື/ຈຳໜ່າຍ/DA-OGA ຕາມ ພະແນກ ຫຼື ເຈົ້າ ຂອງ).</w:t>
       </w:r>
     </w:p>
     <w:p>
@@ -2369,36 +2612,22 @@
       <w:r>
         <w:rPr>
           <w:rFonts w:ascii="Phetsarath OT" w:cs="Phetsarath OT" w:eastAsia="Phetsarath OT" w:hAnsi="Phetsarath OT"/>
+          <w:b/>
+          <w:bCs/>
+          <w:color w:val="1A2230"/>
+          <w:sz w:val="21"/>
+          <w:szCs w:val="21"/>
+        </w:rPr>
+        <w:t xml:space="preserve">Auth / session: </w:t>
+      </w:r>
+      <w:r>
+        <w:rPr>
+          <w:rFonts w:ascii="Phetsarath OT" w:cs="Phetsarath OT" w:eastAsia="Phetsarath OT" w:hAnsi="Phetsarath OT"/>
           <w:color w:val="455065"/>
           <w:sz w:val="21"/>
           <w:szCs w:val="21"/>
         </w:rPr>
-        <w:t xml:space="preserve">ຂໍ ເບີກ ອອກ ຈາກ ສາງ · ຕິດຕາມ SAP (PR/FR) · Purpose / WO ໃນ ລິສ · ຮັບ ບາງ ສ່ວນ ໄດ້.</w:t>
-      </w:r>
-    </w:p>
-    <w:p>
-      <w:pPr>
-        <w:spacing w:after="50" w:before="160"/>
-      </w:pPr>
-      <w:r>
-        <w:rPr>
-          <w:rFonts w:ascii="Phetsarath OT" w:cs="Phetsarath OT" w:eastAsia="Phetsarath OT" w:hAnsi="Phetsarath OT"/>
-          <w:b/>
-          <w:bCs/>
-          <w:color w:val="274B78"/>
-          <w:sz w:val="22"/>
-          <w:szCs w:val="22"/>
-        </w:rPr>
-        <w:t xml:space="preserve">6.5 ເຄື່ອງມື ແລະ ບຳລຸງຮັກສາ   </w:t>
-      </w:r>
-      <w:r>
-        <w:rPr>
-          <w:rFonts w:ascii="Phetsarath OT" w:cs="Phetsarath OT" w:eastAsia="Phetsarath OT" w:hAnsi="Phetsarath OT"/>
-          <w:color w:val="8B95A7"/>
-          <w:sz w:val="18"/>
-          <w:szCs w:val="18"/>
-        </w:rPr>
-        <w:t xml:space="preserve">/ Equipment &amp; Tools</w:t>
+        <w:t xml:space="preserve">  bcrypt · ບັງຄັບ HTTPS · cookie ປອດໄພ · ຈຳກັດ login · ຕັດ session ບັນຊີ ທີ່ ຖືກ ປິດ · ບັງຄັບ ປ່ຽນ ລະຫັດ ຄັ້ງ ທຳ ອິດ.</w:t>
       </w:r>
     </w:p>
     <w:p>
@@ -2419,7 +2648,7 @@
           <w:sz w:val="21"/>
           <w:szCs w:val="21"/>
         </w:rPr>
-        <w:t xml:space="preserve">ທະບຽນ </w:t>
+        <w:t xml:space="preserve">Input / file: </w:t>
       </w:r>
       <w:r>
         <w:rPr>
@@ -2428,7 +2657,7 @@
           <w:sz w:val="21"/>
           <w:szCs w:val="21"/>
         </w:rPr>
-        <w:t xml:space="preserve">  · asset code, ຊັບສິນ, ໝວດ, Owner (ພະແນກ), ຈຳນວນ ຕາມ ສະຖານະ, ຮູບ.</w:t>
+        <w:t xml:space="preserve">  ແກ້ path-traversal ຕອນ ນຳ ເຂົ້າ ຮູບ · ຊື່ ໄຟລ໌ ຮູບ ສຸ່ມ ປອດໄພ (CSPRNG) · ຈຳກັດ ປະເພດ ໄຟລ໌ upload.</w:t>
       </w:r>
     </w:p>
     <w:p>
@@ -2449,7 +2678,7 @@
           <w:sz w:val="21"/>
           <w:szCs w:val="21"/>
         </w:rPr>
-        <w:t xml:space="preserve">ກວດ ສະພາບ </w:t>
+        <w:t xml:space="preserve">Concurrency: </w:t>
       </w:r>
       <w:r>
         <w:rPr>
@@ -2458,7 +2687,7 @@
           <w:sz w:val="21"/>
           <w:szCs w:val="21"/>
         </w:rPr>
-        <w:t xml:space="preserve">  · ເຊັກລິສ ຕາມ ແມ່ແບບ (EV/ນ້ຳມັນ, ຮອບ). ຂໍ້ ບໍ່ ຜ່ານ → ສ້າງ ໃບ ສ້ອມ (CM) ອັດຕະໂນມັດ.</w:t>
+        <w:t xml:space="preserve">  ລັອກ ແຖວ (lockForUpdate) ຕອນ ຮັບ ຄືນ ຢືມ + ອອກ ເລກ ໃບ · DB transaction · unique index ກັນ ເລກ ຊ້ຳ.</w:t>
       </w:r>
     </w:p>
     <w:p>
@@ -2479,7 +2708,7 @@
           <w:sz w:val="21"/>
           <w:szCs w:val="21"/>
         </w:rPr>
-        <w:t xml:space="preserve">ບຳລຸງຮັກສາ </w:t>
+        <w:t xml:space="preserve">Dependencies: </w:t>
       </w:r>
       <w:r>
         <w:rPr>
@@ -2488,112 +2717,7 @@
           <w:sz w:val="21"/>
           <w:szCs w:val="21"/>
         </w:rPr>
-        <w:t xml:space="preserve">  · PM/CM · ວາງແຜນ vs ລົງມື · ຮູບ/ຄລິບ ຕອນ ມີ ບັນຫາ · ຫົວໜ້າ ຮັບຊາບ → PDF.</w:t>
-      </w:r>
-    </w:p>
-    <w:p>
-      <w:pPr>
-        <w:spacing w:after="50" w:before="160"/>
-      </w:pPr>
-      <w:r>
-        <w:rPr>
-          <w:rFonts w:ascii="Phetsarath OT" w:cs="Phetsarath OT" w:eastAsia="Phetsarath OT" w:hAnsi="Phetsarath OT"/>
-          <w:b/>
-          <w:bCs/>
-          <w:color w:val="274B78"/>
-          <w:sz w:val="22"/>
-          <w:szCs w:val="22"/>
-        </w:rPr>
-        <w:t xml:space="preserve">6.6 ກວດ ສະຖານທີ່   </w:t>
-      </w:r>
-      <w:r>
-        <w:rPr>
-          <w:rFonts w:ascii="Phetsarath OT" w:cs="Phetsarath OT" w:eastAsia="Phetsarath OT" w:hAnsi="Phetsarath OT"/>
-          <w:color w:val="8B95A7"/>
-          <w:sz w:val="18"/>
-          <w:szCs w:val="18"/>
-        </w:rPr>
-        <w:t xml:space="preserve">/ Area Inspection</w:t>
-      </w:r>
-    </w:p>
-    <w:p>
-      <w:pPr>
-        <w:spacing w:after="80" w:before="40"/>
-      </w:pPr>
-      <w:r>
-        <w:rPr>
-          <w:rFonts w:ascii="Phetsarath OT" w:cs="Phetsarath OT" w:eastAsia="Phetsarath OT" w:hAnsi="Phetsarath OT"/>
-          <w:b/>
-          <w:bCs/>
-          <w:color w:val="274B78"/>
-          <w:sz w:val="19"/>
-          <w:szCs w:val="19"/>
-          <w:shd w:fill="EAF0F7" w:color="auto" w:val="clear"/>
-        </w:rPr>
-        <w:t xml:space="preserve"> ເລືອກ ແມ່ແບບ </w:t>
-      </w:r>
-      <w:r>
-        <w:rPr>
-          <w:rFonts w:ascii="Phetsarath OT" w:cs="Phetsarath OT" w:eastAsia="Phetsarath OT" w:hAnsi="Phetsarath OT"/>
-          <w:color w:val="8B95A7"/>
-          <w:sz w:val="19"/>
-          <w:szCs w:val="19"/>
-        </w:rPr>
-        <w:t xml:space="preserve">  →  </w:t>
-      </w:r>
-      <w:r>
-        <w:rPr>
-          <w:rFonts w:ascii="Phetsarath OT" w:cs="Phetsarath OT" w:eastAsia="Phetsarath OT" w:hAnsi="Phetsarath OT"/>
-          <w:b/>
-          <w:bCs/>
-          <w:color w:val="274B78"/>
-          <w:sz w:val="19"/>
-          <w:szCs w:val="19"/>
-          <w:shd w:fill="EAF0F7" w:color="auto" w:val="clear"/>
-        </w:rPr>
-        <w:t xml:space="preserve"> ໝາຍ C/NC/NA </w:t>
-      </w:r>
-      <w:r>
-        <w:rPr>
-          <w:rFonts w:ascii="Phetsarath OT" w:cs="Phetsarath OT" w:eastAsia="Phetsarath OT" w:hAnsi="Phetsarath OT"/>
-          <w:color w:val="8B95A7"/>
-          <w:sz w:val="19"/>
-          <w:szCs w:val="19"/>
-        </w:rPr>
-        <w:t xml:space="preserve">  →  </w:t>
-      </w:r>
-      <w:r>
-        <w:rPr>
-          <w:rFonts w:ascii="Phetsarath OT" w:cs="Phetsarath OT" w:eastAsia="Phetsarath OT" w:hAnsi="Phetsarath OT"/>
-          <w:b/>
-          <w:bCs/>
-          <w:color w:val="274B78"/>
-          <w:sz w:val="19"/>
-          <w:szCs w:val="19"/>
-          <w:shd w:fill="EAF0F7" w:color="auto" w:val="clear"/>
-        </w:rPr>
-        <w:t xml:space="preserve"> ຮູບ NC + ພາບ ລວມ </w:t>
-      </w:r>
-      <w:r>
-        <w:rPr>
-          <w:rFonts w:ascii="Phetsarath OT" w:cs="Phetsarath OT" w:eastAsia="Phetsarath OT" w:hAnsi="Phetsarath OT"/>
-          <w:color w:val="8B95A7"/>
-          <w:sz w:val="19"/>
-          <w:szCs w:val="19"/>
-        </w:rPr>
-        <w:t xml:space="preserve">  →  </w:t>
-      </w:r>
-      <w:r>
-        <w:rPr>
-          <w:rFonts w:ascii="Phetsarath OT" w:cs="Phetsarath OT" w:eastAsia="Phetsarath OT" w:hAnsi="Phetsarath OT"/>
-          <w:b/>
-          <w:bCs/>
-          <w:color w:val="274B78"/>
-          <w:sz w:val="19"/>
-          <w:szCs w:val="19"/>
-          <w:shd w:fill="EAF0F7" w:color="auto" w:val="clear"/>
-        </w:rPr>
-        <w:t xml:space="preserve"> ຮັບຊາບ → PDF </w:t>
+        <w:t xml:space="preserve">  ອັບເດດ ຊຸດ ທີ່ ມີ CVE (dompdf, guzzle, commonmark); composer audit = clean.</w:t>
       </w:r>
     </w:p>
     <w:p>
@@ -2608,158 +2732,22 @@
       <w:r>
         <w:rPr>
           <w:rFonts w:ascii="Phetsarath OT" w:cs="Phetsarath OT" w:eastAsia="Phetsarath OT" w:hAnsi="Phetsarath OT"/>
+          <w:b/>
+          <w:bCs/>
+          <w:color w:val="1A2230"/>
+          <w:sz w:val="21"/>
+          <w:szCs w:val="21"/>
+        </w:rPr>
+        <w:t xml:space="preserve">Prod gates: </w:t>
+      </w:r>
+      <w:r>
+        <w:rPr>
+          <w:rFonts w:ascii="Phetsarath OT" w:cs="Phetsarath OT" w:eastAsia="Phetsarath OT" w:hAnsi="Phetsarath OT"/>
           <w:color w:val="455065"/>
           <w:sz w:val="21"/>
           <w:szCs w:val="21"/>
         </w:rPr>
-        <w:t xml:space="preserve">ຂໍ້ NC ຕ້ອງ ໃສ່ ໝາຍເຫດ ແກ້ໄຂ + ຮູບ · ຮູບ ພາບ ລວມ ສະຖານທີ່ · ວັນ ກວດ ຄັ້ງ ໜ້າ ຄິດ ອັດຕະໂນມັດ.</w:t>
-      </w:r>
-    </w:p>
-    <w:p>
-      <w:pPr>
-        <w:spacing w:after="50" w:before="160"/>
-      </w:pPr>
-      <w:r>
-        <w:rPr>
-          <w:rFonts w:ascii="Phetsarath OT" w:cs="Phetsarath OT" w:eastAsia="Phetsarath OT" w:hAnsi="Phetsarath OT"/>
-          <w:b/>
-          <w:bCs/>
-          <w:color w:val="274B78"/>
-          <w:sz w:val="22"/>
-          <w:szCs w:val="22"/>
-        </w:rPr>
-        <w:t xml:space="preserve">6.7 ຈຳໜ່າຍ ເຄື່ອງ ຊຳລຸດ   </w:t>
-      </w:r>
-      <w:r>
-        <w:rPr>
-          <w:rFonts w:ascii="Phetsarath OT" w:cs="Phetsarath OT" w:eastAsia="Phetsarath OT" w:hAnsi="Phetsarath OT"/>
-          <w:color w:val="8B95A7"/>
-          <w:sz w:val="18"/>
-          <w:szCs w:val="18"/>
-        </w:rPr>
-        <w:t xml:space="preserve">/ Disposal</w:t>
-      </w:r>
-    </w:p>
-    <w:p>
-      <w:pPr>
-        <w:spacing w:after="80" w:before="40"/>
-      </w:pPr>
-      <w:r>
-        <w:rPr>
-          <w:rFonts w:ascii="Phetsarath OT" w:cs="Phetsarath OT" w:eastAsia="Phetsarath OT" w:hAnsi="Phetsarath OT"/>
-          <w:b/>
-          <w:bCs/>
-          <w:color w:val="274B78"/>
-          <w:sz w:val="19"/>
-          <w:szCs w:val="19"/>
-          <w:shd w:fill="EAF0F7" w:color="auto" w:val="clear"/>
-        </w:rPr>
-        <w:t xml:space="preserve"> ຜູ້ ເຮັດລິສ </w:t>
-      </w:r>
-      <w:r>
-        <w:rPr>
-          <w:rFonts w:ascii="Phetsarath OT" w:cs="Phetsarath OT" w:eastAsia="Phetsarath OT" w:hAnsi="Phetsarath OT"/>
-          <w:color w:val="8B95A7"/>
-          <w:sz w:val="19"/>
-          <w:szCs w:val="19"/>
-        </w:rPr>
-        <w:t xml:space="preserve">  →  </w:t>
-      </w:r>
-      <w:r>
-        <w:rPr>
-          <w:rFonts w:ascii="Phetsarath OT" w:cs="Phetsarath OT" w:eastAsia="Phetsarath OT" w:hAnsi="Phetsarath OT"/>
-          <w:b/>
-          <w:bCs/>
-          <w:color w:val="274B78"/>
-          <w:sz w:val="19"/>
-          <w:szCs w:val="19"/>
-          <w:shd w:fill="EAF0F7" w:color="auto" w:val="clear"/>
-        </w:rPr>
-        <w:t xml:space="preserve"> ຄະນະກຳມະການ </w:t>
-      </w:r>
-      <w:r>
-        <w:rPr>
-          <w:rFonts w:ascii="Phetsarath OT" w:cs="Phetsarath OT" w:eastAsia="Phetsarath OT" w:hAnsi="Phetsarath OT"/>
-          <w:color w:val="8B95A7"/>
-          <w:sz w:val="19"/>
-          <w:szCs w:val="19"/>
-        </w:rPr>
-        <w:t xml:space="preserve">  →  </w:t>
-      </w:r>
-      <w:r>
-        <w:rPr>
-          <w:rFonts w:ascii="Phetsarath OT" w:cs="Phetsarath OT" w:eastAsia="Phetsarath OT" w:hAnsi="Phetsarath OT"/>
-          <w:b/>
-          <w:bCs/>
-          <w:color w:val="274B78"/>
-          <w:sz w:val="19"/>
-          <w:szCs w:val="19"/>
-          <w:shd w:fill="EAF0F7" w:color="auto" w:val="clear"/>
-        </w:rPr>
-        <w:t xml:space="preserve"> ວິຊາການ </w:t>
-      </w:r>
-      <w:r>
-        <w:rPr>
-          <w:rFonts w:ascii="Phetsarath OT" w:cs="Phetsarath OT" w:eastAsia="Phetsarath OT" w:hAnsi="Phetsarath OT"/>
-          <w:color w:val="8B95A7"/>
-          <w:sz w:val="19"/>
-          <w:szCs w:val="19"/>
-        </w:rPr>
-        <w:t xml:space="preserve">  →  </w:t>
-      </w:r>
-      <w:r>
-        <w:rPr>
-          <w:rFonts w:ascii="Phetsarath OT" w:cs="Phetsarath OT" w:eastAsia="Phetsarath OT" w:hAnsi="Phetsarath OT"/>
-          <w:b/>
-          <w:bCs/>
-          <w:color w:val="274B78"/>
-          <w:sz w:val="19"/>
-          <w:szCs w:val="19"/>
-          <w:shd w:fill="EAF0F7" w:color="auto" w:val="clear"/>
-        </w:rPr>
-        <w:t xml:space="preserve"> ຜູ້ ຈັດການ </w:t>
-      </w:r>
-      <w:r>
-        <w:rPr>
-          <w:rFonts w:ascii="Phetsarath OT" w:cs="Phetsarath OT" w:eastAsia="Phetsarath OT" w:hAnsi="Phetsarath OT"/>
-          <w:color w:val="8B95A7"/>
-          <w:sz w:val="19"/>
-          <w:szCs w:val="19"/>
-        </w:rPr>
-        <w:t xml:space="preserve">  →  </w:t>
-      </w:r>
-      <w:r>
-        <w:rPr>
-          <w:rFonts w:ascii="Phetsarath OT" w:cs="Phetsarath OT" w:eastAsia="Phetsarath OT" w:hAnsi="Phetsarath OT"/>
-          <w:b/>
-          <w:bCs/>
-          <w:color w:val="274B78"/>
-          <w:sz w:val="19"/>
-          <w:szCs w:val="19"/>
-          <w:shd w:fill="EAF0F7" w:color="auto" w:val="clear"/>
-        </w:rPr>
-        <w:t xml:space="preserve"> ຜູ້ ບໍລິຫານ </w:t>
-      </w:r>
-      <w:r>
-        <w:rPr>
-          <w:rFonts w:ascii="Phetsarath OT" w:cs="Phetsarath OT" w:eastAsia="Phetsarath OT" w:hAnsi="Phetsarath OT"/>
-          <w:color w:val="8B95A7"/>
-          <w:sz w:val="19"/>
-          <w:szCs w:val="19"/>
-        </w:rPr>
-        <w:t xml:space="preserve">  →  </w:t>
-      </w:r>
-      <w:r>
-        <w:rPr>
-          <w:rFonts w:ascii="Phetsarath OT" w:cs="Phetsarath OT" w:eastAsia="Phetsarath OT" w:hAnsi="Phetsarath OT"/>
-          <w:b/>
-          <w:bCs/>
-          <w:color w:val="274B78"/>
-          <w:sz w:val="19"/>
-          <w:szCs w:val="19"/>
-          <w:shd w:fill="EAF0F7" w:color="auto" w:val="clear"/>
-        </w:rPr>
-        <w:t xml:space="preserve"> ຈຳໜ່າຍ </w:t>
+        <w:t xml:space="preserve">  APP_ENV=production · APP_DEBUG=false · SESSION_SECURE_COOKIE=true · TRUSTED_PROXIES ≠ "*".</w:t>
       </w:r>
     </w:p>
     <w:p>
@@ -2774,11 +2762,22 @@
       <w:r>
         <w:rPr>
           <w:rFonts w:ascii="Phetsarath OT" w:cs="Phetsarath OT" w:eastAsia="Phetsarath OT" w:hAnsi="Phetsarath OT"/>
+          <w:b/>
+          <w:bCs/>
+          <w:color w:val="1A2230"/>
+          <w:sz w:val="21"/>
+          <w:szCs w:val="21"/>
+        </w:rPr>
+        <w:t xml:space="preserve">ການ ສະແດງ ຜົນ + algorithm: </w:t>
+      </w:r>
+      <w:r>
+        <w:rPr>
+          <w:rFonts w:ascii="Phetsarath OT" w:cs="Phetsarath OT" w:eastAsia="Phetsarath OT" w:hAnsi="Phetsarath OT"/>
           <w:color w:val="455065"/>
           <w:sz w:val="21"/>
           <w:szCs w:val="21"/>
         </w:rPr>
-        <w:t xml:space="preserve">ດຶງ ຈາກ 4 ແຫຼ່ງ (Inventory/Equipment/Deposit/ພິມ ໃໝ່) + ເຫດຜົນ + ຮູບ.</w:t>
+        <w:t xml:space="preserve">  ກວດ ການ ອອກ ຂໍ້ມູນ ແລະ ຂັ້ນຕອນ ຄິດໄລ່ ທັງ ໝົດ = ສະອາດ (escape ຄົບ, ບໍ່ ຮົ່ວ ຂ້າມ ຂອບເຂດ).</w:t>
       </w:r>
     </w:p>
     <w:p>
@@ -2799,7 +2798,7 @@
           <w:sz w:val="21"/>
           <w:szCs w:val="21"/>
         </w:rPr>
-        <w:t xml:space="preserve">ເຊັນ 5 ຝ່າຍ </w:t>
+        <w:t xml:space="preserve">Live host: </w:t>
       </w:r>
       <w:r>
         <w:rPr>
@@ -2808,12 +2807,97 @@
           <w:sz w:val="21"/>
           <w:szCs w:val="21"/>
         </w:rPr>
-        <w:t xml:space="preserve">  · ອະນຸມັດ ຈົບ → ອັບເດດ ທະບຽນ ຕົ້ນທາງ ອັດຕະໂນມັດ (retired/ปิด/disposed) · PDF ລາຍເຊັນ 5 ຝ່າຍ.</w:t>
-      </w:r>
-    </w:p>
-    <w:p>
-      <w:pPr>
-        <w:spacing w:after="50" w:before="160"/>
+        <w:t xml:space="preserve">  TLS / security headers / cookies ໃນ ໂຮສ ຈິງ ກວດ ຜ່ານ ສະອາດ.</w:t>
+      </w:r>
+    </w:p>
+    <w:p>
+      <w:pPr>
+        <w:pStyle w:val="Heading2"/>
+      </w:pPr>
+      <w:r>
+        <w:rPr>
+          <w:rFonts w:ascii="Phetsarath OT" w:cs="Phetsarath OT" w:eastAsia="Phetsarath OT" w:hAnsi="Phetsarath OT"/>
+          <w:sz w:val="21"/>
+          <w:szCs w:val="21"/>
+        </w:rPr>
+        <w:t xml:space="preserve">2.5  Deployment &amp; Verification</w:t>
+      </w:r>
+    </w:p>
+    <w:p>
+      <w:pPr>
+        <w:spacing w:after="40"/>
+      </w:pPr>
+      <w:r>
+        <w:rPr>
+          <w:rFonts w:ascii="Phetsarath OT" w:cs="Phetsarath OT" w:eastAsia="Phetsarath OT" w:hAnsi="Phetsarath OT"/>
+          <w:color w:val="8B95A7"/>
+          <w:sz w:val="17"/>
+          <w:szCs w:val="17"/>
+        </w:rPr>
+        <w:t xml:space="preserve">ຕິດຕັ້ງ ແລະ ກວດ ຢືນຢັນ</w:t>
+      </w:r>
+    </w:p>
+    <w:p>
+      <w:pPr>
+        <w:pStyle w:val="Heading3"/>
+      </w:pPr>
+      <w:r>
+        <w:rPr>
+          <w:rFonts w:ascii="Phetsarath OT" w:cs="Phetsarath OT" w:eastAsia="Phetsarath OT" w:hAnsi="Phetsarath OT"/>
+          <w:sz w:val="21"/>
+          <w:szCs w:val="21"/>
+        </w:rPr>
+        <w:t xml:space="preserve">2.5.1  Purpose</w:t>
+      </w:r>
+      <w:r>
+        <w:rPr>
+          <w:rFonts w:ascii="Phetsarath OT" w:cs="Phetsarath OT" w:eastAsia="Phetsarath OT" w:hAnsi="Phetsarath OT"/>
+          <w:color w:val="8B95A7"/>
+          <w:sz w:val="17"/>
+          <w:szCs w:val="17"/>
+        </w:rPr>
+        <w:t xml:space="preserve">   / ຈຸດປະສົງ</w:t>
+      </w:r>
+    </w:p>
+    <w:p>
+      <w:pPr>
+        <w:spacing w:after="80"/>
+      </w:pPr>
+      <w:r>
+        <w:rPr>
+          <w:rFonts w:ascii="Phetsarath OT" w:cs="Phetsarath OT" w:eastAsia="Phetsarath OT" w:hAnsi="Phetsarath OT"/>
+          <w:color w:val="1A2230"/>
+          <w:sz w:val="21"/>
+          <w:szCs w:val="21"/>
+        </w:rPr>
+        <w:t xml:space="preserve">ຕິດຕັ້ງ ເວີຊັນ ທີ່ ທົດສອບ ແລ້ວ ໃສ່ ໂຮສ ເປົ້າ ໝາຍ ຢ່າງ ໝັ້ນຄົງ ແລະ ກວດ ຢືນຢັນ ກ່ອນ ໃຊ້ ງານ.</w:t>
+      </w:r>
+    </w:p>
+    <w:p>
+      <w:pPr>
+        <w:pStyle w:val="Heading3"/>
+      </w:pPr>
+      <w:r>
+        <w:rPr>
+          <w:rFonts w:ascii="Phetsarath OT" w:cs="Phetsarath OT" w:eastAsia="Phetsarath OT" w:hAnsi="Phetsarath OT"/>
+          <w:sz w:val="21"/>
+          <w:szCs w:val="21"/>
+        </w:rPr>
+        <w:t xml:space="preserve">2.5.2  Workflow</w:t>
+      </w:r>
+      <w:r>
+        <w:rPr>
+          <w:rFonts w:ascii="Phetsarath OT" w:cs="Phetsarath OT" w:eastAsia="Phetsarath OT" w:hAnsi="Phetsarath OT"/>
+          <w:color w:val="8B95A7"/>
+          <w:sz w:val="17"/>
+          <w:szCs w:val="17"/>
+        </w:rPr>
+        <w:t xml:space="preserve">   / ຂັ້ນຕອນ</w:t>
+      </w:r>
+    </w:p>
+    <w:p>
+      <w:pPr>
+        <w:spacing w:after="110" w:before="40"/>
       </w:pPr>
       <w:r>
         <w:rPr>
@@ -2821,19 +2905,117 @@
           <w:b/>
           <w:bCs/>
           <w:color w:val="274B78"/>
-          <w:sz w:val="22"/>
-          <w:szCs w:val="22"/>
-        </w:rPr>
-        <w:t xml:space="preserve">6.8 ແຈ້ງ ເຄື່ອງ ຜິດ / ສົ່ງ ອອກ   </w:t>
-      </w:r>
-      <w:r>
-        <w:rPr>
-          <w:rFonts w:ascii="Phetsarath OT" w:cs="Phetsarath OT" w:eastAsia="Phetsarath OT" w:hAnsi="Phetsarath OT"/>
-          <w:color w:val="8B95A7"/>
-          <w:sz w:val="18"/>
-          <w:szCs w:val="18"/>
-        </w:rPr>
-        <w:t xml:space="preserve">/ DA · OGA</w:t>
+          <w:sz w:val="18"/>
+          <w:szCs w:val="18"/>
+          <w:shd w:fill="EAF0F7" w:color="auto" w:val="clear"/>
+        </w:rPr>
+        <w:t xml:space="preserve"> ແພັກ + backup </w:t>
+      </w:r>
+      <w:r>
+        <w:rPr>
+          <w:rFonts w:ascii="Phetsarath OT" w:cs="Phetsarath OT" w:eastAsia="Phetsarath OT" w:hAnsi="Phetsarath OT"/>
+          <w:color w:val="8B95A7"/>
+          <w:sz w:val="18"/>
+          <w:szCs w:val="18"/>
+        </w:rPr>
+        <w:t xml:space="preserve">  →  </w:t>
+      </w:r>
+      <w:r>
+        <w:rPr>
+          <w:rFonts w:ascii="Phetsarath OT" w:cs="Phetsarath OT" w:eastAsia="Phetsarath OT" w:hAnsi="Phetsarath OT"/>
+          <w:b/>
+          <w:bCs/>
+          <w:color w:val="274B78"/>
+          <w:sz w:val="18"/>
+          <w:szCs w:val="18"/>
+          <w:shd w:fill="EAF0F7" w:color="auto" w:val="clear"/>
+        </w:rPr>
+        <w:t xml:space="preserve"> ຕິດຕັ້ງ (composer/.env/migrate/seed) </w:t>
+      </w:r>
+      <w:r>
+        <w:rPr>
+          <w:rFonts w:ascii="Phetsarath OT" w:cs="Phetsarath OT" w:eastAsia="Phetsarath OT" w:hAnsi="Phetsarath OT"/>
+          <w:color w:val="8B95A7"/>
+          <w:sz w:val="18"/>
+          <w:szCs w:val="18"/>
+        </w:rPr>
+        <w:t xml:space="preserve">  →  </w:t>
+      </w:r>
+      <w:r>
+        <w:rPr>
+          <w:rFonts w:ascii="Phetsarath OT" w:cs="Phetsarath OT" w:eastAsia="Phetsarath OT" w:hAnsi="Phetsarath OT"/>
+          <w:b/>
+          <w:bCs/>
+          <w:color w:val="274B78"/>
+          <w:sz w:val="18"/>
+          <w:szCs w:val="18"/>
+          <w:shd w:fill="EAF0F7" w:color="auto" w:val="clear"/>
+        </w:rPr>
+        <w:t xml:space="preserve"> storage + cache </w:t>
+      </w:r>
+      <w:r>
+        <w:rPr>
+          <w:rFonts w:ascii="Phetsarath OT" w:cs="Phetsarath OT" w:eastAsia="Phetsarath OT" w:hAnsi="Phetsarath OT"/>
+          <w:color w:val="8B95A7"/>
+          <w:sz w:val="18"/>
+          <w:szCs w:val="18"/>
+        </w:rPr>
+        <w:t xml:space="preserve">  →  </w:t>
+      </w:r>
+      <w:r>
+        <w:rPr>
+          <w:rFonts w:ascii="Phetsarath OT" w:cs="Phetsarath OT" w:eastAsia="Phetsarath OT" w:hAnsi="Phetsarath OT"/>
+          <w:b/>
+          <w:bCs/>
+          <w:color w:val="274B78"/>
+          <w:sz w:val="18"/>
+          <w:szCs w:val="18"/>
+          <w:shd w:fill="EAF0F7" w:color="auto" w:val="clear"/>
+        </w:rPr>
+        <w:t xml:space="preserve"> restart service </w:t>
+      </w:r>
+      <w:r>
+        <w:rPr>
+          <w:rFonts w:ascii="Phetsarath OT" w:cs="Phetsarath OT" w:eastAsia="Phetsarath OT" w:hAnsi="Phetsarath OT"/>
+          <w:color w:val="8B95A7"/>
+          <w:sz w:val="18"/>
+          <w:szCs w:val="18"/>
+        </w:rPr>
+        <w:t xml:space="preserve">  →  </w:t>
+      </w:r>
+      <w:r>
+        <w:rPr>
+          <w:rFonts w:ascii="Phetsarath OT" w:cs="Phetsarath OT" w:eastAsia="Phetsarath OT" w:hAnsi="Phetsarath OT"/>
+          <w:b/>
+          <w:bCs/>
+          <w:color w:val="274B78"/>
+          <w:sz w:val="18"/>
+          <w:szCs w:val="18"/>
+          <w:shd w:fill="EAF0F7" w:color="auto" w:val="clear"/>
+        </w:rPr>
+        <w:t xml:space="preserve"> ກວດ ຢືນຢັນ </w:t>
+      </w:r>
+    </w:p>
+    <w:p>
+      <w:pPr>
+        <w:pStyle w:val="Heading3"/>
+      </w:pPr>
+      <w:r>
+        <w:rPr>
+          <w:rFonts w:ascii="Phetsarath OT" w:cs="Phetsarath OT" w:eastAsia="Phetsarath OT" w:hAnsi="Phetsarath OT"/>
+          <w:sz w:val="21"/>
+          <w:szCs w:val="21"/>
+        </w:rPr>
+        <w:t xml:space="preserve">2.5.3  Details</w:t>
+      </w:r>
+      <w:r>
+        <w:rPr>
+          <w:rFonts w:ascii="Phetsarath OT" w:cs="Phetsarath OT" w:eastAsia="Phetsarath OT" w:hAnsi="Phetsarath OT"/>
+          <w:color w:val="8B95A7"/>
+          <w:sz w:val="17"/>
+          <w:szCs w:val="17"/>
+        </w:rPr>
+        <w:t xml:space="preserve">   / ລາຍລະອຽດ</w:t>
       </w:r>
     </w:p>
     <w:p>
@@ -2854,7 +3036,7 @@
           <w:sz w:val="21"/>
           <w:szCs w:val="21"/>
         </w:rPr>
-        <w:t xml:space="preserve">DA </w:t>
+        <w:t xml:space="preserve">ຂັ້ນຕອນ ຕິດຕັ້ງ: </w:t>
       </w:r>
       <w:r>
         <w:rPr>
@@ -2863,7 +3045,7 @@
           <w:sz w:val="21"/>
           <w:szCs w:val="21"/>
         </w:rPr>
-        <w:t xml:space="preserve">  · Warehouse ແຈ້ງ → Purchasing ກວດ → Leader ອະນຸມັດ → ແກ້ໄຂ · 3 ລາຍເຊັນ ໃນ PDF.</w:t>
+        <w:t xml:space="preserve">  composer install --no-dev · .env + key:generate · migrate --force · seed (RBAC, super_admin, ແມ່ແບບ) · storage:link · config/route/view cache · ຕັ້ງ ສິດ storage + bootstrap/cache.</w:t>
       </w:r>
     </w:p>
     <w:p>
@@ -2884,7 +3066,7 @@
           <w:sz w:val="21"/>
           <w:szCs w:val="21"/>
         </w:rPr>
-        <w:t xml:space="preserve">OGA </w:t>
+        <w:t xml:space="preserve">ຍ້າຍ ຂໍ້ມູນ ຢືມ: </w:t>
       </w:r>
       <w:r>
         <w:rPr>
@@ -2893,32 +3075,7 @@
           <w:sz w:val="21"/>
           <w:szCs w:val="21"/>
         </w:rPr>
-        <w:t xml:space="preserve">  · ໃບ ສົ່ງ ເຄື່ອງ ອອກ · ຈ່າຍ ອອກ → ສົ່ງ ຮອດ · driver/truck/ນ້ຳໜັກ · PDF.</w:t>
-      </w:r>
-    </w:p>
-    <w:p>
-      <w:pPr>
-        <w:spacing w:after="50" w:before="160"/>
-      </w:pPr>
-      <w:r>
-        <w:rPr>
-          <w:rFonts w:ascii="Phetsarath OT" w:cs="Phetsarath OT" w:eastAsia="Phetsarath OT" w:hAnsi="Phetsarath OT"/>
-          <w:b/>
-          <w:bCs/>
-          <w:color w:val="274B78"/>
-          <w:sz w:val="22"/>
-          <w:szCs w:val="22"/>
-        </w:rPr>
-        <w:t xml:space="preserve">6.9 ບັນຊີ ສິນຄ້າ / ງານ ວາງສະແດງ   </w:t>
-      </w:r>
-      <w:r>
-        <w:rPr>
-          <w:rFonts w:ascii="Phetsarath OT" w:cs="Phetsarath OT" w:eastAsia="Phetsarath OT" w:hAnsi="Phetsarath OT"/>
-          <w:color w:val="8B95A7"/>
-          <w:sz w:val="18"/>
-          <w:szCs w:val="18"/>
-        </w:rPr>
-        <w:t xml:space="preserve">/ Catalog · Expo</w:t>
+        <w:t xml:space="preserve">  borrow:import-json --refresh + import-photos (78 ໃບ, 142 ຮູບ) — ອ່ານ ຈາກ ແຫຼ່ງ ເກົ່າ ແບບ read-only.</w:t>
       </w:r>
     </w:p>
     <w:p>
@@ -2939,7 +3096,7 @@
           <w:sz w:val="21"/>
           <w:szCs w:val="21"/>
         </w:rPr>
-        <w:t xml:space="preserve">Catalog </w:t>
+        <w:t xml:space="preserve">ກວດ ຫຼັງ ຕິດຕັ້ງ: </w:t>
       </w:r>
       <w:r>
         <w:rPr>
@@ -2948,7 +3105,7 @@
           <w:sz w:val="21"/>
           <w:szCs w:val="21"/>
         </w:rPr>
-        <w:t xml:space="preserve">  · ບັນຊີ ສິນຄ້າ supplier (ລາຄາ net) · supplier ແກ້ ຂອງ ຕົນ.</w:t>
+        <w:t xml:space="preserve">  ນັບ ໃບ ຢືມ = 78 (returned 58 / active 20) · login super_admin · ຍ່າງ ຜ່ານ ເມນູ.</w:t>
       </w:r>
     </w:p>
     <w:p>
@@ -2969,7 +3126,7 @@
           <w:sz w:val="21"/>
           <w:szCs w:val="21"/>
         </w:rPr>
-        <w:t xml:space="preserve">Expo </w:t>
+        <w:t xml:space="preserve">ໂຄງສ້າງ server: </w:t>
       </w:r>
       <w:r>
         <w:rPr>
@@ -2978,32 +3135,74 @@
           <w:sz w:val="21"/>
           <w:szCs w:val="21"/>
         </w:rPr>
-        <w:t xml:space="preserve">  · ບັນທຶກ ການ ໄປ ງານ ວາງສະແດງ (ງານ → ບໍລິສັດ → ຜູ້ ຕິດຕໍ່ → report).</w:t>
-      </w:r>
-    </w:p>
-    <w:p>
-      <w:pPr>
-        <w:spacing w:after="50" w:before="160"/>
-      </w:pPr>
-      <w:r>
-        <w:rPr>
-          <w:rFonts w:ascii="Phetsarath OT" w:cs="Phetsarath OT" w:eastAsia="Phetsarath OT" w:hAnsi="Phetsarath OT"/>
-          <w:b/>
-          <w:bCs/>
-          <w:color w:val="274B78"/>
-          <w:sz w:val="22"/>
-          <w:szCs w:val="22"/>
-        </w:rPr>
-        <w:t xml:space="preserve">6.10 ບໍລິຫານ ລະບົບ   </w:t>
-      </w:r>
-      <w:r>
-        <w:rPr>
-          <w:rFonts w:ascii="Phetsarath OT" w:cs="Phetsarath OT" w:eastAsia="Phetsarath OT" w:hAnsi="Phetsarath OT"/>
-          <w:color w:val="8B95A7"/>
-          <w:sz w:val="18"/>
-          <w:szCs w:val="18"/>
-        </w:rPr>
-        <w:t xml:space="preserve">/ Administration</w:t>
+        <w:t xml:space="preserve">  wh.homesang.pro (UAT/ໃຊ້ ປັດຈຸບັນ) → wh.namtheun2.com (ຕົວ ຈິງ). ຕ້ອງ restart php8.3-fpm ຫຼັງ deploy (ລ້າງ OPcache).</w:t>
+      </w:r>
+    </w:p>
+    <w:p>
+      <w:pPr>
+        <w:pBdr>
+          <w:left w:val="single" w:color="B45309" w:sz="18"/>
+        </w:pBdr>
+        <w:shd w:fill="FDF3E3" w:color="auto" w:val="clear"/>
+        <w:spacing w:after="100" w:before="100"/>
+      </w:pPr>
+      <w:r>
+        <w:rPr>
+          <w:rFonts w:ascii="Phetsarath OT" w:cs="Phetsarath OT" w:eastAsia="Phetsarath OT" w:hAnsi="Phetsarath OT"/>
+          <w:color w:val="1A2230"/>
+          <w:sz w:val="20"/>
+          <w:szCs w:val="20"/>
+        </w:rPr>
+        <w:t xml:space="preserve">🔐 ກ່ອນ go-live ຕ້ອງ ຢືນຢັນ: APP_DEBUG=false · SESSION_SECURE_COOKIE=true · TRUSTED_PROXIES = IP edge ຈິງ · APP_KEY + SUPER_ADMIN_PASSWORD ຕັ້ງ ແລ້ວ · SMTP ຈິງ (ບໍ່ ດັ່ງນັ້ນ ລິ້ງ ຕັ້ງ ລະຫັດ ຈະ ຂຽນ ລົງ log).</w:t>
+      </w:r>
+    </w:p>
+    <w:p>
+      <w:pPr>
+        <w:pStyle w:val="Heading2"/>
+      </w:pPr>
+      <w:r>
+        <w:rPr>
+          <w:rFonts w:ascii="Phetsarath OT" w:cs="Phetsarath OT" w:eastAsia="Phetsarath OT" w:hAnsi="Phetsarath OT"/>
+          <w:sz w:val="21"/>
+          <w:szCs w:val="21"/>
+        </w:rPr>
+        <w:t xml:space="preserve">2.6  Version Control &amp; Change Management</w:t>
+      </w:r>
+    </w:p>
+    <w:p>
+      <w:pPr>
+        <w:spacing w:after="40"/>
+      </w:pPr>
+      <w:r>
+        <w:rPr>
+          <w:rFonts w:ascii="Phetsarath OT" w:cs="Phetsarath OT" w:eastAsia="Phetsarath OT" w:hAnsi="Phetsarath OT"/>
+          <w:color w:val="8B95A7"/>
+          <w:sz w:val="17"/>
+          <w:szCs w:val="17"/>
+        </w:rPr>
+        <w:t xml:space="preserve">ຄວບຄຸມ ເວີຊັນ ແລະ ການ ປ່ຽນແປງ</w:t>
+      </w:r>
+    </w:p>
+    <w:p>
+      <w:pPr>
+        <w:pStyle w:val="Heading3"/>
+      </w:pPr>
+      <w:r>
+        <w:rPr>
+          <w:rFonts w:ascii="Phetsarath OT" w:cs="Phetsarath OT" w:eastAsia="Phetsarath OT" w:hAnsi="Phetsarath OT"/>
+          <w:sz w:val="21"/>
+          <w:szCs w:val="21"/>
+        </w:rPr>
+        <w:t xml:space="preserve">2.6.1  Access Control to Source Code</w:t>
+      </w:r>
+      <w:r>
+        <w:rPr>
+          <w:rFonts w:ascii="Phetsarath OT" w:cs="Phetsarath OT" w:eastAsia="Phetsarath OT" w:hAnsi="Phetsarath OT"/>
+          <w:color w:val="8B95A7"/>
+          <w:sz w:val="17"/>
+          <w:szCs w:val="17"/>
+        </w:rPr>
+        <w:t xml:space="preserve">   / ຄວບຄຸມ ການ ເຂົ້າ ເຖິງ ໂຄ້ດ</w:t>
       </w:r>
     </w:p>
     <w:p>
@@ -3022,7 +3221,7 @@
           <w:sz w:val="21"/>
           <w:szCs w:val="21"/>
         </w:rPr>
-        <w:t xml:space="preserve">Users + RBAC · ໂຄງສ້າງ ອົງກອນ + ບ່ອນຕັ້ງ · UoM · Suppliers · Translations · currency/VAT/letterhead.</w:t>
+        <w:t xml:space="preserve">ໂຄ້ດ ຢູ່ GitHub (private repo sonehomesang/WIS); ໃຫ້ ສິດ ສະເພາະ ຜູ້ ກ່ຽວຂ້ອງ.</w:t>
       </w:r>
     </w:p>
     <w:p>
@@ -3041,338 +3240,29 @@
           <w:sz w:val="21"/>
           <w:szCs w:val="21"/>
         </w:rPr>
-        <w:t xml:space="preserve">Backup/Restore (super_admin) · Audit Log (ບັນທຶກ ການ ກະທຳ ທັງ ໝົດ) · Reports.</w:t>
-      </w:r>
-    </w:p>
-    <w:p>
-      <w:pPr>
-        <w:pStyle w:val="Heading1"/>
-        <w:pBdr>
-          <w:bottom w:val="single" w:color="C9D6E5" w:sz="6"/>
-        </w:pBdr>
-        <w:spacing w:after="90" w:before="260"/>
-      </w:pPr>
-      <w:r>
-        <w:rPr>
-          <w:rFonts w:ascii="Phetsarath OT" w:cs="Phetsarath OT" w:eastAsia="Phetsarath OT" w:hAnsi="Phetsarath OT"/>
-          <w:b/>
-          <w:bCs/>
-          <w:color w:val="1E3A5F"/>
-          <w:sz w:val="27"/>
-          <w:szCs w:val="27"/>
-        </w:rPr>
-        <w:t xml:space="preserve">7. ບັນທຶກ ແລະ ເອກະສານ   </w:t>
-      </w:r>
-      <w:r>
-        <w:rPr>
-          <w:rFonts w:ascii="Phetsarath OT" w:cs="Phetsarath OT" w:eastAsia="Phetsarath OT" w:hAnsi="Phetsarath OT"/>
-          <w:color w:val="8B95A7"/>
-          <w:sz w:val="20"/>
-          <w:szCs w:val="20"/>
-        </w:rPr>
-        <w:t xml:space="preserve">/ Records &amp; Documents</w:t>
-      </w:r>
-    </w:p>
-    <w:tbl>
-      <w:tblPr>
-        <w:tblW w:type="dxa" w:w="9500"/>
-        <w:tblBorders>
-          <w:top w:val="single" w:color="D9DEE6" w:sz="4"/>
-          <w:left w:val="single" w:color="D9DEE6" w:sz="4"/>
-          <w:bottom w:val="single" w:color="D9DEE6" w:sz="4"/>
-          <w:right w:val="single" w:color="D9DEE6" w:sz="4"/>
-          <w:insideH w:val="single" w:color="D9DEE6" w:sz="4"/>
-          <w:insideV w:val="single" w:color="D9DEE6" w:sz="4"/>
-        </w:tblBorders>
-      </w:tblPr>
-      <w:tblGrid>
-        <w:gridCol w:w="3200"/>
-        <w:gridCol w:w="6300"/>
-      </w:tblGrid>
-      <w:tr>
-        <w:tc>
-          <w:tcPr>
-            <w:tcW w:type="dxa" w:w="3200"/>
-            <w:shd w:fill="1E3A5F" w:color="auto" w:val="clear"/>
-            <w:tcMar>
-              <w:top w:type="dxa" w:w="50"/>
-              <w:left w:type="dxa" w:w="90"/>
-              <w:bottom w:type="dxa" w:w="50"/>
-              <w:right w:type="dxa" w:w="90"/>
-            </w:tcMar>
-          </w:tcPr>
-          <w:p>
-            <w:r>
-              <w:rPr>
-                <w:rFonts w:ascii="Phetsarath OT" w:cs="Phetsarath OT" w:eastAsia="Phetsarath OT" w:hAnsi="Phetsarath OT"/>
-                <w:b/>
-                <w:bCs/>
-                <w:color w:val="FFFFFF"/>
-                <w:sz w:val="19"/>
-                <w:szCs w:val="19"/>
-              </w:rPr>
-              <w:t xml:space="preserve">ບັນທຶກ / Record</w:t>
-            </w:r>
-          </w:p>
-        </w:tc>
-        <w:tc>
-          <w:tcPr>
-            <w:tcW w:type="dxa" w:w="6300"/>
-            <w:shd w:fill="1E3A5F" w:color="auto" w:val="clear"/>
-            <w:tcMar>
-              <w:top w:type="dxa" w:w="50"/>
-              <w:left w:type="dxa" w:w="90"/>
-              <w:bottom w:type="dxa" w:w="50"/>
-              <w:right w:type="dxa" w:w="90"/>
-            </w:tcMar>
-          </w:tcPr>
-          <w:p>
-            <w:r>
-              <w:rPr>
-                <w:rFonts w:ascii="Phetsarath OT" w:cs="Phetsarath OT" w:eastAsia="Phetsarath OT" w:hAnsi="Phetsarath OT"/>
-                <w:b/>
-                <w:bCs/>
-                <w:color w:val="FFFFFF"/>
-                <w:sz w:val="19"/>
-                <w:szCs w:val="19"/>
-              </w:rPr>
-              <w:t xml:space="preserve">ບ່ອນ ເກັບ / Where</w:t>
-            </w:r>
-          </w:p>
-        </w:tc>
-      </w:tr>
-      <w:tr>
-        <w:tc>
-          <w:tcPr>
-            <w:tcW w:type="dxa" w:w="3200"/>
-            <w:tcMar>
-              <w:top w:type="dxa" w:w="50"/>
-              <w:left w:type="dxa" w:w="90"/>
-              <w:bottom w:type="dxa" w:w="50"/>
-              <w:right w:type="dxa" w:w="90"/>
-            </w:tcMar>
-          </w:tcPr>
-          <w:p>
-            <w:r>
-              <w:rPr>
-                <w:rFonts w:ascii="Phetsarath OT" w:cs="Phetsarath OT" w:eastAsia="Phetsarath OT" w:hAnsi="Phetsarath OT"/>
-                <w:b/>
-                <w:bCs/>
-                <w:color w:val="1A2230"/>
-                <w:sz w:val="19"/>
-                <w:szCs w:val="19"/>
-              </w:rPr>
-              <w:t xml:space="preserve">ໃບ PDF ທຸກ ໂມດູລ (ຫົວ SCU-WID)</w:t>
-            </w:r>
-          </w:p>
-        </w:tc>
-        <w:tc>
-          <w:tcPr>
-            <w:tcW w:type="dxa" w:w="6300"/>
-            <w:tcMar>
-              <w:top w:type="dxa" w:w="50"/>
-              <w:left w:type="dxa" w:w="90"/>
-              <w:bottom w:type="dxa" w:w="50"/>
-              <w:right w:type="dxa" w:w="90"/>
-            </w:tcMar>
-          </w:tcPr>
-          <w:p>
-            <w:r>
-              <w:rPr>
-                <w:rFonts w:ascii="Phetsarath OT" w:cs="Phetsarath OT" w:eastAsia="Phetsarath OT" w:hAnsi="Phetsarath OT"/>
-                <w:b w:val="false"/>
-                <w:bCs w:val="false"/>
-                <w:color w:val="455065"/>
-                <w:sz w:val="19"/>
-                <w:szCs w:val="19"/>
-              </w:rPr>
-              <w:t xml:space="preserve">ພິມ ຈາກ ໜ້າ ລາຍລະອຽດ ຂອງ ໃບ</w:t>
-            </w:r>
-          </w:p>
-        </w:tc>
-      </w:tr>
-      <w:tr>
-        <w:tc>
-          <w:tcPr>
-            <w:tcW w:type="dxa" w:w="3200"/>
-            <w:shd w:fill="F5F8FB" w:color="auto" w:val="clear"/>
-            <w:tcMar>
-              <w:top w:type="dxa" w:w="50"/>
-              <w:left w:type="dxa" w:w="90"/>
-              <w:bottom w:type="dxa" w:w="50"/>
-              <w:right w:type="dxa" w:w="90"/>
-            </w:tcMar>
-          </w:tcPr>
-          <w:p>
-            <w:r>
-              <w:rPr>
-                <w:rFonts w:ascii="Phetsarath OT" w:cs="Phetsarath OT" w:eastAsia="Phetsarath OT" w:hAnsi="Phetsarath OT"/>
-                <w:b/>
-                <w:bCs/>
-                <w:color w:val="1A2230"/>
-                <w:sz w:val="19"/>
-                <w:szCs w:val="19"/>
-              </w:rPr>
-              <w:t xml:space="preserve">ຮູບ ຫຼັກຖານ (ຝັງ ວັນທີ+ເວລາ)</w:t>
-            </w:r>
-          </w:p>
-        </w:tc>
-        <w:tc>
-          <w:tcPr>
-            <w:tcW w:type="dxa" w:w="6300"/>
-            <w:shd w:fill="F5F8FB" w:color="auto" w:val="clear"/>
-            <w:tcMar>
-              <w:top w:type="dxa" w:w="50"/>
-              <w:left w:type="dxa" w:w="90"/>
-              <w:bottom w:type="dxa" w:w="50"/>
-              <w:right w:type="dxa" w:w="90"/>
-            </w:tcMar>
-          </w:tcPr>
-          <w:p>
-            <w:r>
-              <w:rPr>
-                <w:rFonts w:ascii="Phetsarath OT" w:cs="Phetsarath OT" w:eastAsia="Phetsarath OT" w:hAnsi="Phetsarath OT"/>
-                <w:b w:val="false"/>
-                <w:bCs w:val="false"/>
-                <w:color w:val="455065"/>
-                <w:sz w:val="19"/>
-                <w:szCs w:val="19"/>
-              </w:rPr>
-              <w:t xml:space="preserve">ຕິດ ກັບ ໃບ ໃນ ລະບົບ</w:t>
-            </w:r>
-          </w:p>
-        </w:tc>
-      </w:tr>
-      <w:tr>
-        <w:tc>
-          <w:tcPr>
-            <w:tcW w:type="dxa" w:w="3200"/>
-            <w:tcMar>
-              <w:top w:type="dxa" w:w="50"/>
-              <w:left w:type="dxa" w:w="90"/>
-              <w:bottom w:type="dxa" w:w="50"/>
-              <w:right w:type="dxa" w:w="90"/>
-            </w:tcMar>
-          </w:tcPr>
-          <w:p>
-            <w:r>
-              <w:rPr>
-                <w:rFonts w:ascii="Phetsarath OT" w:cs="Phetsarath OT" w:eastAsia="Phetsarath OT" w:hAnsi="Phetsarath OT"/>
-                <w:b/>
-                <w:bCs/>
-                <w:color w:val="1A2230"/>
-                <w:sz w:val="19"/>
-                <w:szCs w:val="19"/>
-              </w:rPr>
-              <w:t xml:space="preserve">Deleted Log (ລຶບ + ເຫດຜົນ)</w:t>
-            </w:r>
-          </w:p>
-        </w:tc>
-        <w:tc>
-          <w:tcPr>
-            <w:tcW w:type="dxa" w:w="6300"/>
-            <w:tcMar>
-              <w:top w:type="dxa" w:w="50"/>
-              <w:left w:type="dxa" w:w="90"/>
-              <w:bottom w:type="dxa" w:w="50"/>
-              <w:right w:type="dxa" w:w="90"/>
-            </w:tcMar>
-          </w:tcPr>
-          <w:p>
-            <w:r>
-              <w:rPr>
-                <w:rFonts w:ascii="Phetsarath OT" w:cs="Phetsarath OT" w:eastAsia="Phetsarath OT" w:hAnsi="Phetsarath OT"/>
-                <w:b w:val="false"/>
-                <w:bCs w:val="false"/>
-                <w:color w:val="455065"/>
-                <w:sz w:val="19"/>
-                <w:szCs w:val="19"/>
-              </w:rPr>
-              <w:t xml:space="preserve">ແຕ່ ລະ ໂມດູລ · ກູ້ຄືນ ໄດ້</w:t>
-            </w:r>
-          </w:p>
-        </w:tc>
-      </w:tr>
-      <w:tr>
-        <w:tc>
-          <w:tcPr>
-            <w:tcW w:type="dxa" w:w="3200"/>
-            <w:shd w:fill="F5F8FB" w:color="auto" w:val="clear"/>
-            <w:tcMar>
-              <w:top w:type="dxa" w:w="50"/>
-              <w:left w:type="dxa" w:w="90"/>
-              <w:bottom w:type="dxa" w:w="50"/>
-              <w:right w:type="dxa" w:w="90"/>
-            </w:tcMar>
-          </w:tcPr>
-          <w:p>
-            <w:r>
-              <w:rPr>
-                <w:rFonts w:ascii="Phetsarath OT" w:cs="Phetsarath OT" w:eastAsia="Phetsarath OT" w:hAnsi="Phetsarath OT"/>
-                <w:b/>
-                <w:bCs/>
-                <w:color w:val="1A2230"/>
-                <w:sz w:val="19"/>
-                <w:szCs w:val="19"/>
-              </w:rPr>
-              <w:t xml:space="preserve">Audit Log (ປະຫວັດ ການ ກະທຳ)</w:t>
-            </w:r>
-          </w:p>
-        </w:tc>
-        <w:tc>
-          <w:tcPr>
-            <w:tcW w:type="dxa" w:w="6300"/>
-            <w:shd w:fill="F5F8FB" w:color="auto" w:val="clear"/>
-            <w:tcMar>
-              <w:top w:type="dxa" w:w="50"/>
-              <w:left w:type="dxa" w:w="90"/>
-              <w:bottom w:type="dxa" w:w="50"/>
-              <w:right w:type="dxa" w:w="90"/>
-            </w:tcMar>
-          </w:tcPr>
-          <w:p>
-            <w:r>
-              <w:rPr>
-                <w:rFonts w:ascii="Phetsarath OT" w:cs="Phetsarath OT" w:eastAsia="Phetsarath OT" w:hAnsi="Phetsarath OT"/>
-                <w:b w:val="false"/>
-                <w:bCs w:val="false"/>
-                <w:color w:val="455065"/>
-                <w:sz w:val="19"/>
-                <w:szCs w:val="19"/>
-              </w:rPr>
-              <w:t xml:space="preserve">Settings → Audit</w:t>
-            </w:r>
-          </w:p>
-        </w:tc>
-      </w:tr>
-    </w:tbl>
-    <w:p>
-      <w:pPr>
-        <w:pStyle w:val="Heading1"/>
-        <w:pBdr>
-          <w:bottom w:val="single" w:color="C9D6E5" w:sz="6"/>
-        </w:pBdr>
-        <w:spacing w:after="90" w:before="260"/>
-      </w:pPr>
-      <w:r>
-        <w:rPr>
-          <w:rFonts w:ascii="Phetsarath OT" w:cs="Phetsarath OT" w:eastAsia="Phetsarath OT" w:hAnsi="Phetsarath OT"/>
-          <w:b/>
-          <w:bCs/>
-          <w:color w:val="1E3A5F"/>
-          <w:sz w:val="27"/>
-          <w:szCs w:val="27"/>
-        </w:rPr>
-        <w:t xml:space="preserve">8. ຄວາມ ປອດໄພ ແລະ ຂໍ້ມູນ   </w:t>
-      </w:r>
-      <w:r>
-        <w:rPr>
-          <w:rFonts w:ascii="Phetsarath OT" w:cs="Phetsarath OT" w:eastAsia="Phetsarath OT" w:hAnsi="Phetsarath OT"/>
-          <w:color w:val="8B95A7"/>
-          <w:sz w:val="20"/>
-          <w:szCs w:val="20"/>
-        </w:rPr>
-        <w:t xml:space="preserve">/ Security &amp; Data Protection</w:t>
+        <w:t xml:space="preserve">ຄວາມ ລັບ (.env, APP_KEY, ລະຫັດ DB, service account) ບໍ່ commit — ຢູ່ ໃນ .gitignore, ຕັ້ງ ໃນ server ໂດຍ ກົງ.</w:t>
+      </w:r>
+    </w:p>
+    <w:p>
+      <w:pPr>
+        <w:pStyle w:val="Heading3"/>
+      </w:pPr>
+      <w:r>
+        <w:rPr>
+          <w:rFonts w:ascii="Phetsarath OT" w:cs="Phetsarath OT" w:eastAsia="Phetsarath OT" w:hAnsi="Phetsarath OT"/>
+          <w:sz w:val="21"/>
+          <w:szCs w:val="21"/>
+        </w:rPr>
+        <w:t xml:space="preserve">2.6.2  Software Version Control</w:t>
+      </w:r>
+      <w:r>
+        <w:rPr>
+          <w:rFonts w:ascii="Phetsarath OT" w:cs="Phetsarath OT" w:eastAsia="Phetsarath OT" w:hAnsi="Phetsarath OT"/>
+          <w:color w:val="8B95A7"/>
+          <w:sz w:val="17"/>
+          <w:szCs w:val="17"/>
+        </w:rPr>
+        <w:t xml:space="preserve">   / ຄວບຄຸມ ເວີຊັນ</w:t>
       </w:r>
     </w:p>
     <w:p>
@@ -3391,7 +3281,7 @@
           <w:sz w:val="21"/>
           <w:szCs w:val="21"/>
         </w:rPr>
-        <w:t xml:space="preserve">ຄວບຄຸມ ສິດ ຕາມ ບົດບາດ (RBAC) · ເຫັນ ຂໍ້ມູນ ສະເພาະ ຂອບເຂດ ຕົນ.</w:t>
+        <w:t xml:space="preserve">ໃຊ້ Git, branch ຫຼັກ main; commit ມີ ຂໍ້ຄວາມ ຊັດເຈນ (feat/fix/docs + scope); ປະຫວັດ ຄົບ ກວດສອບ ໄດ້.</w:t>
       </w:r>
     </w:p>
     <w:p>
@@ -3410,7 +3300,29 @@
           <w:sz w:val="21"/>
           <w:szCs w:val="21"/>
         </w:rPr>
-        <w:t xml:space="preserve">ລະຫັດ ຜ່ານ ເຂົ້າ ລະຫັດ (bcrypt) · ບັງຄັບ HTTPS · cookie ປອດໄພ · ຈຳກັດ ຄວາມ ພະຍາຍາມ login.</w:t>
+        <w:t xml:space="preserve">deploy ຜ່ານ git pull (assets ມາ ພ້ອມ); ສາມາດ ຍ້ອນ (rollback) ຄືນ commit ເກົ່າ ໄດ້.</w:t>
+      </w:r>
+    </w:p>
+    <w:p>
+      <w:pPr>
+        <w:pStyle w:val="Heading3"/>
+      </w:pPr>
+      <w:r>
+        <w:rPr>
+          <w:rFonts w:ascii="Phetsarath OT" w:cs="Phetsarath OT" w:eastAsia="Phetsarath OT" w:hAnsi="Phetsarath OT"/>
+          <w:sz w:val="21"/>
+          <w:szCs w:val="21"/>
+        </w:rPr>
+        <w:t xml:space="preserve">2.6.3  Change Management</w:t>
+      </w:r>
+      <w:r>
+        <w:rPr>
+          <w:rFonts w:ascii="Phetsarath OT" w:cs="Phetsarath OT" w:eastAsia="Phetsarath OT" w:hAnsi="Phetsarath OT"/>
+          <w:color w:val="8B95A7"/>
+          <w:sz w:val="17"/>
+          <w:szCs w:val="17"/>
+        </w:rPr>
+        <w:t xml:space="preserve">   / ຄຸ້ມຄອງ ການ ປ່ຽນແປງ</w:t>
       </w:r>
     </w:p>
     <w:p>
@@ -3429,7 +3341,7 @@
           <w:sz w:val="21"/>
           <w:szCs w:val="21"/>
         </w:rPr>
-        <w:t xml:space="preserve">ບັນຊີ ຖືກ ລັອກ → ຕັດ session ທັນທີ · ທຸກ ການ ກະທຳ ບັນທຶກ Audit · backup ຖານ ຂໍ້ມູນ ເປັນ ປົກກະຕິ.</w:t>
+        <w:t xml:space="preserve">ທຸກ ການ ປ່ຽນແປງ: ທົດສອບ ໃນ dev → commit → deploy ໃສ່ UAT → ຢືນຢັນ → ຈຶ່ງ ຂຶ້ນ prod.</w:t>
       </w:r>
     </w:p>
     <w:p>
@@ -3448,36 +3360,7 @@
           <w:sz w:val="21"/>
           <w:szCs w:val="21"/>
         </w:rPr>
-        <w:t xml:space="preserve">ຮູບ/ໄຟລ໌ upload ຈຳກັດ ປະເພດ (jpg/png/webp) · ຊື່ ໄຟລ໌ ສຸ່ມ ປອດໄພ.</w:t>
-      </w:r>
-    </w:p>
-    <w:p>
-      <w:pPr>
-        <w:pStyle w:val="Heading1"/>
-        <w:pBdr>
-          <w:bottom w:val="single" w:color="C9D6E5" w:sz="6"/>
-        </w:pBdr>
-        <w:spacing w:after="90" w:before="260"/>
-      </w:pPr>
-      <w:r>
-        <w:rPr>
-          <w:rFonts w:ascii="Phetsarath OT" w:cs="Phetsarath OT" w:eastAsia="Phetsarath OT" w:hAnsi="Phetsarath OT"/>
-          <w:b/>
-          <w:bCs/>
-          <w:color w:val="1E3A5F"/>
-          <w:sz w:val="27"/>
-          <w:szCs w:val="27"/>
-        </w:rPr>
-        <w:t xml:space="preserve">9. ອ້າງອີງ   </w:t>
-      </w:r>
-      <w:r>
-        <w:rPr>
-          <w:rFonts w:ascii="Phetsarath OT" w:cs="Phetsarath OT" w:eastAsia="Phetsarath OT" w:hAnsi="Phetsarath OT"/>
-          <w:color w:val="8B95A7"/>
-          <w:sz w:val="20"/>
-          <w:szCs w:val="20"/>
-        </w:rPr>
-        <w:t xml:space="preserve">/ References</w:t>
+        <w:t xml:space="preserve">Backup ຖານ ຂໍ້ມູນ (mysqldump) ກ່ອນ ປ່ຽນ; ໃຊ້ migration ຄຸ້ມຄອງ schema; restart service ຫຼັງ deploy.</w:t>
       </w:r>
     </w:p>
     <w:p>
@@ -3496,36 +3379,118 @@
           <w:sz w:val="21"/>
           <w:szCs w:val="21"/>
         </w:rPr>
-        <w:t xml:space="preserve">ຄູ່ມື ນຳໃຊ້ WH · ຄູ່ມື ພ້ອມ ຮູບ · ບົດ ນຳສະເໜີ · ຟອມ ທາງ ການ SCU-WID.</w:t>
+        <w:t xml:space="preserve">Audit Log ບັນທຶກ ການ ກະທຳ ໃນ ລະບົບ; ໜ້າ Backup/Restore ຢູ່ ໃນ ເມນູ ບໍລິຫານ.</w:t>
+      </w:r>
+    </w:p>
+    <w:p>
+      <w:pPr>
+        <w:pStyle w:val="Heading3"/>
+      </w:pPr>
+      <w:r>
+        <w:rPr>
+          <w:rFonts w:ascii="Phetsarath OT" w:cs="Phetsarath OT" w:eastAsia="Phetsarath OT" w:hAnsi="Phetsarath OT"/>
+          <w:sz w:val="21"/>
+          <w:szCs w:val="21"/>
+        </w:rPr>
+        <w:t xml:space="preserve">2.6.4  External Vendors</w:t>
+      </w:r>
+      <w:r>
+        <w:rPr>
+          <w:rFonts w:ascii="Phetsarath OT" w:cs="Phetsarath OT" w:eastAsia="Phetsarath OT" w:hAnsi="Phetsarath OT"/>
+          <w:color w:val="8B95A7"/>
+          <w:sz w:val="17"/>
+          <w:szCs w:val="17"/>
+        </w:rPr>
+        <w:t xml:space="preserve">   / ຜູ້ ໃຫ້ ບໍລິການ ພາຍ ນອກ</w:t>
+      </w:r>
+    </w:p>
+    <w:p>
+      <w:pPr>
+        <w:pStyle w:val="ListParagraph"/>
+        <w:numPr>
+          <w:ilvl w:val="0"/>
+          <w:numId w:val="2"/>
+        </w:numPr>
+        <w:spacing w:after="50"/>
+      </w:pPr>
+      <w:r>
+        <w:rPr>
+          <w:rFonts w:ascii="Phetsarath OT" w:cs="Phetsarath OT" w:eastAsia="Phetsarath OT" w:hAnsi="Phetsarath OT"/>
+          <w:color w:val="455065"/>
+          <w:sz w:val="21"/>
+          <w:szCs w:val="21"/>
+        </w:rPr>
+        <w:t xml:space="preserve">ໄອທີ / vendor ຮັບຜິດຊອບ ຕິດຕັ້ງ ຢູ່ wh.namtheun2.com ຕາມ ຊຸດ cutover ທີ່ ມອບ ໃຫ້ (ໂຄ້ດ + ຂໍ້ມູນ + runbook).</w:t>
+      </w:r>
+    </w:p>
+    <w:p>
+      <w:pPr>
+        <w:pStyle w:val="ListParagraph"/>
+        <w:numPr>
+          <w:ilvl w:val="0"/>
+          <w:numId w:val="2"/>
+        </w:numPr>
+        <w:spacing w:after="50"/>
+      </w:pPr>
+      <w:r>
+        <w:rPr>
+          <w:rFonts w:ascii="Phetsarath OT" w:cs="Phetsarath OT" w:eastAsia="Phetsarath OT" w:hAnsi="Phetsarath OT"/>
+          <w:color w:val="455065"/>
+          <w:sz w:val="21"/>
+          <w:szCs w:val="21"/>
+        </w:rPr>
+        <w:t xml:space="preserve">ການ ເຂົ້າ ເຖິງ ຂໍ້ມູນ ຕົວ ຈິງ ຂອງ ລະບົບ ເກົ່າ (WIBT / Firebase) ເປັນ read-only ເທົ່ານັ້ນ.</w:t>
+      </w:r>
+    </w:p>
+    <w:p>
+      <w:pPr>
+        <w:pStyle w:val="ListParagraph"/>
+        <w:numPr>
+          <w:ilvl w:val="0"/>
+          <w:numId w:val="2"/>
+        </w:numPr>
+        <w:spacing w:after="50"/>
+      </w:pPr>
+      <w:r>
+        <w:rPr>
+          <w:rFonts w:ascii="Phetsarath OT" w:cs="Phetsarath OT" w:eastAsia="Phetsarath OT" w:hAnsi="Phetsarath OT"/>
+          <w:color w:val="455065"/>
+          <w:sz w:val="21"/>
+          <w:szCs w:val="21"/>
+        </w:rPr>
+        <w:t xml:space="preserve">ບໍລິການ ພາຍ ນອກ ອື່ນ: Google Cloud/Firebase (ຍ້າຍ ຂໍ້ມູນ), SMTP mail, VPS host — ຄວບຄຸມ ສິດ + ຄວາມ ລັບ ຕາມ ຂໍ້ 2.6.1.</w:t>
+      </w:r>
+    </w:p>
+    <w:p>
+      <w:r>
+        <w:br w:type="page"/>
       </w:r>
     </w:p>
     <w:p>
       <w:pPr>
         <w:pStyle w:val="Heading1"/>
-        <w:pBdr>
-          <w:bottom w:val="single" w:color="C9D6E5" w:sz="6"/>
-        </w:pBdr>
-        <w:spacing w:after="90" w:before="260"/>
-      </w:pPr>
-      <w:r>
-        <w:rPr>
-          <w:rFonts w:ascii="Phetsarath OT" w:cs="Phetsarath OT" w:eastAsia="Phetsarath OT" w:hAnsi="Phetsarath OT"/>
-          <w:b/>
-          <w:bCs/>
-          <w:color w:val="1E3A5F"/>
-          <w:sz w:val="27"/>
-          <w:szCs w:val="27"/>
-        </w:rPr>
-        <w:t xml:space="preserve">10. ປະຫວັດ ການ ດັດແກ້   </w:t>
-      </w:r>
-      <w:r>
-        <w:rPr>
-          <w:rFonts w:ascii="Phetsarath OT" w:cs="Phetsarath OT" w:eastAsia="Phetsarath OT" w:hAnsi="Phetsarath OT"/>
-          <w:color w:val="8B95A7"/>
-          <w:sz w:val="20"/>
-          <w:szCs w:val="20"/>
-        </w:rPr>
-        <w:t xml:space="preserve">/ Revision History</w:t>
+      </w:pPr>
+      <w:r>
+        <w:rPr>
+          <w:rFonts w:ascii="Phetsarath OT" w:cs="Phetsarath OT" w:eastAsia="Phetsarath OT" w:hAnsi="Phetsarath OT"/>
+          <w:sz w:val="21"/>
+          <w:szCs w:val="21"/>
+        </w:rPr>
+        <w:t xml:space="preserve">Revision History</w:t>
+      </w:r>
+    </w:p>
+    <w:p>
+      <w:pPr>
+        <w:spacing w:after="60"/>
+      </w:pPr>
+      <w:r>
+        <w:rPr>
+          <w:rFonts w:ascii="Phetsarath OT" w:cs="Phetsarath OT" w:eastAsia="Phetsarath OT" w:hAnsi="Phetsarath OT"/>
+          <w:color w:val="8B95A7"/>
+          <w:sz w:val="18"/>
+          <w:szCs w:val="18"/>
+        </w:rPr>
+        <w:t xml:space="preserve">ປະຫວັດ ການ ດັດແກ້</w:t>
       </w:r>
     </w:p>
     <w:tbl>
@@ -3568,7 +3533,7 @@
                 <w:sz w:val="19"/>
                 <w:szCs w:val="19"/>
               </w:rPr>
-              <w:t xml:space="preserve">ລຸ້ນ</w:t>
+              <w:t xml:space="preserve">ລຸ້ນ / Ver.</w:t>
             </w:r>
           </w:p>
         </w:tc>
@@ -3593,7 +3558,7 @@
                 <w:sz w:val="19"/>
                 <w:szCs w:val="19"/>
               </w:rPr>
-              <w:t xml:space="preserve">ວັນທີ</w:t>
+              <w:t xml:space="preserve">ວັນທີ / Date</w:t>
             </w:r>
           </w:p>
         </w:tc>
@@ -3693,7 +3658,7 @@
                 <w:sz w:val="19"/>
                 <w:szCs w:val="19"/>
               </w:rPr>
-              <w:t xml:space="preserve">__________</w:t>
+              <w:t xml:space="preserve">____________</w:t>
             </w:r>
           </w:p>
         </w:tc>
@@ -3717,7 +3682,7 @@
                 <w:sz w:val="19"/>
                 <w:szCs w:val="19"/>
               </w:rPr>
-              <w:t xml:space="preserve">ອອກ ໃຊ້ ຄັ້ງ ທຳ ອິດ · Initial issue</w:t>
+              <w:t xml:space="preserve">ອອກ ໃຊ້ ຄັ້ງ ທຳ ອິດ / Initial issue</w:t>
             </w:r>
           </w:p>
         </w:tc>
@@ -3741,7 +3706,7 @@
                 <w:sz w:val="19"/>
                 <w:szCs w:val="19"/>
               </w:rPr>
-              <w:t xml:space="preserve">__________</w:t>
+              <w:t xml:space="preserve">____________</w:t>
             </w:r>
           </w:p>
         </w:tc>
@@ -3848,7 +3813,132 @@
           </w:p>
         </w:tc>
       </w:tr>
+      <w:tr>
+        <w:tc>
+          <w:tcPr>
+            <w:tcW w:type="dxa" w:w="1300"/>
+            <w:tcMar>
+              <w:top w:type="dxa" w:w="50"/>
+              <w:left w:type="dxa" w:w="90"/>
+              <w:bottom w:type="dxa" w:w="50"/>
+              <w:right w:type="dxa" w:w="90"/>
+            </w:tcMar>
+          </w:tcPr>
+          <w:p>
+            <w:r>
+              <w:rPr>
+                <w:rFonts w:ascii="Phetsarath OT" w:cs="Phetsarath OT" w:eastAsia="Phetsarath OT" w:hAnsi="Phetsarath OT"/>
+                <w:b/>
+                <w:bCs/>
+                <w:color w:val="1A2230"/>
+                <w:sz w:val="19"/>
+                <w:szCs w:val="19"/>
+              </w:rPr>
+              <w:t xml:space="preserve"/>
+            </w:r>
+          </w:p>
+        </w:tc>
+        <w:tc>
+          <w:tcPr>
+            <w:tcW w:type="dxa" w:w="2000"/>
+            <w:tcMar>
+              <w:top w:type="dxa" w:w="50"/>
+              <w:left w:type="dxa" w:w="90"/>
+              <w:bottom w:type="dxa" w:w="50"/>
+              <w:right w:type="dxa" w:w="90"/>
+            </w:tcMar>
+          </w:tcPr>
+          <w:p>
+            <w:r>
+              <w:rPr>
+                <w:rFonts w:ascii="Phetsarath OT" w:cs="Phetsarath OT" w:eastAsia="Phetsarath OT" w:hAnsi="Phetsarath OT"/>
+                <w:b w:val="false"/>
+                <w:bCs w:val="false"/>
+                <w:color w:val="455065"/>
+                <w:sz w:val="19"/>
+                <w:szCs w:val="19"/>
+              </w:rPr>
+              <w:t xml:space="preserve"/>
+            </w:r>
+          </w:p>
+        </w:tc>
+        <w:tc>
+          <w:tcPr>
+            <w:tcW w:type="dxa" w:w="4400"/>
+            <w:tcMar>
+              <w:top w:type="dxa" w:w="50"/>
+              <w:left w:type="dxa" w:w="90"/>
+              <w:bottom w:type="dxa" w:w="50"/>
+              <w:right w:type="dxa" w:w="90"/>
+            </w:tcMar>
+          </w:tcPr>
+          <w:p>
+            <w:r>
+              <w:rPr>
+                <w:rFonts w:ascii="Phetsarath OT" w:cs="Phetsarath OT" w:eastAsia="Phetsarath OT" w:hAnsi="Phetsarath OT"/>
+                <w:b w:val="false"/>
+                <w:bCs w:val="false"/>
+                <w:color w:val="455065"/>
+                <w:sz w:val="19"/>
+                <w:szCs w:val="19"/>
+              </w:rPr>
+              <w:t xml:space="preserve"/>
+            </w:r>
+          </w:p>
+        </w:tc>
+        <w:tc>
+          <w:tcPr>
+            <w:tcW w:type="dxa" w:w="1800"/>
+            <w:tcMar>
+              <w:top w:type="dxa" w:w="50"/>
+              <w:left w:type="dxa" w:w="90"/>
+              <w:bottom w:type="dxa" w:w="50"/>
+              <w:right w:type="dxa" w:w="90"/>
+            </w:tcMar>
+          </w:tcPr>
+          <w:p>
+            <w:r>
+              <w:rPr>
+                <w:rFonts w:ascii="Phetsarath OT" w:cs="Phetsarath OT" w:eastAsia="Phetsarath OT" w:hAnsi="Phetsarath OT"/>
+                <w:b w:val="false"/>
+                <w:bCs w:val="false"/>
+                <w:color w:val="455065"/>
+                <w:sz w:val="19"/>
+                <w:szCs w:val="19"/>
+              </w:rPr>
+              <w:t xml:space="preserve"/>
+            </w:r>
+          </w:p>
+        </w:tc>
+      </w:tr>
     </w:tbl>
+    <w:p>
+      <w:pPr>
+        <w:spacing w:after="140"/>
+      </w:pPr>
+      <w:r>
+        <w:rPr>
+          <w:rFonts w:ascii="Phetsarath OT" w:cs="Phetsarath OT" w:eastAsia="Phetsarath OT" w:hAnsi="Phetsarath OT"/>
+          <w:sz w:val="21"/>
+          <w:szCs w:val="21"/>
+        </w:rPr>
+        <w:t xml:space="preserve"/>
+      </w:r>
+    </w:p>
+    <w:p>
+      <w:pPr>
+        <w:spacing w:after="80"/>
+      </w:pPr>
+      <w:r>
+        <w:rPr>
+          <w:rFonts w:ascii="Phetsarath OT" w:cs="Phetsarath OT" w:eastAsia="Phetsarath OT" w:hAnsi="Phetsarath OT"/>
+          <w:color w:val="455065"/>
+          <w:sz w:val="19"/>
+          <w:szCs w:val="19"/>
+        </w:rPr>
+        <w:t xml:space="preserve">ເອກະສານ ອ້າງອີງ / References: ຄູ່ມື ນຳໃຊ້ WH · ຄູ່ມື ພ້ອມ ຮູບ · ບົດ ນຳສະເໜີ · ຟອມ ທາງ ການ SCU-WID · ຊຸດ cutover wh.namtheun2.com.</w:t>
+      </w:r>
+    </w:p>
     <w:sectPr>
       <w:pgSz w:w="11906" w:h="16838" w:orient="portrait"/>
       <w:pgMar w:top="1100" w:right="1000" w:bottom="1100" w:left="1000" w:header="708" w:footer="708" w:gutter="0"/>
@@ -4237,5 +4327,59 @@
       <w:szCs w:val="20"/>
     </w:rPr>
   </w:style>
+  <w:style w:type="paragraph" w:styleId="Heading1">
+    <w:name w:val="Heading 1"/>
+    <w:basedOn w:val="Normal"/>
+    <w:next w:val="Normal"/>
+    <w:qFormat/>
+    <w:pPr>
+      <w:pBdr>
+        <w:bottom w:val="single" w:color="C9D6E5" w:sz="6"/>
+      </w:pBdr>
+      <w:spacing w:after="90" w:before="280"/>
+    </w:pPr>
+    <w:rPr>
+      <w:rFonts w:ascii="Phetsarath OT" w:cs="Phetsarath OT" w:eastAsia="Phetsarath OT" w:hAnsi="Phetsarath OT"/>
+      <w:b/>
+      <w:bCs/>
+      <w:color w:val="1E3A5F"/>
+      <w:sz w:val="28"/>
+      <w:szCs w:val="28"/>
+    </w:rPr>
+  </w:style>
+  <w:style w:type="paragraph" w:styleId="Heading2">
+    <w:name w:val="Heading 2"/>
+    <w:basedOn w:val="Normal"/>
+    <w:next w:val="Normal"/>
+    <w:qFormat/>
+    <w:pPr>
+      <w:spacing w:after="40" w:before="220"/>
+    </w:pPr>
+    <w:rPr>
+      <w:rFonts w:ascii="Phetsarath OT" w:cs="Phetsarath OT" w:eastAsia="Phetsarath OT" w:hAnsi="Phetsarath OT"/>
+      <w:b/>
+      <w:bCs/>
+      <w:color w:val="274B78"/>
+      <w:sz w:val="24"/>
+      <w:szCs w:val="24"/>
+    </w:rPr>
+  </w:style>
+  <w:style w:type="paragraph" w:styleId="Heading3">
+    <w:name w:val="Heading 3"/>
+    <w:basedOn w:val="Normal"/>
+    <w:next w:val="Normal"/>
+    <w:qFormat/>
+    <w:pPr>
+      <w:spacing w:after="30" w:before="150"/>
+    </w:pPr>
+    <w:rPr>
+      <w:rFonts w:ascii="Phetsarath OT" w:cs="Phetsarath OT" w:eastAsia="Phetsarath OT" w:hAnsi="Phetsarath OT"/>
+      <w:b/>
+      <w:bCs/>
+      <w:color w:val="1A2230"/>
+      <w:sz w:val="21"/>
+      <w:szCs w:val="21"/>
+    </w:rPr>
+  </w:style>
 </w:styles>
 </file>